--- a/Laravel/Laravel-notes-from-docs/Laravel-Notes-02.docx
+++ b/Laravel/Laravel-notes-from-docs/Laravel-Notes-02.docx
@@ -854,6 +854,7 @@
       <w:r>
         <w:rPr>
           <w:rFonts w:ascii="Sakkal Majalla" w:hAnsi="Sakkal Majalla" w:cs="Sakkal Majalla"/>
+          <w:noProof/>
           <w:sz w:val="28"/>
           <w:szCs w:val="28"/>
         </w:rPr>
@@ -923,6 +924,7 @@
       <w:r>
         <w:rPr>
           <w:rFonts w:ascii="Sakkal Majalla" w:hAnsi="Sakkal Majalla" w:cs="Sakkal Majalla"/>
+          <w:noProof/>
           <w:sz w:val="28"/>
           <w:szCs w:val="28"/>
         </w:rPr>
@@ -1125,6 +1127,7 @@
       <w:r>
         <w:rPr>
           <w:rFonts w:ascii="Sakkal Majalla" w:hAnsi="Sakkal Majalla" w:cs="Sakkal Majalla"/>
+          <w:noProof/>
           <w:sz w:val="28"/>
           <w:szCs w:val="28"/>
         </w:rPr>
@@ -1195,6 +1198,7 @@
       <w:r>
         <w:rPr>
           <w:rFonts w:ascii="Sakkal Majalla" w:hAnsi="Sakkal Majalla" w:cs="Sakkal Majalla"/>
+          <w:noProof/>
           <w:sz w:val="28"/>
           <w:szCs w:val="28"/>
         </w:rPr>
@@ -1574,6 +1578,7 @@
       <w:r>
         <w:rPr>
           <w:rFonts w:ascii="Sakkal Majalla" w:hAnsi="Sakkal Majalla" w:cs="Sakkal Majalla"/>
+          <w:noProof/>
           <w:sz w:val="28"/>
           <w:szCs w:val="28"/>
         </w:rPr>
@@ -1631,6 +1636,888 @@
         </w:rPr>
         <w:t>*********************************************************</w:t>
       </w:r>
+    </w:p>
+    <w:p>
+      <w:pPr>
+        <w:rPr>
+          <w:rFonts w:ascii="Sakkal Majalla" w:hAnsi="Sakkal Majalla" w:cs="Sakkal Majalla"/>
+          <w:sz w:val="28"/>
+          <w:szCs w:val="28"/>
+        </w:rPr>
+      </w:pPr>
+      <w:r>
+        <w:rPr>
+          <w:rFonts w:ascii="Sakkal Majalla" w:hAnsi="Sakkal Majalla" w:cs="Sakkal Majalla"/>
+          <w:sz w:val="28"/>
+          <w:szCs w:val="28"/>
+        </w:rPr>
+        <w:lastRenderedPageBreak/>
+        <w:t xml:space="preserve">Here we have different results when running the application using: </w:t>
+      </w:r>
+      <w:proofErr w:type="gramStart"/>
+      <w:r>
+        <w:rPr>
+          <w:rFonts w:ascii="Sakkal Majalla" w:hAnsi="Sakkal Majalla" w:cs="Sakkal Majalla"/>
+          <w:b/>
+          <w:bCs/>
+          <w:color w:val="8DD873" w:themeColor="accent6" w:themeTint="99"/>
+          <w:sz w:val="28"/>
+          <w:szCs w:val="28"/>
+        </w:rPr>
+        <w:t>octane:start</w:t>
+      </w:r>
+      <w:proofErr w:type="gramEnd"/>
+      <w:r>
+        <w:rPr>
+          <w:rFonts w:ascii="Sakkal Majalla" w:hAnsi="Sakkal Majalla" w:cs="Sakkal Majalla"/>
+          <w:color w:val="8DD873" w:themeColor="accent6" w:themeTint="99"/>
+          <w:sz w:val="28"/>
+          <w:szCs w:val="28"/>
+        </w:rPr>
+        <w:t xml:space="preserve"> </w:t>
+      </w:r>
+      <w:r>
+        <w:rPr>
+          <w:rFonts w:ascii="Sakkal Majalla" w:hAnsi="Sakkal Majalla" w:cs="Sakkal Majalla"/>
+          <w:sz w:val="28"/>
+          <w:szCs w:val="28"/>
+        </w:rPr>
+        <w:t xml:space="preserve">OR </w:t>
+      </w:r>
+      <w:r>
+        <w:rPr>
+          <w:rFonts w:ascii="Sakkal Majalla" w:hAnsi="Sakkal Majalla" w:cs="Sakkal Majalla"/>
+          <w:b/>
+          <w:bCs/>
+          <w:color w:val="8DD873" w:themeColor="accent6" w:themeTint="99"/>
+          <w:sz w:val="28"/>
+          <w:szCs w:val="28"/>
+        </w:rPr>
+        <w:t>artisan serve</w:t>
+      </w:r>
+    </w:p>
+    <w:p>
+      <w:pPr>
+        <w:shd w:val="clear" w:color="auto" w:fill="FFFFFF"/>
+        <w:spacing w:after="0" w:line="285" w:lineRule="atLeast"/>
+        <w:rPr>
+          <w:rFonts w:ascii="Consolas" w:eastAsia="Times New Roman" w:hAnsi="Consolas" w:cs="Times New Roman"/>
+          <w:color w:val="3B3B3B"/>
+          <w:kern w:val="0"/>
+          <w:sz w:val="21"/>
+          <w:szCs w:val="21"/>
+          <w14:ligatures w14:val="none"/>
+        </w:rPr>
+      </w:pPr>
+      <w:r>
+        <w:rPr>
+          <w:rFonts w:ascii="Consolas" w:eastAsia="Times New Roman" w:hAnsi="Consolas" w:cs="Times New Roman"/>
+          <w:color w:val="001080"/>
+          <w:kern w:val="0"/>
+          <w:sz w:val="21"/>
+          <w:szCs w:val="21"/>
+          <w14:ligatures w14:val="none"/>
+        </w:rPr>
+        <w:t>$myStartTime</w:t>
+      </w:r>
+      <w:r>
+        <w:rPr>
+          <w:rFonts w:ascii="Consolas" w:eastAsia="Times New Roman" w:hAnsi="Consolas" w:cs="Times New Roman"/>
+          <w:color w:val="000000"/>
+          <w:kern w:val="0"/>
+          <w:sz w:val="21"/>
+          <w:szCs w:val="21"/>
+          <w14:ligatures w14:val="none"/>
+        </w:rPr>
+        <w:t xml:space="preserve"> = </w:t>
+      </w:r>
+      <w:r>
+        <w:rPr>
+          <w:rFonts w:ascii="Consolas" w:eastAsia="Times New Roman" w:hAnsi="Consolas" w:cs="Times New Roman"/>
+          <w:color w:val="795E26"/>
+          <w:kern w:val="0"/>
+          <w:sz w:val="21"/>
+          <w:szCs w:val="21"/>
+          <w14:ligatures w14:val="none"/>
+        </w:rPr>
+        <w:t>microtime</w:t>
+      </w:r>
+      <w:r>
+        <w:rPr>
+          <w:rFonts w:ascii="Consolas" w:eastAsia="Times New Roman" w:hAnsi="Consolas" w:cs="Times New Roman"/>
+          <w:color w:val="000000"/>
+          <w:kern w:val="0"/>
+          <w:sz w:val="21"/>
+          <w:szCs w:val="21"/>
+          <w14:ligatures w14:val="none"/>
+        </w:rPr>
+        <w:t>(</w:t>
+      </w:r>
+      <w:r>
+        <w:rPr>
+          <w:rFonts w:ascii="Consolas" w:eastAsia="Times New Roman" w:hAnsi="Consolas" w:cs="Times New Roman"/>
+          <w:color w:val="0000FF"/>
+          <w:kern w:val="0"/>
+          <w:sz w:val="21"/>
+          <w:szCs w:val="21"/>
+          <w14:ligatures w14:val="none"/>
+        </w:rPr>
+        <w:t>true</w:t>
+      </w:r>
+      <w:r>
+        <w:rPr>
+          <w:rFonts w:ascii="Consolas" w:eastAsia="Times New Roman" w:hAnsi="Consolas" w:cs="Times New Roman"/>
+          <w:color w:val="000000"/>
+          <w:kern w:val="0"/>
+          <w:sz w:val="21"/>
+          <w:szCs w:val="21"/>
+          <w14:ligatures w14:val="none"/>
+        </w:rPr>
+        <w:t>);</w:t>
+      </w:r>
+    </w:p>
+    <w:p>
+      <w:pPr>
+        <w:shd w:val="clear" w:color="auto" w:fill="FFFFFF"/>
+        <w:spacing w:after="0" w:line="285" w:lineRule="atLeast"/>
+        <w:rPr>
+          <w:rFonts w:ascii="Consolas" w:eastAsia="Times New Roman" w:hAnsi="Consolas" w:cs="Times New Roman"/>
+          <w:color w:val="3B3B3B"/>
+          <w:kern w:val="0"/>
+          <w:sz w:val="21"/>
+          <w:szCs w:val="21"/>
+          <w14:ligatures w14:val="none"/>
+        </w:rPr>
+      </w:pPr>
+      <w:proofErr w:type="gramStart"/>
+      <w:r>
+        <w:rPr>
+          <w:rFonts w:ascii="Consolas" w:eastAsia="Times New Roman" w:hAnsi="Consolas" w:cs="Times New Roman"/>
+          <w:color w:val="267F99"/>
+          <w:kern w:val="0"/>
+          <w:sz w:val="21"/>
+          <w:szCs w:val="21"/>
+          <w14:ligatures w14:val="none"/>
+        </w:rPr>
+        <w:t>Route</w:t>
+      </w:r>
+      <w:r>
+        <w:rPr>
+          <w:rFonts w:ascii="Consolas" w:eastAsia="Times New Roman" w:hAnsi="Consolas" w:cs="Times New Roman"/>
+          <w:color w:val="000000"/>
+          <w:kern w:val="0"/>
+          <w:sz w:val="21"/>
+          <w:szCs w:val="21"/>
+          <w14:ligatures w14:val="none"/>
+        </w:rPr>
+        <w:t>::</w:t>
+      </w:r>
+      <w:r>
+        <w:rPr>
+          <w:rFonts w:ascii="Consolas" w:eastAsia="Times New Roman" w:hAnsi="Consolas" w:cs="Times New Roman"/>
+          <w:color w:val="795E26"/>
+          <w:kern w:val="0"/>
+          <w:sz w:val="21"/>
+          <w:szCs w:val="21"/>
+          <w14:ligatures w14:val="none"/>
+        </w:rPr>
+        <w:t>get</w:t>
+      </w:r>
+      <w:r>
+        <w:rPr>
+          <w:rFonts w:ascii="Consolas" w:eastAsia="Times New Roman" w:hAnsi="Consolas" w:cs="Times New Roman"/>
+          <w:color w:val="000000"/>
+          <w:kern w:val="0"/>
+          <w:sz w:val="21"/>
+          <w:szCs w:val="21"/>
+          <w14:ligatures w14:val="none"/>
+        </w:rPr>
+        <w:t>(</w:t>
+      </w:r>
+      <w:proofErr w:type="gramEnd"/>
+      <w:r>
+        <w:rPr>
+          <w:rFonts w:ascii="Consolas" w:eastAsia="Times New Roman" w:hAnsi="Consolas" w:cs="Times New Roman"/>
+          <w:color w:val="A31515"/>
+          <w:kern w:val="0"/>
+          <w:sz w:val="21"/>
+          <w:szCs w:val="21"/>
+          <w14:ligatures w14:val="none"/>
+        </w:rPr>
+        <w:t>'/'</w:t>
+      </w:r>
+      <w:r>
+        <w:rPr>
+          <w:rFonts w:ascii="Consolas" w:eastAsia="Times New Roman" w:hAnsi="Consolas" w:cs="Times New Roman"/>
+          <w:color w:val="000000"/>
+          <w:kern w:val="0"/>
+          <w:sz w:val="21"/>
+          <w:szCs w:val="21"/>
+          <w14:ligatures w14:val="none"/>
+        </w:rPr>
+        <w:t xml:space="preserve">, </w:t>
+      </w:r>
+      <w:r>
+        <w:rPr>
+          <w:rFonts w:ascii="Consolas" w:eastAsia="Times New Roman" w:hAnsi="Consolas" w:cs="Times New Roman"/>
+          <w:color w:val="0000FF"/>
+          <w:kern w:val="0"/>
+          <w:sz w:val="21"/>
+          <w:szCs w:val="21"/>
+          <w14:ligatures w14:val="none"/>
+        </w:rPr>
+        <w:t>function</w:t>
+      </w:r>
+      <w:r>
+        <w:rPr>
+          <w:rFonts w:ascii="Consolas" w:eastAsia="Times New Roman" w:hAnsi="Consolas" w:cs="Times New Roman"/>
+          <w:color w:val="000000"/>
+          <w:kern w:val="0"/>
+          <w:sz w:val="21"/>
+          <w:szCs w:val="21"/>
+          <w14:ligatures w14:val="none"/>
+        </w:rPr>
+        <w:t xml:space="preserve"> () </w:t>
+      </w:r>
+      <w:r>
+        <w:rPr>
+          <w:rFonts w:ascii="Consolas" w:eastAsia="Times New Roman" w:hAnsi="Consolas" w:cs="Times New Roman"/>
+          <w:color w:val="0000FF"/>
+          <w:kern w:val="0"/>
+          <w:sz w:val="21"/>
+          <w:szCs w:val="21"/>
+          <w14:ligatures w14:val="none"/>
+        </w:rPr>
+        <w:t>use</w:t>
+      </w:r>
+      <w:r>
+        <w:rPr>
+          <w:rFonts w:ascii="Consolas" w:eastAsia="Times New Roman" w:hAnsi="Consolas" w:cs="Times New Roman"/>
+          <w:color w:val="000000"/>
+          <w:kern w:val="0"/>
+          <w:sz w:val="21"/>
+          <w:szCs w:val="21"/>
+          <w14:ligatures w14:val="none"/>
+        </w:rPr>
+        <w:t>(</w:t>
+      </w:r>
+      <w:r>
+        <w:rPr>
+          <w:rFonts w:ascii="Consolas" w:eastAsia="Times New Roman" w:hAnsi="Consolas" w:cs="Times New Roman"/>
+          <w:color w:val="001080"/>
+          <w:kern w:val="0"/>
+          <w:sz w:val="21"/>
+          <w:szCs w:val="21"/>
+          <w14:ligatures w14:val="none"/>
+        </w:rPr>
+        <w:t>$myStartTime</w:t>
+      </w:r>
+      <w:r>
+        <w:rPr>
+          <w:rFonts w:ascii="Consolas" w:eastAsia="Times New Roman" w:hAnsi="Consolas" w:cs="Times New Roman"/>
+          <w:color w:val="000000"/>
+          <w:kern w:val="0"/>
+          <w:sz w:val="21"/>
+          <w:szCs w:val="21"/>
+          <w14:ligatures w14:val="none"/>
+        </w:rPr>
+        <w:t>) {</w:t>
+      </w:r>
+    </w:p>
+    <w:p>
+      <w:pPr>
+        <w:shd w:val="clear" w:color="auto" w:fill="FFFFFF"/>
+        <w:spacing w:after="0" w:line="285" w:lineRule="atLeast"/>
+        <w:rPr>
+          <w:rFonts w:ascii="Consolas" w:eastAsia="Times New Roman" w:hAnsi="Consolas" w:cs="Times New Roman"/>
+          <w:color w:val="3B3B3B"/>
+          <w:kern w:val="0"/>
+          <w:sz w:val="21"/>
+          <w:szCs w:val="21"/>
+          <w14:ligatures w14:val="none"/>
+        </w:rPr>
+      </w:pPr>
+      <w:r>
+        <w:rPr>
+          <w:rFonts w:ascii="Consolas" w:eastAsia="Times New Roman" w:hAnsi="Consolas" w:cs="Times New Roman"/>
+          <w:color w:val="000000"/>
+          <w:kern w:val="0"/>
+          <w:sz w:val="21"/>
+          <w:szCs w:val="21"/>
+          <w14:ligatures w14:val="none"/>
+        </w:rPr>
+        <w:t xml:space="preserve">    </w:t>
+      </w:r>
+      <w:r>
+        <w:rPr>
+          <w:rFonts w:ascii="Consolas" w:eastAsia="Times New Roman" w:hAnsi="Consolas" w:cs="Times New Roman"/>
+          <w:color w:val="001080"/>
+          <w:kern w:val="0"/>
+          <w:sz w:val="21"/>
+          <w:szCs w:val="21"/>
+          <w14:ligatures w14:val="none"/>
+        </w:rPr>
+        <w:t>$myLocalStartTime</w:t>
+      </w:r>
+      <w:r>
+        <w:rPr>
+          <w:rFonts w:ascii="Consolas" w:eastAsia="Times New Roman" w:hAnsi="Consolas" w:cs="Times New Roman"/>
+          <w:color w:val="000000"/>
+          <w:kern w:val="0"/>
+          <w:sz w:val="21"/>
+          <w:szCs w:val="21"/>
+          <w14:ligatures w14:val="none"/>
+        </w:rPr>
+        <w:t xml:space="preserve"> = </w:t>
+      </w:r>
+      <w:r>
+        <w:rPr>
+          <w:rFonts w:ascii="Consolas" w:eastAsia="Times New Roman" w:hAnsi="Consolas" w:cs="Times New Roman"/>
+          <w:color w:val="795E26"/>
+          <w:kern w:val="0"/>
+          <w:sz w:val="21"/>
+          <w:szCs w:val="21"/>
+          <w14:ligatures w14:val="none"/>
+        </w:rPr>
+        <w:t>microtime</w:t>
+      </w:r>
+      <w:r>
+        <w:rPr>
+          <w:rFonts w:ascii="Consolas" w:eastAsia="Times New Roman" w:hAnsi="Consolas" w:cs="Times New Roman"/>
+          <w:color w:val="000000"/>
+          <w:kern w:val="0"/>
+          <w:sz w:val="21"/>
+          <w:szCs w:val="21"/>
+          <w14:ligatures w14:val="none"/>
+        </w:rPr>
+        <w:t>(</w:t>
+      </w:r>
+      <w:r>
+        <w:rPr>
+          <w:rFonts w:ascii="Consolas" w:eastAsia="Times New Roman" w:hAnsi="Consolas" w:cs="Times New Roman"/>
+          <w:color w:val="0000FF"/>
+          <w:kern w:val="0"/>
+          <w:sz w:val="21"/>
+          <w:szCs w:val="21"/>
+          <w14:ligatures w14:val="none"/>
+        </w:rPr>
+        <w:t>true</w:t>
+      </w:r>
+      <w:r>
+        <w:rPr>
+          <w:rFonts w:ascii="Consolas" w:eastAsia="Times New Roman" w:hAnsi="Consolas" w:cs="Times New Roman"/>
+          <w:color w:val="000000"/>
+          <w:kern w:val="0"/>
+          <w:sz w:val="21"/>
+          <w:szCs w:val="21"/>
+          <w14:ligatures w14:val="none"/>
+        </w:rPr>
+        <w:t>);</w:t>
+      </w:r>
+    </w:p>
+    <w:p>
+      <w:pPr>
+        <w:shd w:val="clear" w:color="auto" w:fill="FFFFFF"/>
+        <w:spacing w:after="0" w:line="285" w:lineRule="atLeast"/>
+        <w:rPr>
+          <w:rFonts w:ascii="Consolas" w:eastAsia="Times New Roman" w:hAnsi="Consolas" w:cs="Times New Roman"/>
+          <w:color w:val="3B3B3B"/>
+          <w:kern w:val="0"/>
+          <w:sz w:val="21"/>
+          <w:szCs w:val="21"/>
+          <w14:ligatures w14:val="none"/>
+        </w:rPr>
+      </w:pPr>
+      <w:r>
+        <w:rPr>
+          <w:rFonts w:ascii="Consolas" w:eastAsia="Times New Roman" w:hAnsi="Consolas" w:cs="Times New Roman"/>
+          <w:color w:val="000000"/>
+          <w:kern w:val="0"/>
+          <w:sz w:val="21"/>
+          <w:szCs w:val="21"/>
+          <w14:ligatures w14:val="none"/>
+        </w:rPr>
+        <w:t xml:space="preserve">    </w:t>
+      </w:r>
+      <w:r>
+        <w:rPr>
+          <w:rFonts w:ascii="Consolas" w:eastAsia="Times New Roman" w:hAnsi="Consolas" w:cs="Times New Roman"/>
+          <w:color w:val="AF00DB"/>
+          <w:kern w:val="0"/>
+          <w:sz w:val="21"/>
+          <w:szCs w:val="21"/>
+          <w14:ligatures w14:val="none"/>
+        </w:rPr>
+        <w:t>return</w:t>
+      </w:r>
+      <w:r>
+        <w:rPr>
+          <w:rFonts w:ascii="Consolas" w:eastAsia="Times New Roman" w:hAnsi="Consolas" w:cs="Times New Roman"/>
+          <w:color w:val="000000"/>
+          <w:kern w:val="0"/>
+          <w:sz w:val="21"/>
+          <w:szCs w:val="21"/>
+          <w14:ligatures w14:val="none"/>
+        </w:rPr>
+        <w:t xml:space="preserve"> </w:t>
+      </w:r>
+      <w:proofErr w:type="gramStart"/>
+      <w:r>
+        <w:rPr>
+          <w:rFonts w:ascii="Consolas" w:eastAsia="Times New Roman" w:hAnsi="Consolas" w:cs="Times New Roman"/>
+          <w:color w:val="267F99"/>
+          <w:kern w:val="0"/>
+          <w:sz w:val="21"/>
+          <w:szCs w:val="21"/>
+          <w14:ligatures w14:val="none"/>
+        </w:rPr>
+        <w:t>DateTime</w:t>
+      </w:r>
+      <w:r>
+        <w:rPr>
+          <w:rFonts w:ascii="Consolas" w:eastAsia="Times New Roman" w:hAnsi="Consolas" w:cs="Times New Roman"/>
+          <w:color w:val="000000"/>
+          <w:kern w:val="0"/>
+          <w:sz w:val="21"/>
+          <w:szCs w:val="21"/>
+          <w14:ligatures w14:val="none"/>
+        </w:rPr>
+        <w:t>::</w:t>
+      </w:r>
+      <w:r>
+        <w:rPr>
+          <w:rFonts w:ascii="Consolas" w:eastAsia="Times New Roman" w:hAnsi="Consolas" w:cs="Times New Roman"/>
+          <w:color w:val="795E26"/>
+          <w:kern w:val="0"/>
+          <w:sz w:val="21"/>
+          <w:szCs w:val="21"/>
+          <w14:ligatures w14:val="none"/>
+        </w:rPr>
+        <w:t>createFromFormat</w:t>
+      </w:r>
+      <w:r>
+        <w:rPr>
+          <w:rFonts w:ascii="Consolas" w:eastAsia="Times New Roman" w:hAnsi="Consolas" w:cs="Times New Roman"/>
+          <w:color w:val="000000"/>
+          <w:kern w:val="0"/>
+          <w:sz w:val="21"/>
+          <w:szCs w:val="21"/>
+          <w14:ligatures w14:val="none"/>
+        </w:rPr>
+        <w:t>(</w:t>
+      </w:r>
+      <w:proofErr w:type="gramEnd"/>
+      <w:r>
+        <w:rPr>
+          <w:rFonts w:ascii="Consolas" w:eastAsia="Times New Roman" w:hAnsi="Consolas" w:cs="Times New Roman"/>
+          <w:color w:val="A31515"/>
+          <w:kern w:val="0"/>
+          <w:sz w:val="21"/>
+          <w:szCs w:val="21"/>
+          <w14:ligatures w14:val="none"/>
+        </w:rPr>
+        <w:t>'</w:t>
+      </w:r>
+      <w:proofErr w:type="gramStart"/>
+      <w:r>
+        <w:rPr>
+          <w:rFonts w:ascii="Consolas" w:eastAsia="Times New Roman" w:hAnsi="Consolas" w:cs="Times New Roman"/>
+          <w:color w:val="A31515"/>
+          <w:kern w:val="0"/>
+          <w:sz w:val="21"/>
+          <w:szCs w:val="21"/>
+          <w14:ligatures w14:val="none"/>
+        </w:rPr>
+        <w:t>U.u</w:t>
+      </w:r>
+      <w:proofErr w:type="gramEnd"/>
+      <w:r>
+        <w:rPr>
+          <w:rFonts w:ascii="Consolas" w:eastAsia="Times New Roman" w:hAnsi="Consolas" w:cs="Times New Roman"/>
+          <w:color w:val="A31515"/>
+          <w:kern w:val="0"/>
+          <w:sz w:val="21"/>
+          <w:szCs w:val="21"/>
+          <w14:ligatures w14:val="none"/>
+        </w:rPr>
+        <w:t>'</w:t>
+      </w:r>
+      <w:r>
+        <w:rPr>
+          <w:rFonts w:ascii="Consolas" w:eastAsia="Times New Roman" w:hAnsi="Consolas" w:cs="Times New Roman"/>
+          <w:color w:val="000000"/>
+          <w:kern w:val="0"/>
+          <w:sz w:val="21"/>
+          <w:szCs w:val="21"/>
+          <w14:ligatures w14:val="none"/>
+        </w:rPr>
+        <w:t xml:space="preserve">, </w:t>
+      </w:r>
+      <w:r>
+        <w:rPr>
+          <w:rFonts w:ascii="Consolas" w:eastAsia="Times New Roman" w:hAnsi="Consolas" w:cs="Times New Roman"/>
+          <w:color w:val="001080"/>
+          <w:kern w:val="0"/>
+          <w:sz w:val="21"/>
+          <w:szCs w:val="21"/>
+          <w14:ligatures w14:val="none"/>
+        </w:rPr>
+        <w:t>$myStartTime</w:t>
+      </w:r>
+      <w:r>
+        <w:rPr>
+          <w:rFonts w:ascii="Consolas" w:eastAsia="Times New Roman" w:hAnsi="Consolas" w:cs="Times New Roman"/>
+          <w:color w:val="000000"/>
+          <w:kern w:val="0"/>
+          <w:sz w:val="21"/>
+          <w:szCs w:val="21"/>
+          <w14:ligatures w14:val="none"/>
+        </w:rPr>
+        <w:t>)-&gt;</w:t>
+      </w:r>
+      <w:proofErr w:type="gramStart"/>
+      <w:r>
+        <w:rPr>
+          <w:rFonts w:ascii="Consolas" w:eastAsia="Times New Roman" w:hAnsi="Consolas" w:cs="Times New Roman"/>
+          <w:color w:val="795E26"/>
+          <w:kern w:val="0"/>
+          <w:sz w:val="21"/>
+          <w:szCs w:val="21"/>
+          <w14:ligatures w14:val="none"/>
+        </w:rPr>
+        <w:t>format</w:t>
+      </w:r>
+      <w:r>
+        <w:rPr>
+          <w:rFonts w:ascii="Consolas" w:eastAsia="Times New Roman" w:hAnsi="Consolas" w:cs="Times New Roman"/>
+          <w:color w:val="000000"/>
+          <w:kern w:val="0"/>
+          <w:sz w:val="21"/>
+          <w:szCs w:val="21"/>
+          <w14:ligatures w14:val="none"/>
+        </w:rPr>
+        <w:t>(</w:t>
+      </w:r>
+      <w:proofErr w:type="gramEnd"/>
+      <w:r>
+        <w:rPr>
+          <w:rFonts w:ascii="Consolas" w:eastAsia="Times New Roman" w:hAnsi="Consolas" w:cs="Times New Roman"/>
+          <w:color w:val="A31515"/>
+          <w:kern w:val="0"/>
+          <w:sz w:val="21"/>
+          <w:szCs w:val="21"/>
+          <w14:ligatures w14:val="none"/>
+        </w:rPr>
+        <w:t>"r (u)"</w:t>
+      </w:r>
+      <w:proofErr w:type="gramStart"/>
+      <w:r>
+        <w:rPr>
+          <w:rFonts w:ascii="Consolas" w:eastAsia="Times New Roman" w:hAnsi="Consolas" w:cs="Times New Roman"/>
+          <w:color w:val="000000"/>
+          <w:kern w:val="0"/>
+          <w:sz w:val="21"/>
+          <w:szCs w:val="21"/>
+          <w14:ligatures w14:val="none"/>
+        </w:rPr>
+        <w:t>) .</w:t>
+      </w:r>
+      <w:proofErr w:type="gramEnd"/>
+      <w:r>
+        <w:rPr>
+          <w:rFonts w:ascii="Consolas" w:eastAsia="Times New Roman" w:hAnsi="Consolas" w:cs="Times New Roman"/>
+          <w:color w:val="000000"/>
+          <w:kern w:val="0"/>
+          <w:sz w:val="21"/>
+          <w:szCs w:val="21"/>
+          <w14:ligatures w14:val="none"/>
+        </w:rPr>
+        <w:t xml:space="preserve"> </w:t>
+      </w:r>
+    </w:p>
+    <w:p>
+      <w:pPr>
+        <w:shd w:val="clear" w:color="auto" w:fill="FFFFFF"/>
+        <w:spacing w:after="0" w:line="285" w:lineRule="atLeast"/>
+        <w:rPr>
+          <w:rFonts w:ascii="Consolas" w:eastAsia="Times New Roman" w:hAnsi="Consolas" w:cs="Times New Roman"/>
+          <w:color w:val="3B3B3B"/>
+          <w:kern w:val="0"/>
+          <w:sz w:val="21"/>
+          <w:szCs w:val="21"/>
+          <w14:ligatures w14:val="none"/>
+        </w:rPr>
+      </w:pPr>
+      <w:r>
+        <w:rPr>
+          <w:rFonts w:ascii="Consolas" w:eastAsia="Times New Roman" w:hAnsi="Consolas" w:cs="Times New Roman"/>
+          <w:color w:val="000000"/>
+          <w:kern w:val="0"/>
+          <w:sz w:val="21"/>
+          <w:szCs w:val="21"/>
+          <w14:ligatures w14:val="none"/>
+        </w:rPr>
+        <w:t xml:space="preserve">    </w:t>
+      </w:r>
+      <w:r>
+        <w:rPr>
+          <w:rFonts w:ascii="Consolas" w:eastAsia="Times New Roman" w:hAnsi="Consolas" w:cs="Times New Roman"/>
+          <w:color w:val="A31515"/>
+          <w:kern w:val="0"/>
+          <w:sz w:val="21"/>
+          <w:szCs w:val="21"/>
+          <w14:ligatures w14:val="none"/>
+        </w:rPr>
+        <w:t>" - "</w:t>
+      </w:r>
+      <w:r>
+        <w:rPr>
+          <w:rFonts w:ascii="Consolas" w:eastAsia="Times New Roman" w:hAnsi="Consolas" w:cs="Times New Roman"/>
+          <w:color w:val="000000"/>
+          <w:kern w:val="0"/>
+          <w:sz w:val="21"/>
+          <w:szCs w:val="21"/>
+          <w14:ligatures w14:val="none"/>
+        </w:rPr>
+        <w:t xml:space="preserve"> . </w:t>
+      </w:r>
+    </w:p>
+    <w:p>
+      <w:pPr>
+        <w:shd w:val="clear" w:color="auto" w:fill="FFFFFF"/>
+        <w:spacing w:after="0" w:line="285" w:lineRule="atLeast"/>
+        <w:rPr>
+          <w:rFonts w:ascii="Consolas" w:eastAsia="Times New Roman" w:hAnsi="Consolas" w:cs="Times New Roman"/>
+          <w:color w:val="3B3B3B"/>
+          <w:kern w:val="0"/>
+          <w:sz w:val="21"/>
+          <w:szCs w:val="21"/>
+          <w14:ligatures w14:val="none"/>
+        </w:rPr>
+      </w:pPr>
+      <w:r>
+        <w:rPr>
+          <w:rFonts w:ascii="Consolas" w:eastAsia="Times New Roman" w:hAnsi="Consolas" w:cs="Times New Roman"/>
+          <w:color w:val="000000"/>
+          <w:kern w:val="0"/>
+          <w:sz w:val="21"/>
+          <w:szCs w:val="21"/>
+          <w14:ligatures w14:val="none"/>
+        </w:rPr>
+        <w:t xml:space="preserve">    </w:t>
+      </w:r>
+      <w:proofErr w:type="gramStart"/>
+      <w:r>
+        <w:rPr>
+          <w:rFonts w:ascii="Consolas" w:eastAsia="Times New Roman" w:hAnsi="Consolas" w:cs="Times New Roman"/>
+          <w:color w:val="267F99"/>
+          <w:kern w:val="0"/>
+          <w:sz w:val="21"/>
+          <w:szCs w:val="21"/>
+          <w14:ligatures w14:val="none"/>
+        </w:rPr>
+        <w:t>DateTime</w:t>
+      </w:r>
+      <w:r>
+        <w:rPr>
+          <w:rFonts w:ascii="Consolas" w:eastAsia="Times New Roman" w:hAnsi="Consolas" w:cs="Times New Roman"/>
+          <w:color w:val="000000"/>
+          <w:kern w:val="0"/>
+          <w:sz w:val="21"/>
+          <w:szCs w:val="21"/>
+          <w14:ligatures w14:val="none"/>
+        </w:rPr>
+        <w:t>::</w:t>
+      </w:r>
+      <w:r>
+        <w:rPr>
+          <w:rFonts w:ascii="Consolas" w:eastAsia="Times New Roman" w:hAnsi="Consolas" w:cs="Times New Roman"/>
+          <w:color w:val="795E26"/>
+          <w:kern w:val="0"/>
+          <w:sz w:val="21"/>
+          <w:szCs w:val="21"/>
+          <w14:ligatures w14:val="none"/>
+        </w:rPr>
+        <w:t>createFromFormat</w:t>
+      </w:r>
+      <w:r>
+        <w:rPr>
+          <w:rFonts w:ascii="Consolas" w:eastAsia="Times New Roman" w:hAnsi="Consolas" w:cs="Times New Roman"/>
+          <w:color w:val="000000"/>
+          <w:kern w:val="0"/>
+          <w:sz w:val="21"/>
+          <w:szCs w:val="21"/>
+          <w14:ligatures w14:val="none"/>
+        </w:rPr>
+        <w:t>(</w:t>
+      </w:r>
+      <w:proofErr w:type="gramEnd"/>
+      <w:r>
+        <w:rPr>
+          <w:rFonts w:ascii="Consolas" w:eastAsia="Times New Roman" w:hAnsi="Consolas" w:cs="Times New Roman"/>
+          <w:color w:val="A31515"/>
+          <w:kern w:val="0"/>
+          <w:sz w:val="21"/>
+          <w:szCs w:val="21"/>
+          <w14:ligatures w14:val="none"/>
+        </w:rPr>
+        <w:t>'</w:t>
+      </w:r>
+      <w:proofErr w:type="gramStart"/>
+      <w:r>
+        <w:rPr>
+          <w:rFonts w:ascii="Consolas" w:eastAsia="Times New Roman" w:hAnsi="Consolas" w:cs="Times New Roman"/>
+          <w:color w:val="A31515"/>
+          <w:kern w:val="0"/>
+          <w:sz w:val="21"/>
+          <w:szCs w:val="21"/>
+          <w14:ligatures w14:val="none"/>
+        </w:rPr>
+        <w:t>U.u</w:t>
+      </w:r>
+      <w:proofErr w:type="gramEnd"/>
+      <w:r>
+        <w:rPr>
+          <w:rFonts w:ascii="Consolas" w:eastAsia="Times New Roman" w:hAnsi="Consolas" w:cs="Times New Roman"/>
+          <w:color w:val="A31515"/>
+          <w:kern w:val="0"/>
+          <w:sz w:val="21"/>
+          <w:szCs w:val="21"/>
+          <w14:ligatures w14:val="none"/>
+        </w:rPr>
+        <w:t>'</w:t>
+      </w:r>
+      <w:r>
+        <w:rPr>
+          <w:rFonts w:ascii="Consolas" w:eastAsia="Times New Roman" w:hAnsi="Consolas" w:cs="Times New Roman"/>
+          <w:color w:val="000000"/>
+          <w:kern w:val="0"/>
+          <w:sz w:val="21"/>
+          <w:szCs w:val="21"/>
+          <w14:ligatures w14:val="none"/>
+        </w:rPr>
+        <w:t xml:space="preserve">, </w:t>
+      </w:r>
+      <w:r>
+        <w:rPr>
+          <w:rFonts w:ascii="Consolas" w:eastAsia="Times New Roman" w:hAnsi="Consolas" w:cs="Times New Roman"/>
+          <w:color w:val="001080"/>
+          <w:kern w:val="0"/>
+          <w:sz w:val="21"/>
+          <w:szCs w:val="21"/>
+          <w14:ligatures w14:val="none"/>
+        </w:rPr>
+        <w:t>$myLocalStartTime</w:t>
+      </w:r>
+      <w:r>
+        <w:rPr>
+          <w:rFonts w:ascii="Consolas" w:eastAsia="Times New Roman" w:hAnsi="Consolas" w:cs="Times New Roman"/>
+          <w:color w:val="000000"/>
+          <w:kern w:val="0"/>
+          <w:sz w:val="21"/>
+          <w:szCs w:val="21"/>
+          <w14:ligatures w14:val="none"/>
+        </w:rPr>
+        <w:t>)-&gt;</w:t>
+      </w:r>
+      <w:proofErr w:type="gramStart"/>
+      <w:r>
+        <w:rPr>
+          <w:rFonts w:ascii="Consolas" w:eastAsia="Times New Roman" w:hAnsi="Consolas" w:cs="Times New Roman"/>
+          <w:color w:val="795E26"/>
+          <w:kern w:val="0"/>
+          <w:sz w:val="21"/>
+          <w:szCs w:val="21"/>
+          <w14:ligatures w14:val="none"/>
+        </w:rPr>
+        <w:t>format</w:t>
+      </w:r>
+      <w:r>
+        <w:rPr>
+          <w:rFonts w:ascii="Consolas" w:eastAsia="Times New Roman" w:hAnsi="Consolas" w:cs="Times New Roman"/>
+          <w:color w:val="000000"/>
+          <w:kern w:val="0"/>
+          <w:sz w:val="21"/>
+          <w:szCs w:val="21"/>
+          <w14:ligatures w14:val="none"/>
+        </w:rPr>
+        <w:t>(</w:t>
+      </w:r>
+      <w:proofErr w:type="gramEnd"/>
+      <w:r>
+        <w:rPr>
+          <w:rFonts w:ascii="Consolas" w:eastAsia="Times New Roman" w:hAnsi="Consolas" w:cs="Times New Roman"/>
+          <w:color w:val="A31515"/>
+          <w:kern w:val="0"/>
+          <w:sz w:val="21"/>
+          <w:szCs w:val="21"/>
+          <w14:ligatures w14:val="none"/>
+        </w:rPr>
+        <w:t>"r (u)"</w:t>
+      </w:r>
+      <w:r>
+        <w:rPr>
+          <w:rFonts w:ascii="Consolas" w:eastAsia="Times New Roman" w:hAnsi="Consolas" w:cs="Times New Roman"/>
+          <w:color w:val="000000"/>
+          <w:kern w:val="0"/>
+          <w:sz w:val="21"/>
+          <w:szCs w:val="21"/>
+          <w14:ligatures w14:val="none"/>
+        </w:rPr>
+        <w:t>);</w:t>
+      </w:r>
+    </w:p>
+    <w:p>
+      <w:pPr>
+        <w:shd w:val="clear" w:color="auto" w:fill="FFFFFF"/>
+        <w:spacing w:after="0" w:line="285" w:lineRule="atLeast"/>
+        <w:rPr>
+          <w:rFonts w:ascii="Consolas" w:eastAsia="Times New Roman" w:hAnsi="Consolas" w:cs="Times New Roman"/>
+          <w:color w:val="3B3B3B"/>
+          <w:kern w:val="0"/>
+          <w:sz w:val="21"/>
+          <w:szCs w:val="21"/>
+          <w14:ligatures w14:val="none"/>
+        </w:rPr>
+      </w:pPr>
+      <w:r>
+        <w:rPr>
+          <w:rFonts w:ascii="Consolas" w:eastAsia="Times New Roman" w:hAnsi="Consolas" w:cs="Times New Roman"/>
+          <w:color w:val="000000"/>
+          <w:kern w:val="0"/>
+          <w:sz w:val="21"/>
+          <w:szCs w:val="21"/>
+          <w14:ligatures w14:val="none"/>
+        </w:rPr>
+        <w:t>});</w:t>
+      </w:r>
+    </w:p>
+    <w:p>
+      <w:pPr>
+        <w:ind w:left="720" w:firstLine="720"/>
+        <w:rPr>
+          <w:rFonts w:ascii="Sakkal Majalla" w:hAnsi="Sakkal Majalla" w:cs="Sakkal Majalla"/>
+          <w:sz w:val="28"/>
+          <w:szCs w:val="28"/>
+        </w:rPr>
+      </w:pPr>
+      <w:r>
+        <w:rPr>
+          <w:rFonts w:ascii="Sakkal Majalla" w:hAnsi="Sakkal Majalla" w:cs="Sakkal Majalla"/>
+          <w:sz w:val="28"/>
+          <w:szCs w:val="28"/>
+        </w:rPr>
+        <w:t>*********************************************************</w:t>
+      </w:r>
+    </w:p>
+    <w:p>
+      <w:pPr>
+        <w:rPr>
+          <w:rFonts w:ascii="Sakkal Majalla" w:hAnsi="Sakkal Majalla" w:cs="Sakkal Majalla"/>
+          <w:sz w:val="28"/>
+          <w:szCs w:val="28"/>
+        </w:rPr>
+      </w:pPr>
     </w:p>
     <w:sectPr>
       <w:pgSz w:w="12240" w:h="15840"/>
@@ -2042,7 +2929,7 @@
   <w:style w:type="paragraph" w:default="1" w:styleId="Normal">
     <w:name w:val="Normal"/>
     <w:qFormat/>
-    <w:rsid w:val="00970D39"/>
+    <w:rsid w:val="005F4DB0"/>
   </w:style>
   <w:style w:type="paragraph" w:styleId="Heading1">
     <w:name w:val="heading 1"/>

--- a/Laravel/Laravel-notes-from-docs/Laravel-Notes-02.docx
+++ b/Laravel/Laravel-notes-from-docs/Laravel-Notes-02.docx
@@ -2490,6 +2490,4168 @@
           <w14:ligatures w14:val="none"/>
         </w:rPr>
         <w:t>});</w:t>
+      </w:r>
+    </w:p>
+    <w:p>
+      <w:pPr>
+        <w:ind w:left="720" w:firstLine="720"/>
+        <w:rPr>
+          <w:rFonts w:ascii="Sakkal Majalla" w:hAnsi="Sakkal Majalla" w:cs="Sakkal Majalla"/>
+          <w:sz w:val="28"/>
+          <w:szCs w:val="28"/>
+        </w:rPr>
+      </w:pPr>
+      <w:r>
+        <w:rPr>
+          <w:rFonts w:ascii="Sakkal Majalla" w:hAnsi="Sakkal Majalla" w:cs="Sakkal Majalla"/>
+          <w:sz w:val="28"/>
+          <w:szCs w:val="28"/>
+        </w:rPr>
+        <w:t>*********************************************************</w:t>
+      </w:r>
+    </w:p>
+    <w:p>
+      <w:pPr>
+        <w:shd w:val="clear" w:color="auto" w:fill="FFFFFF"/>
+        <w:spacing w:after="0" w:line="285" w:lineRule="atLeast"/>
+        <w:rPr>
+          <w:rFonts w:ascii="Consolas" w:eastAsia="Times New Roman" w:hAnsi="Consolas" w:cs="Times New Roman"/>
+          <w:color w:val="3B3B3B"/>
+          <w:kern w:val="0"/>
+          <w:sz w:val="21"/>
+          <w:szCs w:val="21"/>
+          <w14:ligatures w14:val="none"/>
+        </w:rPr>
+      </w:pPr>
+      <w:r>
+        <w:rPr>
+          <w:rFonts w:ascii="Consolas" w:eastAsia="Times New Roman" w:hAnsi="Consolas" w:cs="Times New Roman"/>
+          <w:color w:val="800000"/>
+          <w:kern w:val="0"/>
+          <w:sz w:val="21"/>
+          <w:szCs w:val="21"/>
+          <w14:ligatures w14:val="none"/>
+        </w:rPr>
+        <w:t>&lt;?php</w:t>
+      </w:r>
+    </w:p>
+    <w:p>
+      <w:pPr>
+        <w:shd w:val="clear" w:color="auto" w:fill="FFFFFF"/>
+        <w:spacing w:after="0" w:line="285" w:lineRule="atLeast"/>
+        <w:rPr>
+          <w:rFonts w:ascii="Consolas" w:eastAsia="Times New Roman" w:hAnsi="Consolas" w:cs="Times New Roman"/>
+          <w:color w:val="3B3B3B"/>
+          <w:kern w:val="0"/>
+          <w:sz w:val="21"/>
+          <w:szCs w:val="21"/>
+          <w14:ligatures w14:val="none"/>
+        </w:rPr>
+      </w:pPr>
+    </w:p>
+    <w:p>
+      <w:pPr>
+        <w:shd w:val="clear" w:color="auto" w:fill="FFFFFF"/>
+        <w:spacing w:after="0" w:line="285" w:lineRule="atLeast"/>
+        <w:rPr>
+          <w:rFonts w:ascii="Consolas" w:eastAsia="Times New Roman" w:hAnsi="Consolas" w:cs="Times New Roman"/>
+          <w:color w:val="3B3B3B"/>
+          <w:kern w:val="0"/>
+          <w:sz w:val="21"/>
+          <w:szCs w:val="21"/>
+          <w14:ligatures w14:val="none"/>
+        </w:rPr>
+      </w:pPr>
+      <w:r>
+        <w:rPr>
+          <w:rFonts w:ascii="Consolas" w:eastAsia="Times New Roman" w:hAnsi="Consolas" w:cs="Times New Roman"/>
+          <w:color w:val="0000FF"/>
+          <w:kern w:val="0"/>
+          <w:sz w:val="21"/>
+          <w:szCs w:val="21"/>
+          <w14:ligatures w14:val="none"/>
+        </w:rPr>
+        <w:t>namespace</w:t>
+      </w:r>
+      <w:r>
+        <w:rPr>
+          <w:rFonts w:ascii="Consolas" w:eastAsia="Times New Roman" w:hAnsi="Consolas" w:cs="Times New Roman"/>
+          <w:color w:val="000000"/>
+          <w:kern w:val="0"/>
+          <w:sz w:val="21"/>
+          <w:szCs w:val="21"/>
+          <w14:ligatures w14:val="none"/>
+        </w:rPr>
+        <w:t xml:space="preserve"> </w:t>
+      </w:r>
+      <w:r>
+        <w:rPr>
+          <w:rFonts w:ascii="Consolas" w:eastAsia="Times New Roman" w:hAnsi="Consolas" w:cs="Times New Roman"/>
+          <w:color w:val="267F99"/>
+          <w:kern w:val="0"/>
+          <w:sz w:val="21"/>
+          <w:szCs w:val="21"/>
+          <w14:ligatures w14:val="none"/>
+        </w:rPr>
+        <w:t>App</w:t>
+      </w:r>
+      <w:r>
+        <w:rPr>
+          <w:rFonts w:ascii="Consolas" w:eastAsia="Times New Roman" w:hAnsi="Consolas" w:cs="Times New Roman"/>
+          <w:color w:val="000000"/>
+          <w:kern w:val="0"/>
+          <w:sz w:val="21"/>
+          <w:szCs w:val="21"/>
+          <w14:ligatures w14:val="none"/>
+        </w:rPr>
+        <w:t>;</w:t>
+      </w:r>
+    </w:p>
+    <w:p>
+      <w:pPr>
+        <w:shd w:val="clear" w:color="auto" w:fill="FFFFFF"/>
+        <w:spacing w:after="0" w:line="285" w:lineRule="atLeast"/>
+        <w:rPr>
+          <w:rFonts w:ascii="Consolas" w:eastAsia="Times New Roman" w:hAnsi="Consolas" w:cs="Times New Roman"/>
+          <w:color w:val="3B3B3B"/>
+          <w:kern w:val="0"/>
+          <w:sz w:val="21"/>
+          <w:szCs w:val="21"/>
+          <w14:ligatures w14:val="none"/>
+        </w:rPr>
+      </w:pPr>
+    </w:p>
+    <w:p>
+      <w:pPr>
+        <w:shd w:val="clear" w:color="auto" w:fill="FFFFFF"/>
+        <w:spacing w:after="0" w:line="285" w:lineRule="atLeast"/>
+        <w:rPr>
+          <w:rFonts w:ascii="Consolas" w:eastAsia="Times New Roman" w:hAnsi="Consolas" w:cs="Times New Roman"/>
+          <w:color w:val="3B3B3B"/>
+          <w:kern w:val="0"/>
+          <w:sz w:val="21"/>
+          <w:szCs w:val="21"/>
+          <w14:ligatures w14:val="none"/>
+        </w:rPr>
+      </w:pPr>
+      <w:r>
+        <w:rPr>
+          <w:rFonts w:ascii="Consolas" w:eastAsia="Times New Roman" w:hAnsi="Consolas" w:cs="Times New Roman"/>
+          <w:color w:val="0000FF"/>
+          <w:kern w:val="0"/>
+          <w:sz w:val="21"/>
+          <w:szCs w:val="21"/>
+          <w14:ligatures w14:val="none"/>
+        </w:rPr>
+        <w:t>class</w:t>
+      </w:r>
+      <w:r>
+        <w:rPr>
+          <w:rFonts w:ascii="Consolas" w:eastAsia="Times New Roman" w:hAnsi="Consolas" w:cs="Times New Roman"/>
+          <w:color w:val="000000"/>
+          <w:kern w:val="0"/>
+          <w:sz w:val="21"/>
+          <w:szCs w:val="21"/>
+          <w14:ligatures w14:val="none"/>
+        </w:rPr>
+        <w:t xml:space="preserve"> </w:t>
+      </w:r>
+      <w:r>
+        <w:rPr>
+          <w:rFonts w:ascii="Consolas" w:eastAsia="Times New Roman" w:hAnsi="Consolas" w:cs="Times New Roman"/>
+          <w:color w:val="267F99"/>
+          <w:kern w:val="0"/>
+          <w:sz w:val="21"/>
+          <w:szCs w:val="21"/>
+          <w14:ligatures w14:val="none"/>
+        </w:rPr>
+        <w:t>MyClass</w:t>
+      </w:r>
+    </w:p>
+    <w:p>
+      <w:pPr>
+        <w:shd w:val="clear" w:color="auto" w:fill="FFFFFF"/>
+        <w:spacing w:after="0" w:line="285" w:lineRule="atLeast"/>
+        <w:rPr>
+          <w:rFonts w:ascii="Consolas" w:eastAsia="Times New Roman" w:hAnsi="Consolas" w:cs="Times New Roman"/>
+          <w:color w:val="3B3B3B"/>
+          <w:kern w:val="0"/>
+          <w:sz w:val="21"/>
+          <w:szCs w:val="21"/>
+          <w14:ligatures w14:val="none"/>
+        </w:rPr>
+      </w:pPr>
+      <w:r>
+        <w:rPr>
+          <w:rFonts w:ascii="Consolas" w:eastAsia="Times New Roman" w:hAnsi="Consolas" w:cs="Times New Roman"/>
+          <w:color w:val="000000"/>
+          <w:kern w:val="0"/>
+          <w:sz w:val="21"/>
+          <w:szCs w:val="21"/>
+          <w14:ligatures w14:val="none"/>
+        </w:rPr>
+        <w:t>{</w:t>
+      </w:r>
+    </w:p>
+    <w:p>
+      <w:pPr>
+        <w:shd w:val="clear" w:color="auto" w:fill="FFFFFF"/>
+        <w:spacing w:after="0" w:line="285" w:lineRule="atLeast"/>
+        <w:rPr>
+          <w:rFonts w:ascii="Consolas" w:eastAsia="Times New Roman" w:hAnsi="Consolas" w:cs="Times New Roman"/>
+          <w:color w:val="3B3B3B"/>
+          <w:kern w:val="0"/>
+          <w:sz w:val="21"/>
+          <w:szCs w:val="21"/>
+          <w14:ligatures w14:val="none"/>
+        </w:rPr>
+      </w:pPr>
+      <w:r>
+        <w:rPr>
+          <w:rFonts w:ascii="Consolas" w:eastAsia="Times New Roman" w:hAnsi="Consolas" w:cs="Times New Roman"/>
+          <w:color w:val="000000"/>
+          <w:kern w:val="0"/>
+          <w:sz w:val="21"/>
+          <w:szCs w:val="21"/>
+          <w14:ligatures w14:val="none"/>
+        </w:rPr>
+        <w:t xml:space="preserve">    </w:t>
+      </w:r>
+      <w:r>
+        <w:rPr>
+          <w:rFonts w:ascii="Consolas" w:eastAsia="Times New Roman" w:hAnsi="Consolas" w:cs="Times New Roman"/>
+          <w:color w:val="0000FF"/>
+          <w:kern w:val="0"/>
+          <w:sz w:val="21"/>
+          <w:szCs w:val="21"/>
+          <w14:ligatures w14:val="none"/>
+        </w:rPr>
+        <w:t>public</w:t>
+      </w:r>
+      <w:r>
+        <w:rPr>
+          <w:rFonts w:ascii="Consolas" w:eastAsia="Times New Roman" w:hAnsi="Consolas" w:cs="Times New Roman"/>
+          <w:color w:val="000000"/>
+          <w:kern w:val="0"/>
+          <w:sz w:val="21"/>
+          <w:szCs w:val="21"/>
+          <w14:ligatures w14:val="none"/>
+        </w:rPr>
+        <w:t xml:space="preserve"> </w:t>
+      </w:r>
+      <w:r>
+        <w:rPr>
+          <w:rFonts w:ascii="Consolas" w:eastAsia="Times New Roman" w:hAnsi="Consolas" w:cs="Times New Roman"/>
+          <w:color w:val="0000FF"/>
+          <w:kern w:val="0"/>
+          <w:sz w:val="21"/>
+          <w:szCs w:val="21"/>
+          <w14:ligatures w14:val="none"/>
+        </w:rPr>
+        <w:t>static</w:t>
+      </w:r>
+      <w:r>
+        <w:rPr>
+          <w:rFonts w:ascii="Consolas" w:eastAsia="Times New Roman" w:hAnsi="Consolas" w:cs="Times New Roman"/>
+          <w:color w:val="000000"/>
+          <w:kern w:val="0"/>
+          <w:sz w:val="21"/>
+          <w:szCs w:val="21"/>
+          <w14:ligatures w14:val="none"/>
+        </w:rPr>
+        <w:t xml:space="preserve"> </w:t>
+      </w:r>
+      <w:r>
+        <w:rPr>
+          <w:rFonts w:ascii="Consolas" w:eastAsia="Times New Roman" w:hAnsi="Consolas" w:cs="Times New Roman"/>
+          <w:color w:val="001080"/>
+          <w:kern w:val="0"/>
+          <w:sz w:val="21"/>
+          <w:szCs w:val="21"/>
+          <w14:ligatures w14:val="none"/>
+        </w:rPr>
+        <w:t>$number</w:t>
+      </w:r>
+      <w:r>
+        <w:rPr>
+          <w:rFonts w:ascii="Consolas" w:eastAsia="Times New Roman" w:hAnsi="Consolas" w:cs="Times New Roman"/>
+          <w:color w:val="000000"/>
+          <w:kern w:val="0"/>
+          <w:sz w:val="21"/>
+          <w:szCs w:val="21"/>
+          <w14:ligatures w14:val="none"/>
+        </w:rPr>
+        <w:t xml:space="preserve"> = </w:t>
+      </w:r>
+      <w:r>
+        <w:rPr>
+          <w:rFonts w:ascii="Consolas" w:eastAsia="Times New Roman" w:hAnsi="Consolas" w:cs="Times New Roman"/>
+          <w:color w:val="098658"/>
+          <w:kern w:val="0"/>
+          <w:sz w:val="21"/>
+          <w:szCs w:val="21"/>
+          <w14:ligatures w14:val="none"/>
+        </w:rPr>
+        <w:t>0</w:t>
+      </w:r>
+      <w:r>
+        <w:rPr>
+          <w:rFonts w:ascii="Consolas" w:eastAsia="Times New Roman" w:hAnsi="Consolas" w:cs="Times New Roman"/>
+          <w:color w:val="000000"/>
+          <w:kern w:val="0"/>
+          <w:sz w:val="21"/>
+          <w:szCs w:val="21"/>
+          <w14:ligatures w14:val="none"/>
+        </w:rPr>
+        <w:t>;</w:t>
+      </w:r>
+    </w:p>
+    <w:p>
+      <w:pPr>
+        <w:shd w:val="clear" w:color="auto" w:fill="FFFFFF"/>
+        <w:spacing w:after="0" w:line="285" w:lineRule="atLeast"/>
+        <w:rPr>
+          <w:rFonts w:ascii="Consolas" w:eastAsia="Times New Roman" w:hAnsi="Consolas" w:cs="Times New Roman"/>
+          <w:color w:val="3B3B3B"/>
+          <w:kern w:val="0"/>
+          <w:sz w:val="21"/>
+          <w:szCs w:val="21"/>
+          <w14:ligatures w14:val="none"/>
+        </w:rPr>
+      </w:pPr>
+      <w:r>
+        <w:rPr>
+          <w:rFonts w:ascii="Consolas" w:eastAsia="Times New Roman" w:hAnsi="Consolas" w:cs="Times New Roman"/>
+          <w:color w:val="000000"/>
+          <w:kern w:val="0"/>
+          <w:sz w:val="21"/>
+          <w:szCs w:val="21"/>
+          <w14:ligatures w14:val="none"/>
+        </w:rPr>
+        <w:t xml:space="preserve">    </w:t>
+      </w:r>
+      <w:r>
+        <w:rPr>
+          <w:rFonts w:ascii="Consolas" w:eastAsia="Times New Roman" w:hAnsi="Consolas" w:cs="Times New Roman"/>
+          <w:color w:val="008000"/>
+          <w:kern w:val="0"/>
+          <w:sz w:val="21"/>
+          <w:szCs w:val="21"/>
+          <w14:ligatures w14:val="none"/>
+        </w:rPr>
+        <w:t>/**</w:t>
+      </w:r>
+    </w:p>
+    <w:p>
+      <w:pPr>
+        <w:shd w:val="clear" w:color="auto" w:fill="FFFFFF"/>
+        <w:spacing w:after="0" w:line="285" w:lineRule="atLeast"/>
+        <w:rPr>
+          <w:rFonts w:ascii="Consolas" w:eastAsia="Times New Roman" w:hAnsi="Consolas" w:cs="Times New Roman"/>
+          <w:color w:val="3B3B3B"/>
+          <w:kern w:val="0"/>
+          <w:sz w:val="21"/>
+          <w:szCs w:val="21"/>
+          <w14:ligatures w14:val="none"/>
+        </w:rPr>
+      </w:pPr>
+      <w:r>
+        <w:rPr>
+          <w:rFonts w:ascii="Consolas" w:eastAsia="Times New Roman" w:hAnsi="Consolas" w:cs="Times New Roman"/>
+          <w:color w:val="008000"/>
+          <w:kern w:val="0"/>
+          <w:sz w:val="21"/>
+          <w:szCs w:val="21"/>
+          <w14:ligatures w14:val="none"/>
+        </w:rPr>
+        <w:t>     * Create a new class instance.</w:t>
+      </w:r>
+    </w:p>
+    <w:p>
+      <w:pPr>
+        <w:shd w:val="clear" w:color="auto" w:fill="FFFFFF"/>
+        <w:spacing w:after="0" w:line="285" w:lineRule="atLeast"/>
+        <w:rPr>
+          <w:rFonts w:ascii="Consolas" w:eastAsia="Times New Roman" w:hAnsi="Consolas" w:cs="Times New Roman"/>
+          <w:color w:val="3B3B3B"/>
+          <w:kern w:val="0"/>
+          <w:sz w:val="21"/>
+          <w:szCs w:val="21"/>
+          <w14:ligatures w14:val="none"/>
+        </w:rPr>
+      </w:pPr>
+      <w:r>
+        <w:rPr>
+          <w:rFonts w:ascii="Consolas" w:eastAsia="Times New Roman" w:hAnsi="Consolas" w:cs="Times New Roman"/>
+          <w:color w:val="008000"/>
+          <w:kern w:val="0"/>
+          <w:sz w:val="21"/>
+          <w:szCs w:val="21"/>
+          <w14:ligatures w14:val="none"/>
+        </w:rPr>
+        <w:t>     */</w:t>
+      </w:r>
+    </w:p>
+    <w:p>
+      <w:pPr>
+        <w:shd w:val="clear" w:color="auto" w:fill="FFFFFF"/>
+        <w:spacing w:after="0" w:line="285" w:lineRule="atLeast"/>
+        <w:rPr>
+          <w:rFonts w:ascii="Consolas" w:eastAsia="Times New Roman" w:hAnsi="Consolas" w:cs="Times New Roman"/>
+          <w:color w:val="3B3B3B"/>
+          <w:kern w:val="0"/>
+          <w:sz w:val="21"/>
+          <w:szCs w:val="21"/>
+          <w14:ligatures w14:val="none"/>
+        </w:rPr>
+      </w:pPr>
+      <w:r>
+        <w:rPr>
+          <w:rFonts w:ascii="Consolas" w:eastAsia="Times New Roman" w:hAnsi="Consolas" w:cs="Times New Roman"/>
+          <w:color w:val="000000"/>
+          <w:kern w:val="0"/>
+          <w:sz w:val="21"/>
+          <w:szCs w:val="21"/>
+          <w14:ligatures w14:val="none"/>
+        </w:rPr>
+        <w:t xml:space="preserve">    </w:t>
+      </w:r>
+      <w:r>
+        <w:rPr>
+          <w:rFonts w:ascii="Consolas" w:eastAsia="Times New Roman" w:hAnsi="Consolas" w:cs="Times New Roman"/>
+          <w:color w:val="0000FF"/>
+          <w:kern w:val="0"/>
+          <w:sz w:val="21"/>
+          <w:szCs w:val="21"/>
+          <w14:ligatures w14:val="none"/>
+        </w:rPr>
+        <w:t>public</w:t>
+      </w:r>
+      <w:r>
+        <w:rPr>
+          <w:rFonts w:ascii="Consolas" w:eastAsia="Times New Roman" w:hAnsi="Consolas" w:cs="Times New Roman"/>
+          <w:color w:val="000000"/>
+          <w:kern w:val="0"/>
+          <w:sz w:val="21"/>
+          <w:szCs w:val="21"/>
+          <w14:ligatures w14:val="none"/>
+        </w:rPr>
+        <w:t xml:space="preserve"> </w:t>
+      </w:r>
+      <w:r>
+        <w:rPr>
+          <w:rFonts w:ascii="Consolas" w:eastAsia="Times New Roman" w:hAnsi="Consolas" w:cs="Times New Roman"/>
+          <w:color w:val="0000FF"/>
+          <w:kern w:val="0"/>
+          <w:sz w:val="21"/>
+          <w:szCs w:val="21"/>
+          <w14:ligatures w14:val="none"/>
+        </w:rPr>
+        <w:t>function</w:t>
+      </w:r>
+      <w:r>
+        <w:rPr>
+          <w:rFonts w:ascii="Consolas" w:eastAsia="Times New Roman" w:hAnsi="Consolas" w:cs="Times New Roman"/>
+          <w:color w:val="000000"/>
+          <w:kern w:val="0"/>
+          <w:sz w:val="21"/>
+          <w:szCs w:val="21"/>
+          <w14:ligatures w14:val="none"/>
+        </w:rPr>
+        <w:t xml:space="preserve"> </w:t>
+      </w:r>
+      <w:r>
+        <w:rPr>
+          <w:rFonts w:ascii="Consolas" w:eastAsia="Times New Roman" w:hAnsi="Consolas" w:cs="Times New Roman"/>
+          <w:color w:val="795E26"/>
+          <w:kern w:val="0"/>
+          <w:sz w:val="21"/>
+          <w:szCs w:val="21"/>
+          <w14:ligatures w14:val="none"/>
+        </w:rPr>
+        <w:t>__</w:t>
+      </w:r>
+      <w:proofErr w:type="gramStart"/>
+      <w:r>
+        <w:rPr>
+          <w:rFonts w:ascii="Consolas" w:eastAsia="Times New Roman" w:hAnsi="Consolas" w:cs="Times New Roman"/>
+          <w:color w:val="795E26"/>
+          <w:kern w:val="0"/>
+          <w:sz w:val="21"/>
+          <w:szCs w:val="21"/>
+          <w14:ligatures w14:val="none"/>
+        </w:rPr>
+        <w:t>construct</w:t>
+      </w:r>
+      <w:r>
+        <w:rPr>
+          <w:rFonts w:ascii="Consolas" w:eastAsia="Times New Roman" w:hAnsi="Consolas" w:cs="Times New Roman"/>
+          <w:color w:val="000000"/>
+          <w:kern w:val="0"/>
+          <w:sz w:val="21"/>
+          <w:szCs w:val="21"/>
+          <w14:ligatures w14:val="none"/>
+        </w:rPr>
+        <w:t>(</w:t>
+      </w:r>
+      <w:proofErr w:type="gramEnd"/>
+      <w:r>
+        <w:rPr>
+          <w:rFonts w:ascii="Consolas" w:eastAsia="Times New Roman" w:hAnsi="Consolas" w:cs="Times New Roman"/>
+          <w:color w:val="000000"/>
+          <w:kern w:val="0"/>
+          <w:sz w:val="21"/>
+          <w:szCs w:val="21"/>
+          <w14:ligatures w14:val="none"/>
+        </w:rPr>
+        <w:t>)</w:t>
+      </w:r>
+    </w:p>
+    <w:p>
+      <w:pPr>
+        <w:shd w:val="clear" w:color="auto" w:fill="FFFFFF"/>
+        <w:spacing w:after="0" w:line="285" w:lineRule="atLeast"/>
+        <w:rPr>
+          <w:rFonts w:ascii="Consolas" w:eastAsia="Times New Roman" w:hAnsi="Consolas" w:cs="Times New Roman"/>
+          <w:color w:val="3B3B3B"/>
+          <w:kern w:val="0"/>
+          <w:sz w:val="21"/>
+          <w:szCs w:val="21"/>
+          <w14:ligatures w14:val="none"/>
+        </w:rPr>
+      </w:pPr>
+      <w:r>
+        <w:rPr>
+          <w:rFonts w:ascii="Consolas" w:eastAsia="Times New Roman" w:hAnsi="Consolas" w:cs="Times New Roman"/>
+          <w:color w:val="000000"/>
+          <w:kern w:val="0"/>
+          <w:sz w:val="21"/>
+          <w:szCs w:val="21"/>
+          <w14:ligatures w14:val="none"/>
+        </w:rPr>
+        <w:t>    {</w:t>
+      </w:r>
+    </w:p>
+    <w:p>
+      <w:pPr>
+        <w:shd w:val="clear" w:color="auto" w:fill="FFFFFF"/>
+        <w:spacing w:after="0" w:line="285" w:lineRule="atLeast"/>
+        <w:rPr>
+          <w:rFonts w:ascii="Consolas" w:eastAsia="Times New Roman" w:hAnsi="Consolas" w:cs="Times New Roman"/>
+          <w:color w:val="3B3B3B"/>
+          <w:kern w:val="0"/>
+          <w:sz w:val="21"/>
+          <w:szCs w:val="21"/>
+          <w14:ligatures w14:val="none"/>
+        </w:rPr>
+      </w:pPr>
+      <w:r>
+        <w:rPr>
+          <w:rFonts w:ascii="Consolas" w:eastAsia="Times New Roman" w:hAnsi="Consolas" w:cs="Times New Roman"/>
+          <w:color w:val="000000"/>
+          <w:kern w:val="0"/>
+          <w:sz w:val="21"/>
+          <w:szCs w:val="21"/>
+          <w14:ligatures w14:val="none"/>
+        </w:rPr>
+        <w:t>         </w:t>
+      </w:r>
+      <w:r>
+        <w:rPr>
+          <w:rFonts w:ascii="Consolas" w:eastAsia="Times New Roman" w:hAnsi="Consolas" w:cs="Times New Roman"/>
+          <w:color w:val="795E26"/>
+          <w:kern w:val="0"/>
+          <w:sz w:val="21"/>
+          <w:szCs w:val="21"/>
+          <w14:ligatures w14:val="none"/>
+        </w:rPr>
+        <w:t>print</w:t>
+      </w:r>
+      <w:r>
+        <w:rPr>
+          <w:rFonts w:ascii="Consolas" w:eastAsia="Times New Roman" w:hAnsi="Consolas" w:cs="Times New Roman"/>
+          <w:color w:val="000000"/>
+          <w:kern w:val="0"/>
+          <w:sz w:val="21"/>
+          <w:szCs w:val="21"/>
+          <w14:ligatures w14:val="none"/>
+        </w:rPr>
+        <w:t xml:space="preserve"> </w:t>
+      </w:r>
+      <w:r>
+        <w:rPr>
+          <w:rFonts w:ascii="Consolas" w:eastAsia="Times New Roman" w:hAnsi="Consolas" w:cs="Times New Roman"/>
+          <w:color w:val="A31515"/>
+          <w:kern w:val="0"/>
+          <w:sz w:val="21"/>
+          <w:szCs w:val="21"/>
+          <w14:ligatures w14:val="none"/>
+        </w:rPr>
+        <w:t>"Construct</w:t>
+      </w:r>
+      <w:r>
+        <w:rPr>
+          <w:rFonts w:ascii="Consolas" w:eastAsia="Times New Roman" w:hAnsi="Consolas" w:cs="Times New Roman"/>
+          <w:color w:val="EE0000"/>
+          <w:kern w:val="0"/>
+          <w:sz w:val="21"/>
+          <w:szCs w:val="21"/>
+          <w14:ligatures w14:val="none"/>
+        </w:rPr>
+        <w:t>\n</w:t>
+      </w:r>
+      <w:r>
+        <w:rPr>
+          <w:rFonts w:ascii="Consolas" w:eastAsia="Times New Roman" w:hAnsi="Consolas" w:cs="Times New Roman"/>
+          <w:color w:val="A31515"/>
+          <w:kern w:val="0"/>
+          <w:sz w:val="21"/>
+          <w:szCs w:val="21"/>
+          <w14:ligatures w14:val="none"/>
+        </w:rPr>
+        <w:t>"</w:t>
+      </w:r>
+      <w:r>
+        <w:rPr>
+          <w:rFonts w:ascii="Consolas" w:eastAsia="Times New Roman" w:hAnsi="Consolas" w:cs="Times New Roman"/>
+          <w:color w:val="000000"/>
+          <w:kern w:val="0"/>
+          <w:sz w:val="21"/>
+          <w:szCs w:val="21"/>
+          <w14:ligatures w14:val="none"/>
+        </w:rPr>
+        <w:t>;</w:t>
+      </w:r>
+    </w:p>
+    <w:p>
+      <w:pPr>
+        <w:shd w:val="clear" w:color="auto" w:fill="FFFFFF"/>
+        <w:spacing w:after="0" w:line="285" w:lineRule="atLeast"/>
+        <w:rPr>
+          <w:rFonts w:ascii="Consolas" w:eastAsia="Times New Roman" w:hAnsi="Consolas" w:cs="Times New Roman"/>
+          <w:color w:val="3B3B3B"/>
+          <w:kern w:val="0"/>
+          <w:sz w:val="21"/>
+          <w:szCs w:val="21"/>
+          <w14:ligatures w14:val="none"/>
+        </w:rPr>
+      </w:pPr>
+      <w:r>
+        <w:rPr>
+          <w:rFonts w:ascii="Consolas" w:eastAsia="Times New Roman" w:hAnsi="Consolas" w:cs="Times New Roman"/>
+          <w:color w:val="000000"/>
+          <w:kern w:val="0"/>
+          <w:sz w:val="21"/>
+          <w:szCs w:val="21"/>
+          <w14:ligatures w14:val="none"/>
+        </w:rPr>
+        <w:t>    }</w:t>
+      </w:r>
+    </w:p>
+    <w:p>
+      <w:pPr>
+        <w:shd w:val="clear" w:color="auto" w:fill="FFFFFF"/>
+        <w:spacing w:after="0" w:line="285" w:lineRule="atLeast"/>
+        <w:rPr>
+          <w:rFonts w:ascii="Consolas" w:eastAsia="Times New Roman" w:hAnsi="Consolas" w:cs="Times New Roman"/>
+          <w:color w:val="3B3B3B"/>
+          <w:kern w:val="0"/>
+          <w:sz w:val="21"/>
+          <w:szCs w:val="21"/>
+          <w14:ligatures w14:val="none"/>
+        </w:rPr>
+      </w:pPr>
+    </w:p>
+    <w:p>
+      <w:pPr>
+        <w:shd w:val="clear" w:color="auto" w:fill="FFFFFF"/>
+        <w:spacing w:after="0" w:line="285" w:lineRule="atLeast"/>
+        <w:rPr>
+          <w:rFonts w:ascii="Consolas" w:eastAsia="Times New Roman" w:hAnsi="Consolas" w:cs="Times New Roman"/>
+          <w:color w:val="3B3B3B"/>
+          <w:kern w:val="0"/>
+          <w:sz w:val="21"/>
+          <w:szCs w:val="21"/>
+          <w14:ligatures w14:val="none"/>
+        </w:rPr>
+      </w:pPr>
+      <w:r>
+        <w:rPr>
+          <w:rFonts w:ascii="Consolas" w:eastAsia="Times New Roman" w:hAnsi="Consolas" w:cs="Times New Roman"/>
+          <w:color w:val="000000"/>
+          <w:kern w:val="0"/>
+          <w:sz w:val="21"/>
+          <w:szCs w:val="21"/>
+          <w14:ligatures w14:val="none"/>
+        </w:rPr>
+        <w:t>     </w:t>
+      </w:r>
+      <w:r>
+        <w:rPr>
+          <w:rFonts w:ascii="Consolas" w:eastAsia="Times New Roman" w:hAnsi="Consolas" w:cs="Times New Roman"/>
+          <w:color w:val="0000FF"/>
+          <w:kern w:val="0"/>
+          <w:sz w:val="21"/>
+          <w:szCs w:val="21"/>
+          <w14:ligatures w14:val="none"/>
+        </w:rPr>
+        <w:t>public</w:t>
+      </w:r>
+      <w:r>
+        <w:rPr>
+          <w:rFonts w:ascii="Consolas" w:eastAsia="Times New Roman" w:hAnsi="Consolas" w:cs="Times New Roman"/>
+          <w:color w:val="000000"/>
+          <w:kern w:val="0"/>
+          <w:sz w:val="21"/>
+          <w:szCs w:val="21"/>
+          <w14:ligatures w14:val="none"/>
+        </w:rPr>
+        <w:t xml:space="preserve"> </w:t>
+      </w:r>
+      <w:r>
+        <w:rPr>
+          <w:rFonts w:ascii="Consolas" w:eastAsia="Times New Roman" w:hAnsi="Consolas" w:cs="Times New Roman"/>
+          <w:color w:val="0000FF"/>
+          <w:kern w:val="0"/>
+          <w:sz w:val="21"/>
+          <w:szCs w:val="21"/>
+          <w14:ligatures w14:val="none"/>
+        </w:rPr>
+        <w:t>function</w:t>
+      </w:r>
+      <w:r>
+        <w:rPr>
+          <w:rFonts w:ascii="Consolas" w:eastAsia="Times New Roman" w:hAnsi="Consolas" w:cs="Times New Roman"/>
+          <w:color w:val="000000"/>
+          <w:kern w:val="0"/>
+          <w:sz w:val="21"/>
+          <w:szCs w:val="21"/>
+          <w14:ligatures w14:val="none"/>
+        </w:rPr>
+        <w:t xml:space="preserve"> </w:t>
+      </w:r>
+      <w:r>
+        <w:rPr>
+          <w:rFonts w:ascii="Consolas" w:eastAsia="Times New Roman" w:hAnsi="Consolas" w:cs="Times New Roman"/>
+          <w:color w:val="795E26"/>
+          <w:kern w:val="0"/>
+          <w:sz w:val="21"/>
+          <w:szCs w:val="21"/>
+          <w14:ligatures w14:val="none"/>
+        </w:rPr>
+        <w:t>__</w:t>
+      </w:r>
+      <w:proofErr w:type="gramStart"/>
+      <w:r>
+        <w:rPr>
+          <w:rFonts w:ascii="Consolas" w:eastAsia="Times New Roman" w:hAnsi="Consolas" w:cs="Times New Roman"/>
+          <w:color w:val="795E26"/>
+          <w:kern w:val="0"/>
+          <w:sz w:val="21"/>
+          <w:szCs w:val="21"/>
+          <w14:ligatures w14:val="none"/>
+        </w:rPr>
+        <w:t>destruct</w:t>
+      </w:r>
+      <w:r>
+        <w:rPr>
+          <w:rFonts w:ascii="Consolas" w:eastAsia="Times New Roman" w:hAnsi="Consolas" w:cs="Times New Roman"/>
+          <w:color w:val="000000"/>
+          <w:kern w:val="0"/>
+          <w:sz w:val="21"/>
+          <w:szCs w:val="21"/>
+          <w14:ligatures w14:val="none"/>
+        </w:rPr>
+        <w:t>(</w:t>
+      </w:r>
+      <w:proofErr w:type="gramEnd"/>
+      <w:r>
+        <w:rPr>
+          <w:rFonts w:ascii="Consolas" w:eastAsia="Times New Roman" w:hAnsi="Consolas" w:cs="Times New Roman"/>
+          <w:color w:val="000000"/>
+          <w:kern w:val="0"/>
+          <w:sz w:val="21"/>
+          <w:szCs w:val="21"/>
+          <w14:ligatures w14:val="none"/>
+        </w:rPr>
+        <w:t>)</w:t>
+      </w:r>
+    </w:p>
+    <w:p>
+      <w:pPr>
+        <w:shd w:val="clear" w:color="auto" w:fill="FFFFFF"/>
+        <w:spacing w:after="0" w:line="285" w:lineRule="atLeast"/>
+        <w:rPr>
+          <w:rFonts w:ascii="Consolas" w:eastAsia="Times New Roman" w:hAnsi="Consolas" w:cs="Times New Roman"/>
+          <w:color w:val="3B3B3B"/>
+          <w:kern w:val="0"/>
+          <w:sz w:val="21"/>
+          <w:szCs w:val="21"/>
+          <w14:ligatures w14:val="none"/>
+        </w:rPr>
+      </w:pPr>
+      <w:r>
+        <w:rPr>
+          <w:rFonts w:ascii="Consolas" w:eastAsia="Times New Roman" w:hAnsi="Consolas" w:cs="Times New Roman"/>
+          <w:color w:val="000000"/>
+          <w:kern w:val="0"/>
+          <w:sz w:val="21"/>
+          <w:szCs w:val="21"/>
+          <w14:ligatures w14:val="none"/>
+        </w:rPr>
+        <w:t>    {</w:t>
+      </w:r>
+    </w:p>
+    <w:p>
+      <w:pPr>
+        <w:shd w:val="clear" w:color="auto" w:fill="FFFFFF"/>
+        <w:spacing w:after="0" w:line="285" w:lineRule="atLeast"/>
+        <w:rPr>
+          <w:rFonts w:ascii="Consolas" w:eastAsia="Times New Roman" w:hAnsi="Consolas" w:cs="Times New Roman"/>
+          <w:color w:val="3B3B3B"/>
+          <w:kern w:val="0"/>
+          <w:sz w:val="21"/>
+          <w:szCs w:val="21"/>
+          <w14:ligatures w14:val="none"/>
+        </w:rPr>
+      </w:pPr>
+      <w:r>
+        <w:rPr>
+          <w:rFonts w:ascii="Consolas" w:eastAsia="Times New Roman" w:hAnsi="Consolas" w:cs="Times New Roman"/>
+          <w:color w:val="000000"/>
+          <w:kern w:val="0"/>
+          <w:sz w:val="21"/>
+          <w:szCs w:val="21"/>
+          <w14:ligatures w14:val="none"/>
+        </w:rPr>
+        <w:t xml:space="preserve">        </w:t>
+      </w:r>
+      <w:r>
+        <w:rPr>
+          <w:rFonts w:ascii="Consolas" w:eastAsia="Times New Roman" w:hAnsi="Consolas" w:cs="Times New Roman"/>
+          <w:color w:val="795E26"/>
+          <w:kern w:val="0"/>
+          <w:sz w:val="21"/>
+          <w:szCs w:val="21"/>
+          <w14:ligatures w14:val="none"/>
+        </w:rPr>
+        <w:t>print</w:t>
+      </w:r>
+      <w:r>
+        <w:rPr>
+          <w:rFonts w:ascii="Consolas" w:eastAsia="Times New Roman" w:hAnsi="Consolas" w:cs="Times New Roman"/>
+          <w:color w:val="000000"/>
+          <w:kern w:val="0"/>
+          <w:sz w:val="21"/>
+          <w:szCs w:val="21"/>
+          <w14:ligatures w14:val="none"/>
+        </w:rPr>
+        <w:t xml:space="preserve"> </w:t>
+      </w:r>
+      <w:r>
+        <w:rPr>
+          <w:rFonts w:ascii="Consolas" w:eastAsia="Times New Roman" w:hAnsi="Consolas" w:cs="Times New Roman"/>
+          <w:color w:val="A31515"/>
+          <w:kern w:val="0"/>
+          <w:sz w:val="21"/>
+          <w:szCs w:val="21"/>
+          <w14:ligatures w14:val="none"/>
+        </w:rPr>
+        <w:t>"Deconstruct</w:t>
+      </w:r>
+      <w:r>
+        <w:rPr>
+          <w:rFonts w:ascii="Consolas" w:eastAsia="Times New Roman" w:hAnsi="Consolas" w:cs="Times New Roman"/>
+          <w:color w:val="EE0000"/>
+          <w:kern w:val="0"/>
+          <w:sz w:val="21"/>
+          <w:szCs w:val="21"/>
+          <w14:ligatures w14:val="none"/>
+        </w:rPr>
+        <w:t>\n</w:t>
+      </w:r>
+      <w:r>
+        <w:rPr>
+          <w:rFonts w:ascii="Consolas" w:eastAsia="Times New Roman" w:hAnsi="Consolas" w:cs="Times New Roman"/>
+          <w:color w:val="A31515"/>
+          <w:kern w:val="0"/>
+          <w:sz w:val="21"/>
+          <w:szCs w:val="21"/>
+          <w14:ligatures w14:val="none"/>
+        </w:rPr>
+        <w:t>"</w:t>
+      </w:r>
+      <w:r>
+        <w:rPr>
+          <w:rFonts w:ascii="Consolas" w:eastAsia="Times New Roman" w:hAnsi="Consolas" w:cs="Times New Roman"/>
+          <w:color w:val="000000"/>
+          <w:kern w:val="0"/>
+          <w:sz w:val="21"/>
+          <w:szCs w:val="21"/>
+          <w14:ligatures w14:val="none"/>
+        </w:rPr>
+        <w:t>;</w:t>
+      </w:r>
+    </w:p>
+    <w:p>
+      <w:pPr>
+        <w:shd w:val="clear" w:color="auto" w:fill="FFFFFF"/>
+        <w:spacing w:after="0" w:line="285" w:lineRule="atLeast"/>
+        <w:rPr>
+          <w:rFonts w:ascii="Consolas" w:eastAsia="Times New Roman" w:hAnsi="Consolas" w:cs="Times New Roman"/>
+          <w:color w:val="3B3B3B"/>
+          <w:kern w:val="0"/>
+          <w:sz w:val="21"/>
+          <w:szCs w:val="21"/>
+          <w14:ligatures w14:val="none"/>
+        </w:rPr>
+      </w:pPr>
+      <w:r>
+        <w:rPr>
+          <w:rFonts w:ascii="Consolas" w:eastAsia="Times New Roman" w:hAnsi="Consolas" w:cs="Times New Roman"/>
+          <w:color w:val="000000"/>
+          <w:kern w:val="0"/>
+          <w:sz w:val="21"/>
+          <w:szCs w:val="21"/>
+          <w14:ligatures w14:val="none"/>
+        </w:rPr>
+        <w:t>    }</w:t>
+      </w:r>
+    </w:p>
+    <w:p>
+      <w:pPr>
+        <w:shd w:val="clear" w:color="auto" w:fill="FFFFFF"/>
+        <w:spacing w:after="0" w:line="285" w:lineRule="atLeast"/>
+        <w:rPr>
+          <w:rFonts w:ascii="Consolas" w:eastAsia="Times New Roman" w:hAnsi="Consolas" w:cs="Times New Roman"/>
+          <w:color w:val="3B3B3B"/>
+          <w:kern w:val="0"/>
+          <w:sz w:val="21"/>
+          <w:szCs w:val="21"/>
+          <w14:ligatures w14:val="none"/>
+        </w:rPr>
+      </w:pPr>
+    </w:p>
+    <w:p>
+      <w:pPr>
+        <w:shd w:val="clear" w:color="auto" w:fill="FFFFFF"/>
+        <w:spacing w:after="0" w:line="285" w:lineRule="atLeast"/>
+        <w:rPr>
+          <w:rFonts w:ascii="Consolas" w:eastAsia="Times New Roman" w:hAnsi="Consolas" w:cs="Times New Roman"/>
+          <w:color w:val="3B3B3B"/>
+          <w:kern w:val="0"/>
+          <w:sz w:val="21"/>
+          <w:szCs w:val="21"/>
+          <w14:ligatures w14:val="none"/>
+        </w:rPr>
+      </w:pPr>
+      <w:r>
+        <w:rPr>
+          <w:rFonts w:ascii="Consolas" w:eastAsia="Times New Roman" w:hAnsi="Consolas" w:cs="Times New Roman"/>
+          <w:color w:val="000000"/>
+          <w:kern w:val="0"/>
+          <w:sz w:val="21"/>
+          <w:szCs w:val="21"/>
+          <w14:ligatures w14:val="none"/>
+        </w:rPr>
+        <w:t xml:space="preserve">    </w:t>
+      </w:r>
+      <w:r>
+        <w:rPr>
+          <w:rFonts w:ascii="Consolas" w:eastAsia="Times New Roman" w:hAnsi="Consolas" w:cs="Times New Roman"/>
+          <w:color w:val="0000FF"/>
+          <w:kern w:val="0"/>
+          <w:sz w:val="21"/>
+          <w:szCs w:val="21"/>
+          <w14:ligatures w14:val="none"/>
+        </w:rPr>
+        <w:t>public</w:t>
+      </w:r>
+      <w:r>
+        <w:rPr>
+          <w:rFonts w:ascii="Consolas" w:eastAsia="Times New Roman" w:hAnsi="Consolas" w:cs="Times New Roman"/>
+          <w:color w:val="000000"/>
+          <w:kern w:val="0"/>
+          <w:sz w:val="21"/>
+          <w:szCs w:val="21"/>
+          <w14:ligatures w14:val="none"/>
+        </w:rPr>
+        <w:t xml:space="preserve"> </w:t>
+      </w:r>
+      <w:r>
+        <w:rPr>
+          <w:rFonts w:ascii="Consolas" w:eastAsia="Times New Roman" w:hAnsi="Consolas" w:cs="Times New Roman"/>
+          <w:color w:val="0000FF"/>
+          <w:kern w:val="0"/>
+          <w:sz w:val="21"/>
+          <w:szCs w:val="21"/>
+          <w14:ligatures w14:val="none"/>
+        </w:rPr>
+        <w:t>function</w:t>
+      </w:r>
+      <w:r>
+        <w:rPr>
+          <w:rFonts w:ascii="Consolas" w:eastAsia="Times New Roman" w:hAnsi="Consolas" w:cs="Times New Roman"/>
+          <w:color w:val="000000"/>
+          <w:kern w:val="0"/>
+          <w:sz w:val="21"/>
+          <w:szCs w:val="21"/>
+          <w14:ligatures w14:val="none"/>
+        </w:rPr>
+        <w:t xml:space="preserve"> </w:t>
+      </w:r>
+      <w:proofErr w:type="gramStart"/>
+      <w:r>
+        <w:rPr>
+          <w:rFonts w:ascii="Consolas" w:eastAsia="Times New Roman" w:hAnsi="Consolas" w:cs="Times New Roman"/>
+          <w:color w:val="795E26"/>
+          <w:kern w:val="0"/>
+          <w:sz w:val="21"/>
+          <w:szCs w:val="21"/>
+          <w14:ligatures w14:val="none"/>
+        </w:rPr>
+        <w:t>add</w:t>
+      </w:r>
+      <w:r>
+        <w:rPr>
+          <w:rFonts w:ascii="Consolas" w:eastAsia="Times New Roman" w:hAnsi="Consolas" w:cs="Times New Roman"/>
+          <w:color w:val="000000"/>
+          <w:kern w:val="0"/>
+          <w:sz w:val="21"/>
+          <w:szCs w:val="21"/>
+          <w14:ligatures w14:val="none"/>
+        </w:rPr>
+        <w:t>(</w:t>
+      </w:r>
+      <w:proofErr w:type="gramEnd"/>
+      <w:r>
+        <w:rPr>
+          <w:rFonts w:ascii="Consolas" w:eastAsia="Times New Roman" w:hAnsi="Consolas" w:cs="Times New Roman"/>
+          <w:color w:val="000000"/>
+          <w:kern w:val="0"/>
+          <w:sz w:val="21"/>
+          <w:szCs w:val="21"/>
+          <w14:ligatures w14:val="none"/>
+        </w:rPr>
+        <w:t>)</w:t>
+      </w:r>
+    </w:p>
+    <w:p>
+      <w:pPr>
+        <w:shd w:val="clear" w:color="auto" w:fill="FFFFFF"/>
+        <w:spacing w:after="0" w:line="285" w:lineRule="atLeast"/>
+        <w:rPr>
+          <w:rFonts w:ascii="Consolas" w:eastAsia="Times New Roman" w:hAnsi="Consolas" w:cs="Times New Roman"/>
+          <w:color w:val="3B3B3B"/>
+          <w:kern w:val="0"/>
+          <w:sz w:val="21"/>
+          <w:szCs w:val="21"/>
+          <w14:ligatures w14:val="none"/>
+        </w:rPr>
+      </w:pPr>
+      <w:r>
+        <w:rPr>
+          <w:rFonts w:ascii="Consolas" w:eastAsia="Times New Roman" w:hAnsi="Consolas" w:cs="Times New Roman"/>
+          <w:color w:val="000000"/>
+          <w:kern w:val="0"/>
+          <w:sz w:val="21"/>
+          <w:szCs w:val="21"/>
+          <w14:ligatures w14:val="none"/>
+        </w:rPr>
+        <w:t>    {</w:t>
+      </w:r>
+    </w:p>
+    <w:p>
+      <w:pPr>
+        <w:shd w:val="clear" w:color="auto" w:fill="FFFFFF"/>
+        <w:spacing w:after="0" w:line="285" w:lineRule="atLeast"/>
+        <w:rPr>
+          <w:rFonts w:ascii="Consolas" w:eastAsia="Times New Roman" w:hAnsi="Consolas" w:cs="Times New Roman"/>
+          <w:color w:val="3B3B3B"/>
+          <w:kern w:val="0"/>
+          <w:sz w:val="21"/>
+          <w:szCs w:val="21"/>
+          <w14:ligatures w14:val="none"/>
+        </w:rPr>
+      </w:pPr>
+      <w:r>
+        <w:rPr>
+          <w:rFonts w:ascii="Consolas" w:eastAsia="Times New Roman" w:hAnsi="Consolas" w:cs="Times New Roman"/>
+          <w:color w:val="000000"/>
+          <w:kern w:val="0"/>
+          <w:sz w:val="21"/>
+          <w:szCs w:val="21"/>
+          <w14:ligatures w14:val="none"/>
+        </w:rPr>
+        <w:t xml:space="preserve">        </w:t>
+      </w:r>
+      <w:proofErr w:type="gramStart"/>
+      <w:r>
+        <w:rPr>
+          <w:rFonts w:ascii="Consolas" w:eastAsia="Times New Roman" w:hAnsi="Consolas" w:cs="Times New Roman"/>
+          <w:color w:val="0000FF"/>
+          <w:kern w:val="0"/>
+          <w:sz w:val="21"/>
+          <w:szCs w:val="21"/>
+          <w14:ligatures w14:val="none"/>
+        </w:rPr>
+        <w:t>self</w:t>
+      </w:r>
+      <w:r>
+        <w:rPr>
+          <w:rFonts w:ascii="Consolas" w:eastAsia="Times New Roman" w:hAnsi="Consolas" w:cs="Times New Roman"/>
+          <w:color w:val="000000"/>
+          <w:kern w:val="0"/>
+          <w:sz w:val="21"/>
+          <w:szCs w:val="21"/>
+          <w14:ligatures w14:val="none"/>
+        </w:rPr>
+        <w:t>::</w:t>
+      </w:r>
+      <w:proofErr w:type="gramEnd"/>
+      <w:r>
+        <w:rPr>
+          <w:rFonts w:ascii="Consolas" w:eastAsia="Times New Roman" w:hAnsi="Consolas" w:cs="Times New Roman"/>
+          <w:color w:val="001080"/>
+          <w:kern w:val="0"/>
+          <w:sz w:val="21"/>
+          <w:szCs w:val="21"/>
+          <w14:ligatures w14:val="none"/>
+        </w:rPr>
+        <w:t>$number</w:t>
+      </w:r>
+      <w:r>
+        <w:rPr>
+          <w:rFonts w:ascii="Consolas" w:eastAsia="Times New Roman" w:hAnsi="Consolas" w:cs="Times New Roman"/>
+          <w:color w:val="000000"/>
+          <w:kern w:val="0"/>
+          <w:sz w:val="21"/>
+          <w:szCs w:val="21"/>
+          <w14:ligatures w14:val="none"/>
+        </w:rPr>
+        <w:t>++;</w:t>
+      </w:r>
+    </w:p>
+    <w:p>
+      <w:pPr>
+        <w:shd w:val="clear" w:color="auto" w:fill="FFFFFF"/>
+        <w:spacing w:after="0" w:line="285" w:lineRule="atLeast"/>
+        <w:rPr>
+          <w:rFonts w:ascii="Consolas" w:eastAsia="Times New Roman" w:hAnsi="Consolas" w:cs="Times New Roman"/>
+          <w:color w:val="3B3B3B"/>
+          <w:kern w:val="0"/>
+          <w:sz w:val="21"/>
+          <w:szCs w:val="21"/>
+          <w14:ligatures w14:val="none"/>
+        </w:rPr>
+      </w:pPr>
+      <w:r>
+        <w:rPr>
+          <w:rFonts w:ascii="Consolas" w:eastAsia="Times New Roman" w:hAnsi="Consolas" w:cs="Times New Roman"/>
+          <w:color w:val="000000"/>
+          <w:kern w:val="0"/>
+          <w:sz w:val="21"/>
+          <w:szCs w:val="21"/>
+          <w14:ligatures w14:val="none"/>
+        </w:rPr>
+        <w:t>    }</w:t>
+      </w:r>
+    </w:p>
+    <w:p>
+      <w:pPr>
+        <w:shd w:val="clear" w:color="auto" w:fill="FFFFFF"/>
+        <w:spacing w:after="0" w:line="285" w:lineRule="atLeast"/>
+        <w:rPr>
+          <w:rFonts w:ascii="Consolas" w:eastAsia="Times New Roman" w:hAnsi="Consolas" w:cs="Times New Roman"/>
+          <w:color w:val="3B3B3B"/>
+          <w:kern w:val="0"/>
+          <w:sz w:val="21"/>
+          <w:szCs w:val="21"/>
+          <w14:ligatures w14:val="none"/>
+        </w:rPr>
+      </w:pPr>
+    </w:p>
+    <w:p>
+      <w:pPr>
+        <w:shd w:val="clear" w:color="auto" w:fill="FFFFFF"/>
+        <w:spacing w:after="0" w:line="285" w:lineRule="atLeast"/>
+        <w:rPr>
+          <w:rFonts w:ascii="Consolas" w:eastAsia="Times New Roman" w:hAnsi="Consolas" w:cs="Times New Roman"/>
+          <w:color w:val="3B3B3B"/>
+          <w:kern w:val="0"/>
+          <w:sz w:val="21"/>
+          <w:szCs w:val="21"/>
+          <w14:ligatures w14:val="none"/>
+        </w:rPr>
+      </w:pPr>
+      <w:r>
+        <w:rPr>
+          <w:rFonts w:ascii="Consolas" w:eastAsia="Times New Roman" w:hAnsi="Consolas" w:cs="Times New Roman"/>
+          <w:color w:val="000000"/>
+          <w:kern w:val="0"/>
+          <w:sz w:val="21"/>
+          <w:szCs w:val="21"/>
+          <w14:ligatures w14:val="none"/>
+        </w:rPr>
+        <w:t xml:space="preserve">    </w:t>
+      </w:r>
+      <w:r>
+        <w:rPr>
+          <w:rFonts w:ascii="Consolas" w:eastAsia="Times New Roman" w:hAnsi="Consolas" w:cs="Times New Roman"/>
+          <w:color w:val="0000FF"/>
+          <w:kern w:val="0"/>
+          <w:sz w:val="21"/>
+          <w:szCs w:val="21"/>
+          <w14:ligatures w14:val="none"/>
+        </w:rPr>
+        <w:t>public</w:t>
+      </w:r>
+      <w:r>
+        <w:rPr>
+          <w:rFonts w:ascii="Consolas" w:eastAsia="Times New Roman" w:hAnsi="Consolas" w:cs="Times New Roman"/>
+          <w:color w:val="000000"/>
+          <w:kern w:val="0"/>
+          <w:sz w:val="21"/>
+          <w:szCs w:val="21"/>
+          <w14:ligatures w14:val="none"/>
+        </w:rPr>
+        <w:t xml:space="preserve"> </w:t>
+      </w:r>
+      <w:r>
+        <w:rPr>
+          <w:rFonts w:ascii="Consolas" w:eastAsia="Times New Roman" w:hAnsi="Consolas" w:cs="Times New Roman"/>
+          <w:color w:val="0000FF"/>
+          <w:kern w:val="0"/>
+          <w:sz w:val="21"/>
+          <w:szCs w:val="21"/>
+          <w14:ligatures w14:val="none"/>
+        </w:rPr>
+        <w:t>function</w:t>
+      </w:r>
+      <w:r>
+        <w:rPr>
+          <w:rFonts w:ascii="Consolas" w:eastAsia="Times New Roman" w:hAnsi="Consolas" w:cs="Times New Roman"/>
+          <w:color w:val="000000"/>
+          <w:kern w:val="0"/>
+          <w:sz w:val="21"/>
+          <w:szCs w:val="21"/>
+          <w14:ligatures w14:val="none"/>
+        </w:rPr>
+        <w:t xml:space="preserve"> </w:t>
+      </w:r>
+      <w:proofErr w:type="gramStart"/>
+      <w:r>
+        <w:rPr>
+          <w:rFonts w:ascii="Consolas" w:eastAsia="Times New Roman" w:hAnsi="Consolas" w:cs="Times New Roman"/>
+          <w:color w:val="795E26"/>
+          <w:kern w:val="0"/>
+          <w:sz w:val="21"/>
+          <w:szCs w:val="21"/>
+          <w14:ligatures w14:val="none"/>
+        </w:rPr>
+        <w:t>get</w:t>
+      </w:r>
+      <w:r>
+        <w:rPr>
+          <w:rFonts w:ascii="Consolas" w:eastAsia="Times New Roman" w:hAnsi="Consolas" w:cs="Times New Roman"/>
+          <w:color w:val="000000"/>
+          <w:kern w:val="0"/>
+          <w:sz w:val="21"/>
+          <w:szCs w:val="21"/>
+          <w14:ligatures w14:val="none"/>
+        </w:rPr>
+        <w:t>(</w:t>
+      </w:r>
+      <w:proofErr w:type="gramEnd"/>
+      <w:r>
+        <w:rPr>
+          <w:rFonts w:ascii="Consolas" w:eastAsia="Times New Roman" w:hAnsi="Consolas" w:cs="Times New Roman"/>
+          <w:color w:val="000000"/>
+          <w:kern w:val="0"/>
+          <w:sz w:val="21"/>
+          <w:szCs w:val="21"/>
+          <w14:ligatures w14:val="none"/>
+        </w:rPr>
+        <w:t>)</w:t>
+      </w:r>
+    </w:p>
+    <w:p>
+      <w:pPr>
+        <w:shd w:val="clear" w:color="auto" w:fill="FFFFFF"/>
+        <w:spacing w:after="0" w:line="285" w:lineRule="atLeast"/>
+        <w:rPr>
+          <w:rFonts w:ascii="Consolas" w:eastAsia="Times New Roman" w:hAnsi="Consolas" w:cs="Times New Roman"/>
+          <w:color w:val="3B3B3B"/>
+          <w:kern w:val="0"/>
+          <w:sz w:val="21"/>
+          <w:szCs w:val="21"/>
+          <w14:ligatures w14:val="none"/>
+        </w:rPr>
+      </w:pPr>
+      <w:r>
+        <w:rPr>
+          <w:rFonts w:ascii="Consolas" w:eastAsia="Times New Roman" w:hAnsi="Consolas" w:cs="Times New Roman"/>
+          <w:color w:val="000000"/>
+          <w:kern w:val="0"/>
+          <w:sz w:val="21"/>
+          <w:szCs w:val="21"/>
+          <w14:ligatures w14:val="none"/>
+        </w:rPr>
+        <w:t>    {</w:t>
+      </w:r>
+    </w:p>
+    <w:p>
+      <w:pPr>
+        <w:shd w:val="clear" w:color="auto" w:fill="FFFFFF"/>
+        <w:spacing w:after="0" w:line="285" w:lineRule="atLeast"/>
+        <w:rPr>
+          <w:rFonts w:ascii="Consolas" w:eastAsia="Times New Roman" w:hAnsi="Consolas" w:cs="Times New Roman"/>
+          <w:color w:val="3B3B3B"/>
+          <w:kern w:val="0"/>
+          <w:sz w:val="21"/>
+          <w:szCs w:val="21"/>
+          <w14:ligatures w14:val="none"/>
+        </w:rPr>
+      </w:pPr>
+      <w:r>
+        <w:rPr>
+          <w:rFonts w:ascii="Consolas" w:eastAsia="Times New Roman" w:hAnsi="Consolas" w:cs="Times New Roman"/>
+          <w:color w:val="000000"/>
+          <w:kern w:val="0"/>
+          <w:sz w:val="21"/>
+          <w:szCs w:val="21"/>
+          <w14:ligatures w14:val="none"/>
+        </w:rPr>
+        <w:t xml:space="preserve">        </w:t>
+      </w:r>
+      <w:r>
+        <w:rPr>
+          <w:rFonts w:ascii="Consolas" w:eastAsia="Times New Roman" w:hAnsi="Consolas" w:cs="Times New Roman"/>
+          <w:color w:val="AF00DB"/>
+          <w:kern w:val="0"/>
+          <w:sz w:val="21"/>
+          <w:szCs w:val="21"/>
+          <w14:ligatures w14:val="none"/>
+        </w:rPr>
+        <w:t>return</w:t>
+      </w:r>
+      <w:r>
+        <w:rPr>
+          <w:rFonts w:ascii="Consolas" w:eastAsia="Times New Roman" w:hAnsi="Consolas" w:cs="Times New Roman"/>
+          <w:color w:val="000000"/>
+          <w:kern w:val="0"/>
+          <w:sz w:val="21"/>
+          <w:szCs w:val="21"/>
+          <w14:ligatures w14:val="none"/>
+        </w:rPr>
+        <w:t xml:space="preserve"> </w:t>
+      </w:r>
+      <w:proofErr w:type="gramStart"/>
+      <w:r>
+        <w:rPr>
+          <w:rFonts w:ascii="Consolas" w:eastAsia="Times New Roman" w:hAnsi="Consolas" w:cs="Times New Roman"/>
+          <w:color w:val="0000FF"/>
+          <w:kern w:val="0"/>
+          <w:sz w:val="21"/>
+          <w:szCs w:val="21"/>
+          <w14:ligatures w14:val="none"/>
+        </w:rPr>
+        <w:t>self</w:t>
+      </w:r>
+      <w:r>
+        <w:rPr>
+          <w:rFonts w:ascii="Consolas" w:eastAsia="Times New Roman" w:hAnsi="Consolas" w:cs="Times New Roman"/>
+          <w:color w:val="000000"/>
+          <w:kern w:val="0"/>
+          <w:sz w:val="21"/>
+          <w:szCs w:val="21"/>
+          <w14:ligatures w14:val="none"/>
+        </w:rPr>
+        <w:t>::</w:t>
+      </w:r>
+      <w:proofErr w:type="gramEnd"/>
+      <w:r>
+        <w:rPr>
+          <w:rFonts w:ascii="Consolas" w:eastAsia="Times New Roman" w:hAnsi="Consolas" w:cs="Times New Roman"/>
+          <w:color w:val="001080"/>
+          <w:kern w:val="0"/>
+          <w:sz w:val="21"/>
+          <w:szCs w:val="21"/>
+          <w14:ligatures w14:val="none"/>
+        </w:rPr>
+        <w:t>$number</w:t>
+      </w:r>
+      <w:r>
+        <w:rPr>
+          <w:rFonts w:ascii="Consolas" w:eastAsia="Times New Roman" w:hAnsi="Consolas" w:cs="Times New Roman"/>
+          <w:color w:val="000000"/>
+          <w:kern w:val="0"/>
+          <w:sz w:val="21"/>
+          <w:szCs w:val="21"/>
+          <w14:ligatures w14:val="none"/>
+        </w:rPr>
+        <w:t>;</w:t>
+      </w:r>
+    </w:p>
+    <w:p>
+      <w:pPr>
+        <w:shd w:val="clear" w:color="auto" w:fill="FFFFFF"/>
+        <w:spacing w:after="0" w:line="285" w:lineRule="atLeast"/>
+        <w:rPr>
+          <w:rFonts w:ascii="Consolas" w:eastAsia="Times New Roman" w:hAnsi="Consolas" w:cs="Times New Roman"/>
+          <w:color w:val="3B3B3B"/>
+          <w:kern w:val="0"/>
+          <w:sz w:val="21"/>
+          <w:szCs w:val="21"/>
+          <w14:ligatures w14:val="none"/>
+        </w:rPr>
+      </w:pPr>
+      <w:r>
+        <w:rPr>
+          <w:rFonts w:ascii="Consolas" w:eastAsia="Times New Roman" w:hAnsi="Consolas" w:cs="Times New Roman"/>
+          <w:color w:val="000000"/>
+          <w:kern w:val="0"/>
+          <w:sz w:val="21"/>
+          <w:szCs w:val="21"/>
+          <w14:ligatures w14:val="none"/>
+        </w:rPr>
+        <w:t>    }</w:t>
+      </w:r>
+    </w:p>
+    <w:p>
+      <w:pPr>
+        <w:shd w:val="clear" w:color="auto" w:fill="FFFFFF"/>
+        <w:spacing w:after="0" w:line="285" w:lineRule="atLeast"/>
+        <w:rPr>
+          <w:rFonts w:ascii="Consolas" w:eastAsia="Times New Roman" w:hAnsi="Consolas" w:cs="Times New Roman"/>
+          <w:color w:val="3B3B3B"/>
+          <w:kern w:val="0"/>
+          <w:sz w:val="21"/>
+          <w:szCs w:val="21"/>
+          <w14:ligatures w14:val="none"/>
+        </w:rPr>
+      </w:pPr>
+      <w:r>
+        <w:rPr>
+          <w:rFonts w:ascii="Consolas" w:eastAsia="Times New Roman" w:hAnsi="Consolas" w:cs="Times New Roman"/>
+          <w:color w:val="000000"/>
+          <w:kern w:val="0"/>
+          <w:sz w:val="21"/>
+          <w:szCs w:val="21"/>
+          <w14:ligatures w14:val="none"/>
+        </w:rPr>
+        <w:t>}</w:t>
+      </w:r>
+    </w:p>
+    <w:p>
+      <w:pPr>
+        <w:shd w:val="clear" w:color="auto" w:fill="FFFFFF"/>
+        <w:spacing w:after="0" w:line="285" w:lineRule="atLeast"/>
+        <w:rPr>
+          <w:rFonts w:ascii="Consolas" w:eastAsia="Times New Roman" w:hAnsi="Consolas" w:cs="Times New Roman"/>
+          <w:color w:val="3B3B3B"/>
+          <w:kern w:val="0"/>
+          <w:sz w:val="21"/>
+          <w:szCs w:val="21"/>
+          <w14:ligatures w14:val="none"/>
+        </w:rPr>
+      </w:pPr>
+    </w:p>
+    <w:p>
+      <w:pPr>
+        <w:ind w:left="720" w:firstLine="720"/>
+        <w:rPr>
+          <w:rFonts w:ascii="Sakkal Majalla" w:hAnsi="Sakkal Majalla" w:cs="Sakkal Majalla"/>
+          <w:sz w:val="28"/>
+          <w:szCs w:val="28"/>
+        </w:rPr>
+      </w:pPr>
+      <w:r>
+        <w:rPr>
+          <w:rFonts w:ascii="Sakkal Majalla" w:hAnsi="Sakkal Majalla" w:cs="Sakkal Majalla"/>
+          <w:sz w:val="28"/>
+          <w:szCs w:val="28"/>
+        </w:rPr>
+        <w:t>================================================</w:t>
+      </w:r>
+    </w:p>
+    <w:p>
+      <w:pPr>
+        <w:shd w:val="clear" w:color="auto" w:fill="FFFFFF"/>
+        <w:spacing w:after="0" w:line="285" w:lineRule="atLeast"/>
+        <w:rPr>
+          <w:rFonts w:ascii="Sakkal Majalla" w:hAnsi="Sakkal Majalla" w:cs="Sakkal Majalla"/>
+          <w:sz w:val="28"/>
+          <w:szCs w:val="28"/>
+        </w:rPr>
+      </w:pPr>
+    </w:p>
+    <w:p>
+      <w:pPr>
+        <w:shd w:val="clear" w:color="auto" w:fill="FFFFFF"/>
+        <w:spacing w:after="0" w:line="285" w:lineRule="atLeast"/>
+        <w:rPr>
+          <w:rFonts w:ascii="Consolas" w:eastAsia="Times New Roman" w:hAnsi="Consolas" w:cs="Times New Roman"/>
+          <w:color w:val="3B3B3B"/>
+          <w:kern w:val="0"/>
+          <w:sz w:val="21"/>
+          <w:szCs w:val="21"/>
+          <w14:ligatures w14:val="none"/>
+        </w:rPr>
+      </w:pPr>
+      <w:r>
+        <w:rPr>
+          <w:rFonts w:ascii="Consolas" w:eastAsia="Times New Roman" w:hAnsi="Consolas" w:cs="Times New Roman"/>
+          <w:color w:val="0000FF"/>
+          <w:kern w:val="0"/>
+          <w:sz w:val="21"/>
+          <w:szCs w:val="21"/>
+          <w14:ligatures w14:val="none"/>
+        </w:rPr>
+        <w:t>use</w:t>
+      </w:r>
+      <w:r>
+        <w:rPr>
+          <w:rFonts w:ascii="Consolas" w:eastAsia="Times New Roman" w:hAnsi="Consolas" w:cs="Times New Roman"/>
+          <w:color w:val="000000"/>
+          <w:kern w:val="0"/>
+          <w:sz w:val="21"/>
+          <w:szCs w:val="21"/>
+          <w14:ligatures w14:val="none"/>
+        </w:rPr>
+        <w:t xml:space="preserve"> App\</w:t>
+      </w:r>
+      <w:r>
+        <w:rPr>
+          <w:rFonts w:ascii="Consolas" w:eastAsia="Times New Roman" w:hAnsi="Consolas" w:cs="Times New Roman"/>
+          <w:color w:val="267F99"/>
+          <w:kern w:val="0"/>
+          <w:sz w:val="21"/>
+          <w:szCs w:val="21"/>
+          <w14:ligatures w14:val="none"/>
+        </w:rPr>
+        <w:t>MyClass</w:t>
+      </w:r>
+      <w:r>
+        <w:rPr>
+          <w:rFonts w:ascii="Consolas" w:eastAsia="Times New Roman" w:hAnsi="Consolas" w:cs="Times New Roman"/>
+          <w:color w:val="000000"/>
+          <w:kern w:val="0"/>
+          <w:sz w:val="21"/>
+          <w:szCs w:val="21"/>
+          <w14:ligatures w14:val="none"/>
+        </w:rPr>
+        <w:t>;</w:t>
+      </w:r>
+    </w:p>
+    <w:p>
+      <w:pPr>
+        <w:shd w:val="clear" w:color="auto" w:fill="FFFFFF"/>
+        <w:spacing w:after="0" w:line="285" w:lineRule="atLeast"/>
+        <w:rPr>
+          <w:rFonts w:ascii="Consolas" w:eastAsia="Times New Roman" w:hAnsi="Consolas" w:cs="Times New Roman"/>
+          <w:color w:val="3B3B3B"/>
+          <w:kern w:val="0"/>
+          <w:sz w:val="21"/>
+          <w:szCs w:val="21"/>
+          <w14:ligatures w14:val="none"/>
+        </w:rPr>
+      </w:pPr>
+      <w:r>
+        <w:rPr>
+          <w:rFonts w:ascii="Consolas" w:eastAsia="Times New Roman" w:hAnsi="Consolas" w:cs="Times New Roman"/>
+          <w:color w:val="0000FF"/>
+          <w:kern w:val="0"/>
+          <w:sz w:val="21"/>
+          <w:szCs w:val="21"/>
+          <w14:ligatures w14:val="none"/>
+        </w:rPr>
+        <w:t>use</w:t>
+      </w:r>
+      <w:r>
+        <w:rPr>
+          <w:rFonts w:ascii="Consolas" w:eastAsia="Times New Roman" w:hAnsi="Consolas" w:cs="Times New Roman"/>
+          <w:color w:val="000000"/>
+          <w:kern w:val="0"/>
+          <w:sz w:val="21"/>
+          <w:szCs w:val="21"/>
+          <w14:ligatures w14:val="none"/>
+        </w:rPr>
+        <w:t xml:space="preserve"> Illuminate\Support\Facades\</w:t>
+      </w:r>
+      <w:r>
+        <w:rPr>
+          <w:rFonts w:ascii="Consolas" w:eastAsia="Times New Roman" w:hAnsi="Consolas" w:cs="Times New Roman"/>
+          <w:color w:val="267F99"/>
+          <w:kern w:val="0"/>
+          <w:sz w:val="21"/>
+          <w:szCs w:val="21"/>
+          <w14:ligatures w14:val="none"/>
+        </w:rPr>
+        <w:t>Route</w:t>
+      </w:r>
+      <w:r>
+        <w:rPr>
+          <w:rFonts w:ascii="Consolas" w:eastAsia="Times New Roman" w:hAnsi="Consolas" w:cs="Times New Roman"/>
+          <w:color w:val="000000"/>
+          <w:kern w:val="0"/>
+          <w:sz w:val="21"/>
+          <w:szCs w:val="21"/>
+          <w14:ligatures w14:val="none"/>
+        </w:rPr>
+        <w:t>;</w:t>
+      </w:r>
+    </w:p>
+    <w:p>
+      <w:pPr>
+        <w:shd w:val="clear" w:color="auto" w:fill="FFFFFF"/>
+        <w:spacing w:after="0" w:line="285" w:lineRule="atLeast"/>
+        <w:rPr>
+          <w:rFonts w:ascii="Consolas" w:eastAsia="Times New Roman" w:hAnsi="Consolas" w:cs="Times New Roman"/>
+          <w:color w:val="3B3B3B"/>
+          <w:kern w:val="0"/>
+          <w:sz w:val="21"/>
+          <w:szCs w:val="21"/>
+          <w14:ligatures w14:val="none"/>
+        </w:rPr>
+      </w:pPr>
+    </w:p>
+    <w:p>
+      <w:pPr>
+        <w:shd w:val="clear" w:color="auto" w:fill="FFFFFF"/>
+        <w:spacing w:after="0" w:line="285" w:lineRule="atLeast"/>
+        <w:rPr>
+          <w:rFonts w:ascii="Consolas" w:eastAsia="Times New Roman" w:hAnsi="Consolas" w:cs="Times New Roman"/>
+          <w:color w:val="3B3B3B"/>
+          <w:kern w:val="0"/>
+          <w:sz w:val="21"/>
+          <w:szCs w:val="21"/>
+          <w14:ligatures w14:val="none"/>
+        </w:rPr>
+      </w:pPr>
+      <w:proofErr w:type="gramStart"/>
+      <w:r>
+        <w:rPr>
+          <w:rFonts w:ascii="Consolas" w:eastAsia="Times New Roman" w:hAnsi="Consolas" w:cs="Times New Roman"/>
+          <w:color w:val="267F99"/>
+          <w:kern w:val="0"/>
+          <w:sz w:val="21"/>
+          <w:szCs w:val="21"/>
+          <w14:ligatures w14:val="none"/>
+        </w:rPr>
+        <w:t>Route</w:t>
+      </w:r>
+      <w:r>
+        <w:rPr>
+          <w:rFonts w:ascii="Consolas" w:eastAsia="Times New Roman" w:hAnsi="Consolas" w:cs="Times New Roman"/>
+          <w:color w:val="000000"/>
+          <w:kern w:val="0"/>
+          <w:sz w:val="21"/>
+          <w:szCs w:val="21"/>
+          <w14:ligatures w14:val="none"/>
+        </w:rPr>
+        <w:t>::</w:t>
+      </w:r>
+      <w:r>
+        <w:rPr>
+          <w:rFonts w:ascii="Consolas" w:eastAsia="Times New Roman" w:hAnsi="Consolas" w:cs="Times New Roman"/>
+          <w:color w:val="795E26"/>
+          <w:kern w:val="0"/>
+          <w:sz w:val="21"/>
+          <w:szCs w:val="21"/>
+          <w14:ligatures w14:val="none"/>
+        </w:rPr>
+        <w:t>get</w:t>
+      </w:r>
+      <w:r>
+        <w:rPr>
+          <w:rFonts w:ascii="Consolas" w:eastAsia="Times New Roman" w:hAnsi="Consolas" w:cs="Times New Roman"/>
+          <w:color w:val="000000"/>
+          <w:kern w:val="0"/>
+          <w:sz w:val="21"/>
+          <w:szCs w:val="21"/>
+          <w14:ligatures w14:val="none"/>
+        </w:rPr>
+        <w:t>(</w:t>
+      </w:r>
+      <w:proofErr w:type="gramEnd"/>
+      <w:r>
+        <w:rPr>
+          <w:rFonts w:ascii="Consolas" w:eastAsia="Times New Roman" w:hAnsi="Consolas" w:cs="Times New Roman"/>
+          <w:color w:val="A31515"/>
+          <w:kern w:val="0"/>
+          <w:sz w:val="21"/>
+          <w:szCs w:val="21"/>
+          <w14:ligatures w14:val="none"/>
+        </w:rPr>
+        <w:t>'/static-class'</w:t>
+      </w:r>
+      <w:r>
+        <w:rPr>
+          <w:rFonts w:ascii="Consolas" w:eastAsia="Times New Roman" w:hAnsi="Consolas" w:cs="Times New Roman"/>
+          <w:color w:val="000000"/>
+          <w:kern w:val="0"/>
+          <w:sz w:val="21"/>
+          <w:szCs w:val="21"/>
+          <w14:ligatures w14:val="none"/>
+        </w:rPr>
+        <w:t xml:space="preserve">, </w:t>
+      </w:r>
+      <w:r>
+        <w:rPr>
+          <w:rFonts w:ascii="Consolas" w:eastAsia="Times New Roman" w:hAnsi="Consolas" w:cs="Times New Roman"/>
+          <w:color w:val="0000FF"/>
+          <w:kern w:val="0"/>
+          <w:sz w:val="21"/>
+          <w:szCs w:val="21"/>
+          <w14:ligatures w14:val="none"/>
+        </w:rPr>
+        <w:t>function</w:t>
+      </w:r>
+      <w:r>
+        <w:rPr>
+          <w:rFonts w:ascii="Consolas" w:eastAsia="Times New Roman" w:hAnsi="Consolas" w:cs="Times New Roman"/>
+          <w:color w:val="000000"/>
+          <w:kern w:val="0"/>
+          <w:sz w:val="21"/>
+          <w:szCs w:val="21"/>
+          <w14:ligatures w14:val="none"/>
+        </w:rPr>
+        <w:t xml:space="preserve"> (</w:t>
+      </w:r>
+      <w:r>
+        <w:rPr>
+          <w:rFonts w:ascii="Consolas" w:eastAsia="Times New Roman" w:hAnsi="Consolas" w:cs="Times New Roman"/>
+          <w:color w:val="267F99"/>
+          <w:kern w:val="0"/>
+          <w:sz w:val="21"/>
+          <w:szCs w:val="21"/>
+          <w14:ligatures w14:val="none"/>
+        </w:rPr>
+        <w:t>MyClass</w:t>
+      </w:r>
+      <w:r>
+        <w:rPr>
+          <w:rFonts w:ascii="Consolas" w:eastAsia="Times New Roman" w:hAnsi="Consolas" w:cs="Times New Roman"/>
+          <w:color w:val="000000"/>
+          <w:kern w:val="0"/>
+          <w:sz w:val="21"/>
+          <w:szCs w:val="21"/>
+          <w14:ligatures w14:val="none"/>
+        </w:rPr>
+        <w:t xml:space="preserve"> </w:t>
+      </w:r>
+      <w:r>
+        <w:rPr>
+          <w:rFonts w:ascii="Consolas" w:eastAsia="Times New Roman" w:hAnsi="Consolas" w:cs="Times New Roman"/>
+          <w:color w:val="001080"/>
+          <w:kern w:val="0"/>
+          <w:sz w:val="21"/>
+          <w:szCs w:val="21"/>
+          <w14:ligatures w14:val="none"/>
+        </w:rPr>
+        <w:t>$myclass</w:t>
+      </w:r>
+      <w:r>
+        <w:rPr>
+          <w:rFonts w:ascii="Consolas" w:eastAsia="Times New Roman" w:hAnsi="Consolas" w:cs="Times New Roman"/>
+          <w:color w:val="000000"/>
+          <w:kern w:val="0"/>
+          <w:sz w:val="21"/>
+          <w:szCs w:val="21"/>
+          <w14:ligatures w14:val="none"/>
+        </w:rPr>
+        <w:t>) {</w:t>
+      </w:r>
+    </w:p>
+    <w:p>
+      <w:pPr>
+        <w:shd w:val="clear" w:color="auto" w:fill="FFFFFF"/>
+        <w:spacing w:after="0" w:line="285" w:lineRule="atLeast"/>
+        <w:rPr>
+          <w:rFonts w:ascii="Consolas" w:eastAsia="Times New Roman" w:hAnsi="Consolas" w:cs="Times New Roman"/>
+          <w:color w:val="3B3B3B"/>
+          <w:kern w:val="0"/>
+          <w:sz w:val="21"/>
+          <w:szCs w:val="21"/>
+          <w14:ligatures w14:val="none"/>
+        </w:rPr>
+      </w:pPr>
+      <w:r>
+        <w:rPr>
+          <w:rFonts w:ascii="Consolas" w:eastAsia="Times New Roman" w:hAnsi="Consolas" w:cs="Times New Roman"/>
+          <w:color w:val="000000"/>
+          <w:kern w:val="0"/>
+          <w:sz w:val="21"/>
+          <w:szCs w:val="21"/>
+          <w14:ligatures w14:val="none"/>
+        </w:rPr>
+        <w:t xml:space="preserve">    </w:t>
+      </w:r>
+      <w:r>
+        <w:rPr>
+          <w:rFonts w:ascii="Consolas" w:eastAsia="Times New Roman" w:hAnsi="Consolas" w:cs="Times New Roman"/>
+          <w:color w:val="001080"/>
+          <w:kern w:val="0"/>
+          <w:sz w:val="21"/>
+          <w:szCs w:val="21"/>
+          <w14:ligatures w14:val="none"/>
+        </w:rPr>
+        <w:t>$myclass</w:t>
+      </w:r>
+      <w:r>
+        <w:rPr>
+          <w:rFonts w:ascii="Consolas" w:eastAsia="Times New Roman" w:hAnsi="Consolas" w:cs="Times New Roman"/>
+          <w:color w:val="000000"/>
+          <w:kern w:val="0"/>
+          <w:sz w:val="21"/>
+          <w:szCs w:val="21"/>
+          <w14:ligatures w14:val="none"/>
+        </w:rPr>
+        <w:t>-&gt;</w:t>
+      </w:r>
+      <w:proofErr w:type="gramStart"/>
+      <w:r>
+        <w:rPr>
+          <w:rFonts w:ascii="Consolas" w:eastAsia="Times New Roman" w:hAnsi="Consolas" w:cs="Times New Roman"/>
+          <w:color w:val="795E26"/>
+          <w:kern w:val="0"/>
+          <w:sz w:val="21"/>
+          <w:szCs w:val="21"/>
+          <w14:ligatures w14:val="none"/>
+        </w:rPr>
+        <w:t>add</w:t>
+      </w:r>
+      <w:r>
+        <w:rPr>
+          <w:rFonts w:ascii="Consolas" w:eastAsia="Times New Roman" w:hAnsi="Consolas" w:cs="Times New Roman"/>
+          <w:color w:val="000000"/>
+          <w:kern w:val="0"/>
+          <w:sz w:val="21"/>
+          <w:szCs w:val="21"/>
+          <w14:ligatures w14:val="none"/>
+        </w:rPr>
+        <w:t>(</w:t>
+      </w:r>
+      <w:proofErr w:type="gramEnd"/>
+      <w:r>
+        <w:rPr>
+          <w:rFonts w:ascii="Consolas" w:eastAsia="Times New Roman" w:hAnsi="Consolas" w:cs="Times New Roman"/>
+          <w:color w:val="000000"/>
+          <w:kern w:val="0"/>
+          <w:sz w:val="21"/>
+          <w:szCs w:val="21"/>
+          <w14:ligatures w14:val="none"/>
+        </w:rPr>
+        <w:t>);</w:t>
+      </w:r>
+    </w:p>
+    <w:p>
+      <w:pPr>
+        <w:shd w:val="clear" w:color="auto" w:fill="FFFFFF"/>
+        <w:spacing w:after="0" w:line="285" w:lineRule="atLeast"/>
+        <w:rPr>
+          <w:rFonts w:ascii="Consolas" w:eastAsia="Times New Roman" w:hAnsi="Consolas" w:cs="Times New Roman"/>
+          <w:color w:val="3B3B3B"/>
+          <w:kern w:val="0"/>
+          <w:sz w:val="21"/>
+          <w:szCs w:val="21"/>
+          <w14:ligatures w14:val="none"/>
+        </w:rPr>
+      </w:pPr>
+      <w:r>
+        <w:rPr>
+          <w:rFonts w:ascii="Consolas" w:eastAsia="Times New Roman" w:hAnsi="Consolas" w:cs="Times New Roman"/>
+          <w:color w:val="000000"/>
+          <w:kern w:val="0"/>
+          <w:sz w:val="21"/>
+          <w:szCs w:val="21"/>
+          <w14:ligatures w14:val="none"/>
+        </w:rPr>
+        <w:t xml:space="preserve">    </w:t>
+      </w:r>
+      <w:r>
+        <w:rPr>
+          <w:rFonts w:ascii="Consolas" w:eastAsia="Times New Roman" w:hAnsi="Consolas" w:cs="Times New Roman"/>
+          <w:color w:val="AF00DB"/>
+          <w:kern w:val="0"/>
+          <w:sz w:val="21"/>
+          <w:szCs w:val="21"/>
+          <w14:ligatures w14:val="none"/>
+        </w:rPr>
+        <w:t>return</w:t>
+      </w:r>
+      <w:r>
+        <w:rPr>
+          <w:rFonts w:ascii="Consolas" w:eastAsia="Times New Roman" w:hAnsi="Consolas" w:cs="Times New Roman"/>
+          <w:color w:val="000000"/>
+          <w:kern w:val="0"/>
+          <w:sz w:val="21"/>
+          <w:szCs w:val="21"/>
+          <w14:ligatures w14:val="none"/>
+        </w:rPr>
+        <w:t xml:space="preserve"> </w:t>
+      </w:r>
+      <w:r>
+        <w:rPr>
+          <w:rFonts w:ascii="Consolas" w:eastAsia="Times New Roman" w:hAnsi="Consolas" w:cs="Times New Roman"/>
+          <w:color w:val="001080"/>
+          <w:kern w:val="0"/>
+          <w:sz w:val="21"/>
+          <w:szCs w:val="21"/>
+          <w14:ligatures w14:val="none"/>
+        </w:rPr>
+        <w:t>$myclass</w:t>
+      </w:r>
+      <w:r>
+        <w:rPr>
+          <w:rFonts w:ascii="Consolas" w:eastAsia="Times New Roman" w:hAnsi="Consolas" w:cs="Times New Roman"/>
+          <w:color w:val="000000"/>
+          <w:kern w:val="0"/>
+          <w:sz w:val="21"/>
+          <w:szCs w:val="21"/>
+          <w14:ligatures w14:val="none"/>
+        </w:rPr>
+        <w:t>-&gt;</w:t>
+      </w:r>
+      <w:proofErr w:type="gramStart"/>
+      <w:r>
+        <w:rPr>
+          <w:rFonts w:ascii="Consolas" w:eastAsia="Times New Roman" w:hAnsi="Consolas" w:cs="Times New Roman"/>
+          <w:color w:val="795E26"/>
+          <w:kern w:val="0"/>
+          <w:sz w:val="21"/>
+          <w:szCs w:val="21"/>
+          <w14:ligatures w14:val="none"/>
+        </w:rPr>
+        <w:t>get</w:t>
+      </w:r>
+      <w:r>
+        <w:rPr>
+          <w:rFonts w:ascii="Consolas" w:eastAsia="Times New Roman" w:hAnsi="Consolas" w:cs="Times New Roman"/>
+          <w:color w:val="000000"/>
+          <w:kern w:val="0"/>
+          <w:sz w:val="21"/>
+          <w:szCs w:val="21"/>
+          <w14:ligatures w14:val="none"/>
+        </w:rPr>
+        <w:t>(</w:t>
+      </w:r>
+      <w:proofErr w:type="gramEnd"/>
+      <w:r>
+        <w:rPr>
+          <w:rFonts w:ascii="Consolas" w:eastAsia="Times New Roman" w:hAnsi="Consolas" w:cs="Times New Roman"/>
+          <w:color w:val="000000"/>
+          <w:kern w:val="0"/>
+          <w:sz w:val="21"/>
+          <w:szCs w:val="21"/>
+          <w14:ligatures w14:val="none"/>
+        </w:rPr>
+        <w:t>);</w:t>
+      </w:r>
+    </w:p>
+    <w:p>
+      <w:pPr>
+        <w:shd w:val="clear" w:color="auto" w:fill="FFFFFF"/>
+        <w:spacing w:after="0" w:line="285" w:lineRule="atLeast"/>
+        <w:rPr>
+          <w:rFonts w:ascii="Consolas" w:eastAsia="Times New Roman" w:hAnsi="Consolas" w:cs="Times New Roman"/>
+          <w:color w:val="3B3B3B"/>
+          <w:kern w:val="0"/>
+          <w:sz w:val="21"/>
+          <w:szCs w:val="21"/>
+          <w14:ligatures w14:val="none"/>
+        </w:rPr>
+      </w:pPr>
+      <w:r>
+        <w:rPr>
+          <w:rFonts w:ascii="Consolas" w:eastAsia="Times New Roman" w:hAnsi="Consolas" w:cs="Times New Roman"/>
+          <w:color w:val="000000"/>
+          <w:kern w:val="0"/>
+          <w:sz w:val="21"/>
+          <w:szCs w:val="21"/>
+          <w14:ligatures w14:val="none"/>
+        </w:rPr>
+        <w:t>});</w:t>
+      </w:r>
+    </w:p>
+    <w:p>
+      <w:pPr>
+        <w:ind w:left="720" w:firstLine="720"/>
+        <w:rPr>
+          <w:rFonts w:ascii="Sakkal Majalla" w:hAnsi="Sakkal Majalla" w:cs="Sakkal Majalla"/>
+          <w:sz w:val="28"/>
+          <w:szCs w:val="28"/>
+        </w:rPr>
+      </w:pPr>
+      <w:r>
+        <w:rPr>
+          <w:rFonts w:ascii="Sakkal Majalla" w:hAnsi="Sakkal Majalla" w:cs="Sakkal Majalla"/>
+          <w:sz w:val="28"/>
+          <w:szCs w:val="28"/>
+        </w:rPr>
+        <w:t>================================================</w:t>
+      </w:r>
+    </w:p>
+    <w:p>
+      <w:pPr>
+        <w:shd w:val="clear" w:color="auto" w:fill="FFFFFF"/>
+        <w:spacing w:after="0" w:line="285" w:lineRule="atLeast"/>
+        <w:rPr>
+          <w:rFonts w:ascii="Sakkal Majalla" w:eastAsia="Times New Roman" w:hAnsi="Sakkal Majalla" w:cs="Sakkal Majalla"/>
+          <w:color w:val="3B3B3B"/>
+          <w:kern w:val="0"/>
+          <w:sz w:val="28"/>
+          <w:szCs w:val="28"/>
+          <w14:ligatures w14:val="none"/>
+        </w:rPr>
+      </w:pPr>
+      <w:r>
+        <w:rPr>
+          <w:rFonts w:ascii="Sakkal Majalla" w:eastAsia="Times New Roman" w:hAnsi="Sakkal Majalla" w:cs="Sakkal Majalla"/>
+          <w:color w:val="3B3B3B"/>
+          <w:kern w:val="0"/>
+          <w:sz w:val="28"/>
+          <w:szCs w:val="28"/>
+          <w14:ligatures w14:val="none"/>
+        </w:rPr>
+        <w:t>W</w:t>
+      </w:r>
+      <w:r>
+        <w:rPr>
+          <w:rFonts w:ascii="Sakkal Majalla" w:eastAsia="Times New Roman" w:hAnsi="Sakkal Majalla" w:cs="Sakkal Majalla"/>
+          <w:color w:val="3B3B3B"/>
+          <w:kern w:val="0"/>
+          <w:sz w:val="28"/>
+          <w:szCs w:val="28"/>
+          <w14:ligatures w14:val="none"/>
+        </w:rPr>
+        <w:t xml:space="preserve">hen we run the application using: </w:t>
+      </w:r>
+      <w:r>
+        <w:rPr>
+          <w:rFonts w:ascii="Sakkal Majalla" w:eastAsia="Times New Roman" w:hAnsi="Sakkal Majalla" w:cs="Sakkal Majalla"/>
+          <w:b/>
+          <w:bCs/>
+          <w:color w:val="3A7C22" w:themeColor="accent6" w:themeShade="BF"/>
+          <w:kern w:val="0"/>
+          <w:sz w:val="28"/>
+          <w:szCs w:val="28"/>
+          <w14:ligatures w14:val="none"/>
+        </w:rPr>
+        <w:t xml:space="preserve">php artisan </w:t>
+      </w:r>
+      <w:proofErr w:type="gramStart"/>
+      <w:r>
+        <w:rPr>
+          <w:rFonts w:ascii="Sakkal Majalla" w:eastAsia="Times New Roman" w:hAnsi="Sakkal Majalla" w:cs="Sakkal Majalla"/>
+          <w:b/>
+          <w:bCs/>
+          <w:color w:val="3A7C22" w:themeColor="accent6" w:themeShade="BF"/>
+          <w:kern w:val="0"/>
+          <w:sz w:val="28"/>
+          <w:szCs w:val="28"/>
+          <w14:ligatures w14:val="none"/>
+        </w:rPr>
+        <w:t>octane:start</w:t>
+      </w:r>
+      <w:proofErr w:type="gramEnd"/>
+      <w:r>
+        <w:rPr>
+          <w:rFonts w:ascii="Sakkal Majalla" w:eastAsia="Times New Roman" w:hAnsi="Sakkal Majalla" w:cs="Sakkal Majalla"/>
+          <w:color w:val="3B3B3B"/>
+          <w:kern w:val="0"/>
+          <w:sz w:val="28"/>
+          <w:szCs w:val="28"/>
+          <w14:ligatures w14:val="none"/>
+        </w:rPr>
+        <w:t xml:space="preserve">, the class </w:t>
+      </w:r>
+      <w:r>
+        <w:rPr>
+          <w:rFonts w:ascii="Sakkal Majalla" w:eastAsia="Times New Roman" w:hAnsi="Sakkal Majalla" w:cs="Sakkal Majalla"/>
+          <w:color w:val="3B3B3B"/>
+          <w:kern w:val="0"/>
+          <w:sz w:val="28"/>
+          <w:szCs w:val="28"/>
+          <w14:ligatures w14:val="none"/>
+        </w:rPr>
+        <w:t>with a</w:t>
+      </w:r>
+      <w:r>
+        <w:rPr>
+          <w:rFonts w:ascii="Sakkal Majalla" w:eastAsia="Times New Roman" w:hAnsi="Sakkal Majalla" w:cs="Sakkal Majalla"/>
+          <w:color w:val="3B3B3B"/>
+          <w:kern w:val="0"/>
+          <w:sz w:val="28"/>
+          <w:szCs w:val="28"/>
+          <w14:ligatures w14:val="none"/>
+        </w:rPr>
+        <w:t xml:space="preserve"> static member will be instantiated once.</w:t>
+      </w:r>
+    </w:p>
+    <w:p>
+      <w:pPr>
+        <w:shd w:val="clear" w:color="auto" w:fill="FFFFFF"/>
+        <w:spacing w:after="0" w:line="285" w:lineRule="atLeast"/>
+        <w:rPr>
+          <w:rFonts w:ascii="Sakkal Majalla" w:eastAsia="Times New Roman" w:hAnsi="Sakkal Majalla" w:cs="Sakkal Majalla"/>
+          <w:color w:val="3B3B3B"/>
+          <w:kern w:val="0"/>
+          <w:sz w:val="28"/>
+          <w:szCs w:val="28"/>
+          <w14:ligatures w14:val="none"/>
+        </w:rPr>
+      </w:pPr>
+      <w:r>
+        <w:rPr>
+          <w:rFonts w:ascii="Sakkal Majalla" w:eastAsia="Times New Roman" w:hAnsi="Sakkal Majalla" w:cs="Sakkal Majalla"/>
+          <w:color w:val="3B3B3B"/>
+          <w:kern w:val="0"/>
+          <w:sz w:val="28"/>
+          <w:szCs w:val="28"/>
+          <w14:ligatures w14:val="none"/>
+        </w:rPr>
+        <w:t xml:space="preserve"> </w:t>
+      </w:r>
+    </w:p>
+    <w:p>
+      <w:pPr>
+        <w:rPr>
+          <w:rFonts w:ascii="Sakkal Majalla" w:hAnsi="Sakkal Majalla" w:cs="Sakkal Majalla"/>
+          <w:sz w:val="28"/>
+          <w:szCs w:val="28"/>
+        </w:rPr>
+      </w:pPr>
+      <w:r>
+        <w:rPr>
+          <w:rFonts w:ascii="Sakkal Majalla" w:hAnsi="Sakkal Majalla" w:cs="Sakkal Majalla"/>
+          <w:sz w:val="28"/>
+          <w:szCs w:val="28"/>
+        </w:rPr>
+        <w:drawing>
+          <wp:inline distT="0" distB="0" distL="0" distR="0" wp14:anchorId="71A86E15" wp14:editId="54F757D2">
+            <wp:extent cx="5943600" cy="3161030"/>
+            <wp:effectExtent l="0" t="0" r="0" b="1270"/>
+            <wp:docPr id="350256690" name="Picture 1"/>
+            <wp:cNvGraphicFramePr>
+              <a:graphicFrameLocks xmlns:a="http://schemas.openxmlformats.org/drawingml/2006/main" noChangeAspect="1"/>
+            </wp:cNvGraphicFramePr>
+            <a:graphic xmlns:a="http://schemas.openxmlformats.org/drawingml/2006/main">
+              <a:graphicData uri="http://schemas.openxmlformats.org/drawingml/2006/picture">
+                <pic:pic xmlns:pic="http://schemas.openxmlformats.org/drawingml/2006/picture">
+                  <pic:nvPicPr>
+                    <pic:cNvPr id="350256690" name=""/>
+                    <pic:cNvPicPr/>
+                  </pic:nvPicPr>
+                  <pic:blipFill>
+                    <a:blip r:embed="rId9"/>
+                    <a:stretch>
+                      <a:fillRect/>
+                    </a:stretch>
+                  </pic:blipFill>
+                  <pic:spPr>
+                    <a:xfrm>
+                      <a:off x="0" y="0"/>
+                      <a:ext cx="5943600" cy="3161030"/>
+                    </a:xfrm>
+                    <a:prstGeom prst="rect">
+                      <a:avLst/>
+                    </a:prstGeom>
+                  </pic:spPr>
+                </pic:pic>
+              </a:graphicData>
+            </a:graphic>
+          </wp:inline>
+        </w:drawing>
+      </w:r>
+    </w:p>
+    <w:p>
+      <w:pPr>
+        <w:ind w:left="720" w:firstLine="720"/>
+        <w:rPr>
+          <w:rFonts w:ascii="Sakkal Majalla" w:hAnsi="Sakkal Majalla" w:cs="Sakkal Majalla"/>
+          <w:sz w:val="28"/>
+          <w:szCs w:val="28"/>
+        </w:rPr>
+      </w:pPr>
+      <w:r>
+        <w:rPr>
+          <w:rFonts w:ascii="Sakkal Majalla" w:hAnsi="Sakkal Majalla" w:cs="Sakkal Majalla"/>
+          <w:sz w:val="28"/>
+          <w:szCs w:val="28"/>
+        </w:rPr>
+        <w:t>================================================</w:t>
+      </w:r>
+    </w:p>
+    <w:p>
+      <w:pPr>
+        <w:rPr>
+          <w:rFonts w:ascii="Sakkal Majalla" w:hAnsi="Sakkal Majalla" w:cs="Sakkal Majalla"/>
+          <w:sz w:val="28"/>
+          <w:szCs w:val="28"/>
+        </w:rPr>
+      </w:pPr>
+      <w:r>
+        <w:rPr>
+          <w:rFonts w:ascii="Sakkal Majalla" w:hAnsi="Sakkal Majalla" w:cs="Sakkal Majalla"/>
+          <w:sz w:val="28"/>
+          <w:szCs w:val="28"/>
+        </w:rPr>
+        <w:lastRenderedPageBreak/>
+        <w:drawing>
+          <wp:inline distT="0" distB="0" distL="0" distR="0" wp14:anchorId="1490830E" wp14:editId="37DD718C">
+            <wp:extent cx="6690139" cy="3550920"/>
+            <wp:effectExtent l="0" t="0" r="0" b="0"/>
+            <wp:docPr id="1781503886" name="Picture 1"/>
+            <wp:cNvGraphicFramePr>
+              <a:graphicFrameLocks xmlns:a="http://schemas.openxmlformats.org/drawingml/2006/main" noChangeAspect="1"/>
+            </wp:cNvGraphicFramePr>
+            <a:graphic xmlns:a="http://schemas.openxmlformats.org/drawingml/2006/main">
+              <a:graphicData uri="http://schemas.openxmlformats.org/drawingml/2006/picture">
+                <pic:pic xmlns:pic="http://schemas.openxmlformats.org/drawingml/2006/picture">
+                  <pic:nvPicPr>
+                    <pic:cNvPr id="1781503886" name=""/>
+                    <pic:cNvPicPr/>
+                  </pic:nvPicPr>
+                  <pic:blipFill>
+                    <a:blip r:embed="rId10"/>
+                    <a:stretch>
+                      <a:fillRect/>
+                    </a:stretch>
+                  </pic:blipFill>
+                  <pic:spPr>
+                    <a:xfrm>
+                      <a:off x="0" y="0"/>
+                      <a:ext cx="6693212" cy="3552551"/>
+                    </a:xfrm>
+                    <a:prstGeom prst="rect">
+                      <a:avLst/>
+                    </a:prstGeom>
+                  </pic:spPr>
+                </pic:pic>
+              </a:graphicData>
+            </a:graphic>
+          </wp:inline>
+        </w:drawing>
+      </w:r>
+    </w:p>
+    <w:p>
+      <w:pPr>
+        <w:ind w:left="720" w:firstLine="720"/>
+        <w:rPr>
+          <w:rFonts w:ascii="Sakkal Majalla" w:hAnsi="Sakkal Majalla" w:cs="Sakkal Majalla"/>
+          <w:sz w:val="28"/>
+          <w:szCs w:val="28"/>
+        </w:rPr>
+      </w:pPr>
+      <w:r>
+        <w:rPr>
+          <w:rFonts w:ascii="Sakkal Majalla" w:hAnsi="Sakkal Majalla" w:cs="Sakkal Majalla"/>
+          <w:sz w:val="28"/>
+          <w:szCs w:val="28"/>
+        </w:rPr>
+        <w:t>*********************************************************</w:t>
+      </w:r>
+    </w:p>
+    <w:p>
+      <w:pPr>
+        <w:rPr>
+          <w:rFonts w:ascii="Sakkal Majalla" w:hAnsi="Sakkal Majalla" w:cs="Sakkal Majalla"/>
+          <w:sz w:val="28"/>
+          <w:szCs w:val="28"/>
+        </w:rPr>
+      </w:pPr>
+      <w:r>
+        <w:rPr>
+          <w:rFonts w:ascii="Sakkal Majalla" w:hAnsi="Sakkal Majalla" w:cs="Sakkal Majalla"/>
+          <w:sz w:val="28"/>
+          <w:szCs w:val="28"/>
+        </w:rPr>
+        <w:t xml:space="preserve">The lifecycle of a service provider starts with three phases: </w:t>
+      </w:r>
+      <w:r>
+        <w:rPr>
+          <w:rFonts w:ascii="Sakkal Majalla" w:hAnsi="Sakkal Majalla" w:cs="Sakkal Majalla"/>
+          <w:b/>
+          <w:bCs/>
+          <w:color w:val="C00000"/>
+          <w:sz w:val="28"/>
+          <w:szCs w:val="28"/>
+        </w:rPr>
+        <w:t>creation</w:t>
+      </w:r>
+      <w:r>
+        <w:rPr>
+          <w:rFonts w:ascii="Sakkal Majalla" w:hAnsi="Sakkal Majalla" w:cs="Sakkal Majalla"/>
+          <w:sz w:val="28"/>
+          <w:szCs w:val="28"/>
+        </w:rPr>
+        <w:t xml:space="preserve">, </w:t>
+      </w:r>
+      <w:r>
+        <w:rPr>
+          <w:rFonts w:ascii="Sakkal Majalla" w:hAnsi="Sakkal Majalla" w:cs="Sakkal Majalla"/>
+          <w:b/>
+          <w:bCs/>
+          <w:color w:val="C00000"/>
+          <w:sz w:val="28"/>
+          <w:szCs w:val="28"/>
+        </w:rPr>
+        <w:t>registration</w:t>
+      </w:r>
+      <w:r>
+        <w:rPr>
+          <w:rFonts w:ascii="Sakkal Majalla" w:hAnsi="Sakkal Majalla" w:cs="Sakkal Majalla"/>
+          <w:sz w:val="28"/>
+          <w:szCs w:val="28"/>
+        </w:rPr>
+        <w:t xml:space="preserve">, and </w:t>
+      </w:r>
+      <w:r>
+        <w:rPr>
+          <w:rFonts w:ascii="Sakkal Majalla" w:hAnsi="Sakkal Majalla" w:cs="Sakkal Majalla"/>
+          <w:b/>
+          <w:bCs/>
+          <w:color w:val="C00000"/>
+          <w:sz w:val="28"/>
+          <w:szCs w:val="28"/>
+        </w:rPr>
+        <w:t>boot</w:t>
+      </w:r>
+      <w:r>
+        <w:rPr>
+          <w:rFonts w:ascii="Sakkal Majalla" w:hAnsi="Sakkal Majalla" w:cs="Sakkal Majalla"/>
+          <w:sz w:val="28"/>
+          <w:szCs w:val="28"/>
+        </w:rPr>
+        <w:t>.</w:t>
+      </w:r>
+    </w:p>
+    <w:p>
+      <w:pPr>
+        <w:ind w:left="720" w:firstLine="720"/>
+        <w:rPr>
+          <w:rFonts w:ascii="Sakkal Majalla" w:hAnsi="Sakkal Majalla" w:cs="Sakkal Majalla"/>
+          <w:sz w:val="28"/>
+          <w:szCs w:val="28"/>
+        </w:rPr>
+      </w:pPr>
+      <w:r>
+        <w:rPr>
+          <w:rFonts w:ascii="Sakkal Majalla" w:hAnsi="Sakkal Majalla" w:cs="Sakkal Majalla"/>
+          <w:sz w:val="28"/>
+          <w:szCs w:val="28"/>
+        </w:rPr>
+        <w:t>*********************************************************</w:t>
+      </w:r>
+    </w:p>
+    <w:p>
+      <w:pPr>
+        <w:shd w:val="clear" w:color="auto" w:fill="FFFFFF"/>
+        <w:spacing w:after="0" w:line="285" w:lineRule="atLeast"/>
+        <w:rPr>
+          <w:rFonts w:ascii="Consolas" w:eastAsia="Times New Roman" w:hAnsi="Consolas" w:cs="Times New Roman"/>
+          <w:color w:val="3B3B3B"/>
+          <w:kern w:val="0"/>
+          <w:sz w:val="21"/>
+          <w:szCs w:val="21"/>
+          <w14:ligatures w14:val="none"/>
+        </w:rPr>
+      </w:pPr>
+      <w:r>
+        <w:rPr>
+          <w:rFonts w:ascii="Consolas" w:eastAsia="Times New Roman" w:hAnsi="Consolas" w:cs="Times New Roman"/>
+          <w:color w:val="800000"/>
+          <w:kern w:val="0"/>
+          <w:sz w:val="21"/>
+          <w:szCs w:val="21"/>
+          <w14:ligatures w14:val="none"/>
+        </w:rPr>
+        <w:t>&lt;?php</w:t>
+      </w:r>
+    </w:p>
+    <w:p>
+      <w:pPr>
+        <w:shd w:val="clear" w:color="auto" w:fill="FFFFFF"/>
+        <w:spacing w:after="0" w:line="285" w:lineRule="atLeast"/>
+        <w:rPr>
+          <w:rFonts w:ascii="Consolas" w:eastAsia="Times New Roman" w:hAnsi="Consolas" w:cs="Times New Roman"/>
+          <w:color w:val="3B3B3B"/>
+          <w:kern w:val="0"/>
+          <w:sz w:val="21"/>
+          <w:szCs w:val="21"/>
+          <w14:ligatures w14:val="none"/>
+        </w:rPr>
+      </w:pPr>
+    </w:p>
+    <w:p>
+      <w:pPr>
+        <w:shd w:val="clear" w:color="auto" w:fill="FFFFFF"/>
+        <w:spacing w:after="0" w:line="285" w:lineRule="atLeast"/>
+        <w:rPr>
+          <w:rFonts w:ascii="Consolas" w:eastAsia="Times New Roman" w:hAnsi="Consolas" w:cs="Times New Roman"/>
+          <w:color w:val="3B3B3B"/>
+          <w:kern w:val="0"/>
+          <w:sz w:val="21"/>
+          <w:szCs w:val="21"/>
+          <w14:ligatures w14:val="none"/>
+        </w:rPr>
+      </w:pPr>
+      <w:r>
+        <w:rPr>
+          <w:rFonts w:ascii="Consolas" w:eastAsia="Times New Roman" w:hAnsi="Consolas" w:cs="Times New Roman"/>
+          <w:color w:val="0000FF"/>
+          <w:kern w:val="0"/>
+          <w:sz w:val="21"/>
+          <w:szCs w:val="21"/>
+          <w14:ligatures w14:val="none"/>
+        </w:rPr>
+        <w:t>namespace</w:t>
+      </w:r>
+      <w:r>
+        <w:rPr>
+          <w:rFonts w:ascii="Consolas" w:eastAsia="Times New Roman" w:hAnsi="Consolas" w:cs="Times New Roman"/>
+          <w:color w:val="000000"/>
+          <w:kern w:val="0"/>
+          <w:sz w:val="21"/>
+          <w:szCs w:val="21"/>
+          <w14:ligatures w14:val="none"/>
+        </w:rPr>
+        <w:t xml:space="preserve"> </w:t>
+      </w:r>
+      <w:r>
+        <w:rPr>
+          <w:rFonts w:ascii="Consolas" w:eastAsia="Times New Roman" w:hAnsi="Consolas" w:cs="Times New Roman"/>
+          <w:color w:val="267F99"/>
+          <w:kern w:val="0"/>
+          <w:sz w:val="21"/>
+          <w:szCs w:val="21"/>
+          <w14:ligatures w14:val="none"/>
+        </w:rPr>
+        <w:t>App\Providers</w:t>
+      </w:r>
+      <w:r>
+        <w:rPr>
+          <w:rFonts w:ascii="Consolas" w:eastAsia="Times New Roman" w:hAnsi="Consolas" w:cs="Times New Roman"/>
+          <w:color w:val="000000"/>
+          <w:kern w:val="0"/>
+          <w:sz w:val="21"/>
+          <w:szCs w:val="21"/>
+          <w14:ligatures w14:val="none"/>
+        </w:rPr>
+        <w:t>;</w:t>
+      </w:r>
+    </w:p>
+    <w:p>
+      <w:pPr>
+        <w:shd w:val="clear" w:color="auto" w:fill="FFFFFF"/>
+        <w:spacing w:after="0" w:line="285" w:lineRule="atLeast"/>
+        <w:rPr>
+          <w:rFonts w:ascii="Consolas" w:eastAsia="Times New Roman" w:hAnsi="Consolas" w:cs="Times New Roman"/>
+          <w:color w:val="3B3B3B"/>
+          <w:kern w:val="0"/>
+          <w:sz w:val="21"/>
+          <w:szCs w:val="21"/>
+          <w14:ligatures w14:val="none"/>
+        </w:rPr>
+      </w:pPr>
+    </w:p>
+    <w:p>
+      <w:pPr>
+        <w:shd w:val="clear" w:color="auto" w:fill="FFFFFF"/>
+        <w:spacing w:after="0" w:line="285" w:lineRule="atLeast"/>
+        <w:rPr>
+          <w:rFonts w:ascii="Consolas" w:eastAsia="Times New Roman" w:hAnsi="Consolas" w:cs="Times New Roman"/>
+          <w:color w:val="3B3B3B"/>
+          <w:kern w:val="0"/>
+          <w:sz w:val="21"/>
+          <w:szCs w:val="21"/>
+          <w14:ligatures w14:val="none"/>
+        </w:rPr>
+      </w:pPr>
+      <w:r>
+        <w:rPr>
+          <w:rFonts w:ascii="Consolas" w:eastAsia="Times New Roman" w:hAnsi="Consolas" w:cs="Times New Roman"/>
+          <w:color w:val="0000FF"/>
+          <w:kern w:val="0"/>
+          <w:sz w:val="21"/>
+          <w:szCs w:val="21"/>
+          <w14:ligatures w14:val="none"/>
+        </w:rPr>
+        <w:t>use</w:t>
+      </w:r>
+      <w:r>
+        <w:rPr>
+          <w:rFonts w:ascii="Consolas" w:eastAsia="Times New Roman" w:hAnsi="Consolas" w:cs="Times New Roman"/>
+          <w:color w:val="000000"/>
+          <w:kern w:val="0"/>
+          <w:sz w:val="21"/>
+          <w:szCs w:val="21"/>
+          <w14:ligatures w14:val="none"/>
+        </w:rPr>
+        <w:t xml:space="preserve"> Illuminate\Support\</w:t>
+      </w:r>
+      <w:r>
+        <w:rPr>
+          <w:rFonts w:ascii="Consolas" w:eastAsia="Times New Roman" w:hAnsi="Consolas" w:cs="Times New Roman"/>
+          <w:color w:val="267F99"/>
+          <w:kern w:val="0"/>
+          <w:sz w:val="21"/>
+          <w:szCs w:val="21"/>
+          <w14:ligatures w14:val="none"/>
+        </w:rPr>
+        <w:t>ServiceProvider</w:t>
+      </w:r>
+      <w:r>
+        <w:rPr>
+          <w:rFonts w:ascii="Consolas" w:eastAsia="Times New Roman" w:hAnsi="Consolas" w:cs="Times New Roman"/>
+          <w:color w:val="000000"/>
+          <w:kern w:val="0"/>
+          <w:sz w:val="21"/>
+          <w:szCs w:val="21"/>
+          <w14:ligatures w14:val="none"/>
+        </w:rPr>
+        <w:t>;</w:t>
+      </w:r>
+    </w:p>
+    <w:p>
+      <w:pPr>
+        <w:shd w:val="clear" w:color="auto" w:fill="FFFFFF"/>
+        <w:spacing w:after="0" w:line="285" w:lineRule="atLeast"/>
+        <w:rPr>
+          <w:rFonts w:ascii="Consolas" w:eastAsia="Times New Roman" w:hAnsi="Consolas" w:cs="Times New Roman"/>
+          <w:color w:val="3B3B3B"/>
+          <w:kern w:val="0"/>
+          <w:sz w:val="21"/>
+          <w:szCs w:val="21"/>
+          <w14:ligatures w14:val="none"/>
+        </w:rPr>
+      </w:pPr>
+    </w:p>
+    <w:p>
+      <w:pPr>
+        <w:shd w:val="clear" w:color="auto" w:fill="FFFFFF"/>
+        <w:spacing w:after="0" w:line="285" w:lineRule="atLeast"/>
+        <w:rPr>
+          <w:rFonts w:ascii="Consolas" w:eastAsia="Times New Roman" w:hAnsi="Consolas" w:cs="Times New Roman"/>
+          <w:color w:val="3B3B3B"/>
+          <w:kern w:val="0"/>
+          <w:sz w:val="21"/>
+          <w:szCs w:val="21"/>
+          <w14:ligatures w14:val="none"/>
+        </w:rPr>
+      </w:pPr>
+      <w:r>
+        <w:rPr>
+          <w:rFonts w:ascii="Consolas" w:eastAsia="Times New Roman" w:hAnsi="Consolas" w:cs="Times New Roman"/>
+          <w:color w:val="0000FF"/>
+          <w:kern w:val="0"/>
+          <w:sz w:val="21"/>
+          <w:szCs w:val="21"/>
+          <w14:ligatures w14:val="none"/>
+        </w:rPr>
+        <w:t>class</w:t>
+      </w:r>
+      <w:r>
+        <w:rPr>
+          <w:rFonts w:ascii="Consolas" w:eastAsia="Times New Roman" w:hAnsi="Consolas" w:cs="Times New Roman"/>
+          <w:color w:val="000000"/>
+          <w:kern w:val="0"/>
+          <w:sz w:val="21"/>
+          <w:szCs w:val="21"/>
+          <w14:ligatures w14:val="none"/>
+        </w:rPr>
+        <w:t xml:space="preserve"> </w:t>
+      </w:r>
+      <w:r>
+        <w:rPr>
+          <w:rFonts w:ascii="Consolas" w:eastAsia="Times New Roman" w:hAnsi="Consolas" w:cs="Times New Roman"/>
+          <w:color w:val="267F99"/>
+          <w:kern w:val="0"/>
+          <w:sz w:val="21"/>
+          <w:szCs w:val="21"/>
+          <w14:ligatures w14:val="none"/>
+        </w:rPr>
+        <w:t>MyServiceProvider</w:t>
+      </w:r>
+      <w:r>
+        <w:rPr>
+          <w:rFonts w:ascii="Consolas" w:eastAsia="Times New Roman" w:hAnsi="Consolas" w:cs="Times New Roman"/>
+          <w:color w:val="000000"/>
+          <w:kern w:val="0"/>
+          <w:sz w:val="21"/>
+          <w:szCs w:val="21"/>
+          <w14:ligatures w14:val="none"/>
+        </w:rPr>
+        <w:t xml:space="preserve"> </w:t>
+      </w:r>
+      <w:r>
+        <w:rPr>
+          <w:rFonts w:ascii="Consolas" w:eastAsia="Times New Roman" w:hAnsi="Consolas" w:cs="Times New Roman"/>
+          <w:color w:val="0000FF"/>
+          <w:kern w:val="0"/>
+          <w:sz w:val="21"/>
+          <w:szCs w:val="21"/>
+          <w14:ligatures w14:val="none"/>
+        </w:rPr>
+        <w:t>extends</w:t>
+      </w:r>
+      <w:r>
+        <w:rPr>
+          <w:rFonts w:ascii="Consolas" w:eastAsia="Times New Roman" w:hAnsi="Consolas" w:cs="Times New Roman"/>
+          <w:color w:val="000000"/>
+          <w:kern w:val="0"/>
+          <w:sz w:val="21"/>
+          <w:szCs w:val="21"/>
+          <w14:ligatures w14:val="none"/>
+        </w:rPr>
+        <w:t xml:space="preserve"> </w:t>
+      </w:r>
+      <w:r>
+        <w:rPr>
+          <w:rFonts w:ascii="Consolas" w:eastAsia="Times New Roman" w:hAnsi="Consolas" w:cs="Times New Roman"/>
+          <w:color w:val="267F99"/>
+          <w:kern w:val="0"/>
+          <w:sz w:val="21"/>
+          <w:szCs w:val="21"/>
+          <w14:ligatures w14:val="none"/>
+        </w:rPr>
+        <w:t>ServiceProvider</w:t>
+      </w:r>
+    </w:p>
+    <w:p>
+      <w:pPr>
+        <w:shd w:val="clear" w:color="auto" w:fill="FFFFFF"/>
+        <w:spacing w:after="0" w:line="285" w:lineRule="atLeast"/>
+        <w:rPr>
+          <w:rFonts w:ascii="Consolas" w:eastAsia="Times New Roman" w:hAnsi="Consolas" w:cs="Times New Roman"/>
+          <w:color w:val="3B3B3B"/>
+          <w:kern w:val="0"/>
+          <w:sz w:val="21"/>
+          <w:szCs w:val="21"/>
+          <w14:ligatures w14:val="none"/>
+        </w:rPr>
+      </w:pPr>
+      <w:r>
+        <w:rPr>
+          <w:rFonts w:ascii="Consolas" w:eastAsia="Times New Roman" w:hAnsi="Consolas" w:cs="Times New Roman"/>
+          <w:color w:val="000000"/>
+          <w:kern w:val="0"/>
+          <w:sz w:val="21"/>
+          <w:szCs w:val="21"/>
+          <w14:ligatures w14:val="none"/>
+        </w:rPr>
+        <w:t>{</w:t>
+      </w:r>
+    </w:p>
+    <w:p>
+      <w:pPr>
+        <w:shd w:val="clear" w:color="auto" w:fill="FFFFFF"/>
+        <w:spacing w:after="0" w:line="285" w:lineRule="atLeast"/>
+        <w:rPr>
+          <w:rFonts w:ascii="Consolas" w:eastAsia="Times New Roman" w:hAnsi="Consolas" w:cs="Times New Roman"/>
+          <w:color w:val="3B3B3B"/>
+          <w:kern w:val="0"/>
+          <w:sz w:val="21"/>
+          <w:szCs w:val="21"/>
+          <w14:ligatures w14:val="none"/>
+        </w:rPr>
+      </w:pPr>
+      <w:r>
+        <w:rPr>
+          <w:rFonts w:ascii="Consolas" w:eastAsia="Times New Roman" w:hAnsi="Consolas" w:cs="Times New Roman"/>
+          <w:color w:val="000000"/>
+          <w:kern w:val="0"/>
+          <w:sz w:val="21"/>
+          <w:szCs w:val="21"/>
+          <w14:ligatures w14:val="none"/>
+        </w:rPr>
+        <w:t>     </w:t>
+      </w:r>
+      <w:r>
+        <w:rPr>
+          <w:rFonts w:ascii="Consolas" w:eastAsia="Times New Roman" w:hAnsi="Consolas" w:cs="Times New Roman"/>
+          <w:color w:val="0000FF"/>
+          <w:kern w:val="0"/>
+          <w:sz w:val="21"/>
+          <w:szCs w:val="21"/>
+          <w14:ligatures w14:val="none"/>
+        </w:rPr>
+        <w:t>public</w:t>
+      </w:r>
+      <w:r>
+        <w:rPr>
+          <w:rFonts w:ascii="Consolas" w:eastAsia="Times New Roman" w:hAnsi="Consolas" w:cs="Times New Roman"/>
+          <w:color w:val="000000"/>
+          <w:kern w:val="0"/>
+          <w:sz w:val="21"/>
+          <w:szCs w:val="21"/>
+          <w14:ligatures w14:val="none"/>
+        </w:rPr>
+        <w:t xml:space="preserve"> </w:t>
+      </w:r>
+      <w:r>
+        <w:rPr>
+          <w:rFonts w:ascii="Consolas" w:eastAsia="Times New Roman" w:hAnsi="Consolas" w:cs="Times New Roman"/>
+          <w:color w:val="0000FF"/>
+          <w:kern w:val="0"/>
+          <w:sz w:val="21"/>
+          <w:szCs w:val="21"/>
+          <w14:ligatures w14:val="none"/>
+        </w:rPr>
+        <w:t>function</w:t>
+      </w:r>
+      <w:r>
+        <w:rPr>
+          <w:rFonts w:ascii="Consolas" w:eastAsia="Times New Roman" w:hAnsi="Consolas" w:cs="Times New Roman"/>
+          <w:color w:val="000000"/>
+          <w:kern w:val="0"/>
+          <w:sz w:val="21"/>
+          <w:szCs w:val="21"/>
+          <w14:ligatures w14:val="none"/>
+        </w:rPr>
+        <w:t xml:space="preserve"> </w:t>
+      </w:r>
+      <w:r>
+        <w:rPr>
+          <w:rFonts w:ascii="Consolas" w:eastAsia="Times New Roman" w:hAnsi="Consolas" w:cs="Times New Roman"/>
+          <w:color w:val="795E26"/>
+          <w:kern w:val="0"/>
+          <w:sz w:val="21"/>
+          <w:szCs w:val="21"/>
+          <w14:ligatures w14:val="none"/>
+        </w:rPr>
+        <w:t>__construct</w:t>
+      </w:r>
+      <w:r>
+        <w:rPr>
+          <w:rFonts w:ascii="Consolas" w:eastAsia="Times New Roman" w:hAnsi="Consolas" w:cs="Times New Roman"/>
+          <w:color w:val="000000"/>
+          <w:kern w:val="0"/>
+          <w:sz w:val="21"/>
+          <w:szCs w:val="21"/>
+          <w14:ligatures w14:val="none"/>
+        </w:rPr>
+        <w:t>(</w:t>
+      </w:r>
+      <w:r>
+        <w:rPr>
+          <w:rFonts w:ascii="Consolas" w:eastAsia="Times New Roman" w:hAnsi="Consolas" w:cs="Times New Roman"/>
+          <w:color w:val="001080"/>
+          <w:kern w:val="0"/>
+          <w:sz w:val="21"/>
+          <w:szCs w:val="21"/>
+          <w14:ligatures w14:val="none"/>
+        </w:rPr>
+        <w:t>$app</w:t>
+      </w:r>
+      <w:r>
+        <w:rPr>
+          <w:rFonts w:ascii="Consolas" w:eastAsia="Times New Roman" w:hAnsi="Consolas" w:cs="Times New Roman"/>
+          <w:color w:val="000000"/>
+          <w:kern w:val="0"/>
+          <w:sz w:val="21"/>
+          <w:szCs w:val="21"/>
+          <w14:ligatures w14:val="none"/>
+        </w:rPr>
+        <w:t>)</w:t>
+      </w:r>
+    </w:p>
+    <w:p>
+      <w:pPr>
+        <w:shd w:val="clear" w:color="auto" w:fill="FFFFFF"/>
+        <w:spacing w:after="0" w:line="285" w:lineRule="atLeast"/>
+        <w:rPr>
+          <w:rFonts w:ascii="Consolas" w:eastAsia="Times New Roman" w:hAnsi="Consolas" w:cs="Times New Roman"/>
+          <w:color w:val="3B3B3B"/>
+          <w:kern w:val="0"/>
+          <w:sz w:val="21"/>
+          <w:szCs w:val="21"/>
+          <w14:ligatures w14:val="none"/>
+        </w:rPr>
+      </w:pPr>
+      <w:r>
+        <w:rPr>
+          <w:rFonts w:ascii="Consolas" w:eastAsia="Times New Roman" w:hAnsi="Consolas" w:cs="Times New Roman"/>
+          <w:color w:val="000000"/>
+          <w:kern w:val="0"/>
+          <w:sz w:val="21"/>
+          <w:szCs w:val="21"/>
+          <w14:ligatures w14:val="none"/>
+        </w:rPr>
+        <w:t>    {</w:t>
+      </w:r>
+    </w:p>
+    <w:p>
+      <w:pPr>
+        <w:shd w:val="clear" w:color="auto" w:fill="FFFFFF"/>
+        <w:spacing w:after="0" w:line="285" w:lineRule="atLeast"/>
+        <w:rPr>
+          <w:rFonts w:ascii="Consolas" w:eastAsia="Times New Roman" w:hAnsi="Consolas" w:cs="Times New Roman"/>
+          <w:color w:val="3B3B3B"/>
+          <w:kern w:val="0"/>
+          <w:sz w:val="21"/>
+          <w:szCs w:val="21"/>
+          <w14:ligatures w14:val="none"/>
+        </w:rPr>
+      </w:pPr>
+      <w:r>
+        <w:rPr>
+          <w:rFonts w:ascii="Consolas" w:eastAsia="Times New Roman" w:hAnsi="Consolas" w:cs="Times New Roman"/>
+          <w:color w:val="000000"/>
+          <w:kern w:val="0"/>
+          <w:sz w:val="21"/>
+          <w:szCs w:val="21"/>
+          <w14:ligatures w14:val="none"/>
+        </w:rPr>
+        <w:t xml:space="preserve">        </w:t>
+      </w:r>
+      <w:r>
+        <w:rPr>
+          <w:rFonts w:ascii="Consolas" w:eastAsia="Times New Roman" w:hAnsi="Consolas" w:cs="Times New Roman"/>
+          <w:color w:val="795E26"/>
+          <w:kern w:val="0"/>
+          <w:sz w:val="21"/>
+          <w:szCs w:val="21"/>
+          <w14:ligatures w14:val="none"/>
+        </w:rPr>
+        <w:t>echo</w:t>
+      </w:r>
+      <w:r>
+        <w:rPr>
+          <w:rFonts w:ascii="Consolas" w:eastAsia="Times New Roman" w:hAnsi="Consolas" w:cs="Times New Roman"/>
+          <w:color w:val="000000"/>
+          <w:kern w:val="0"/>
+          <w:sz w:val="21"/>
+          <w:szCs w:val="21"/>
+          <w14:ligatures w14:val="none"/>
+        </w:rPr>
+        <w:t xml:space="preserve"> </w:t>
+      </w:r>
+      <w:r>
+        <w:rPr>
+          <w:rFonts w:ascii="Consolas" w:eastAsia="Times New Roman" w:hAnsi="Consolas" w:cs="Times New Roman"/>
+          <w:color w:val="A31515"/>
+          <w:kern w:val="0"/>
+          <w:sz w:val="21"/>
+          <w:szCs w:val="21"/>
+          <w14:ligatures w14:val="none"/>
+        </w:rPr>
+        <w:t xml:space="preserve">"NEW     - </w:t>
+      </w:r>
+      <w:proofErr w:type="gramStart"/>
+      <w:r>
+        <w:rPr>
+          <w:rFonts w:ascii="Consolas" w:eastAsia="Times New Roman" w:hAnsi="Consolas" w:cs="Times New Roman"/>
+          <w:color w:val="A31515"/>
+          <w:kern w:val="0"/>
+          <w:sz w:val="21"/>
+          <w:szCs w:val="21"/>
+          <w14:ligatures w14:val="none"/>
+        </w:rPr>
+        <w:t>"</w:t>
+      </w:r>
+      <w:r>
+        <w:rPr>
+          <w:rFonts w:ascii="Consolas" w:eastAsia="Times New Roman" w:hAnsi="Consolas" w:cs="Times New Roman"/>
+          <w:color w:val="000000"/>
+          <w:kern w:val="0"/>
+          <w:sz w:val="21"/>
+          <w:szCs w:val="21"/>
+          <w14:ligatures w14:val="none"/>
+        </w:rPr>
+        <w:t xml:space="preserve"> .</w:t>
+      </w:r>
+      <w:proofErr w:type="gramEnd"/>
+      <w:r>
+        <w:rPr>
+          <w:rFonts w:ascii="Consolas" w:eastAsia="Times New Roman" w:hAnsi="Consolas" w:cs="Times New Roman"/>
+          <w:color w:val="000000"/>
+          <w:kern w:val="0"/>
+          <w:sz w:val="21"/>
+          <w:szCs w:val="21"/>
+          <w14:ligatures w14:val="none"/>
+        </w:rPr>
+        <w:t xml:space="preserve"> </w:t>
+      </w:r>
+      <w:r>
+        <w:rPr>
+          <w:rFonts w:ascii="Consolas" w:eastAsia="Times New Roman" w:hAnsi="Consolas" w:cs="Times New Roman"/>
+          <w:color w:val="0000FF"/>
+          <w:kern w:val="0"/>
+          <w:sz w:val="21"/>
+          <w:szCs w:val="21"/>
+          <w14:ligatures w14:val="none"/>
+        </w:rPr>
+        <w:t>__METHOD_</w:t>
+      </w:r>
+      <w:proofErr w:type="gramStart"/>
+      <w:r>
+        <w:rPr>
+          <w:rFonts w:ascii="Consolas" w:eastAsia="Times New Roman" w:hAnsi="Consolas" w:cs="Times New Roman"/>
+          <w:color w:val="0000FF"/>
+          <w:kern w:val="0"/>
+          <w:sz w:val="21"/>
+          <w:szCs w:val="21"/>
+          <w14:ligatures w14:val="none"/>
+        </w:rPr>
+        <w:t>_</w:t>
+      </w:r>
+      <w:r>
+        <w:rPr>
+          <w:rFonts w:ascii="Consolas" w:eastAsia="Times New Roman" w:hAnsi="Consolas" w:cs="Times New Roman"/>
+          <w:color w:val="000000"/>
+          <w:kern w:val="0"/>
+          <w:sz w:val="21"/>
+          <w:szCs w:val="21"/>
+          <w14:ligatures w14:val="none"/>
+        </w:rPr>
+        <w:t xml:space="preserve"> .</w:t>
+      </w:r>
+      <w:proofErr w:type="gramEnd"/>
+      <w:r>
+        <w:rPr>
+          <w:rFonts w:ascii="Consolas" w:eastAsia="Times New Roman" w:hAnsi="Consolas" w:cs="Times New Roman"/>
+          <w:color w:val="000000"/>
+          <w:kern w:val="0"/>
+          <w:sz w:val="21"/>
+          <w:szCs w:val="21"/>
+          <w14:ligatures w14:val="none"/>
+        </w:rPr>
+        <w:t xml:space="preserve"> PHP_EOL;</w:t>
+      </w:r>
+    </w:p>
+    <w:p>
+      <w:pPr>
+        <w:shd w:val="clear" w:color="auto" w:fill="FFFFFF"/>
+        <w:spacing w:after="0" w:line="285" w:lineRule="atLeast"/>
+        <w:rPr>
+          <w:rFonts w:ascii="Consolas" w:eastAsia="Times New Roman" w:hAnsi="Consolas" w:cs="Times New Roman"/>
+          <w:color w:val="3B3B3B"/>
+          <w:kern w:val="0"/>
+          <w:sz w:val="21"/>
+          <w:szCs w:val="21"/>
+          <w14:ligatures w14:val="none"/>
+        </w:rPr>
+      </w:pPr>
+      <w:r>
+        <w:rPr>
+          <w:rFonts w:ascii="Consolas" w:eastAsia="Times New Roman" w:hAnsi="Consolas" w:cs="Times New Roman"/>
+          <w:color w:val="000000"/>
+          <w:kern w:val="0"/>
+          <w:sz w:val="21"/>
+          <w:szCs w:val="21"/>
+          <w14:ligatures w14:val="none"/>
+        </w:rPr>
+        <w:t xml:space="preserve">        </w:t>
+      </w:r>
+      <w:proofErr w:type="gramStart"/>
+      <w:r>
+        <w:rPr>
+          <w:rFonts w:ascii="Consolas" w:eastAsia="Times New Roman" w:hAnsi="Consolas" w:cs="Times New Roman"/>
+          <w:color w:val="0000FF"/>
+          <w:kern w:val="0"/>
+          <w:sz w:val="21"/>
+          <w:szCs w:val="21"/>
+          <w14:ligatures w14:val="none"/>
+        </w:rPr>
+        <w:t>parent</w:t>
+      </w:r>
+      <w:r>
+        <w:rPr>
+          <w:rFonts w:ascii="Consolas" w:eastAsia="Times New Roman" w:hAnsi="Consolas" w:cs="Times New Roman"/>
+          <w:color w:val="000000"/>
+          <w:kern w:val="0"/>
+          <w:sz w:val="21"/>
+          <w:szCs w:val="21"/>
+          <w14:ligatures w14:val="none"/>
+        </w:rPr>
+        <w:t>::</w:t>
+      </w:r>
+      <w:proofErr w:type="gramEnd"/>
+      <w:r>
+        <w:rPr>
+          <w:rFonts w:ascii="Consolas" w:eastAsia="Times New Roman" w:hAnsi="Consolas" w:cs="Times New Roman"/>
+          <w:color w:val="795E26"/>
+          <w:kern w:val="0"/>
+          <w:sz w:val="21"/>
+          <w:szCs w:val="21"/>
+          <w14:ligatures w14:val="none"/>
+        </w:rPr>
+        <w:t>__construct</w:t>
+      </w:r>
+      <w:r>
+        <w:rPr>
+          <w:rFonts w:ascii="Consolas" w:eastAsia="Times New Roman" w:hAnsi="Consolas" w:cs="Times New Roman"/>
+          <w:color w:val="000000"/>
+          <w:kern w:val="0"/>
+          <w:sz w:val="21"/>
+          <w:szCs w:val="21"/>
+          <w14:ligatures w14:val="none"/>
+        </w:rPr>
+        <w:t>(</w:t>
+      </w:r>
+      <w:r>
+        <w:rPr>
+          <w:rFonts w:ascii="Consolas" w:eastAsia="Times New Roman" w:hAnsi="Consolas" w:cs="Times New Roman"/>
+          <w:color w:val="001080"/>
+          <w:kern w:val="0"/>
+          <w:sz w:val="21"/>
+          <w:szCs w:val="21"/>
+          <w14:ligatures w14:val="none"/>
+        </w:rPr>
+        <w:t>$app</w:t>
+      </w:r>
+      <w:r>
+        <w:rPr>
+          <w:rFonts w:ascii="Consolas" w:eastAsia="Times New Roman" w:hAnsi="Consolas" w:cs="Times New Roman"/>
+          <w:color w:val="000000"/>
+          <w:kern w:val="0"/>
+          <w:sz w:val="21"/>
+          <w:szCs w:val="21"/>
+          <w14:ligatures w14:val="none"/>
+        </w:rPr>
+        <w:t>);</w:t>
+      </w:r>
+    </w:p>
+    <w:p>
+      <w:pPr>
+        <w:shd w:val="clear" w:color="auto" w:fill="FFFFFF"/>
+        <w:spacing w:after="0" w:line="285" w:lineRule="atLeast"/>
+        <w:rPr>
+          <w:rFonts w:ascii="Consolas" w:eastAsia="Times New Roman" w:hAnsi="Consolas" w:cs="Times New Roman"/>
+          <w:color w:val="3B3B3B"/>
+          <w:kern w:val="0"/>
+          <w:sz w:val="21"/>
+          <w:szCs w:val="21"/>
+          <w14:ligatures w14:val="none"/>
+        </w:rPr>
+      </w:pPr>
+      <w:r>
+        <w:rPr>
+          <w:rFonts w:ascii="Consolas" w:eastAsia="Times New Roman" w:hAnsi="Consolas" w:cs="Times New Roman"/>
+          <w:color w:val="000000"/>
+          <w:kern w:val="0"/>
+          <w:sz w:val="21"/>
+          <w:szCs w:val="21"/>
+          <w14:ligatures w14:val="none"/>
+        </w:rPr>
+        <w:t>    }</w:t>
+      </w:r>
+    </w:p>
+    <w:p>
+      <w:pPr>
+        <w:shd w:val="clear" w:color="auto" w:fill="FFFFFF"/>
+        <w:spacing w:after="0" w:line="285" w:lineRule="atLeast"/>
+        <w:rPr>
+          <w:rFonts w:ascii="Consolas" w:eastAsia="Times New Roman" w:hAnsi="Consolas" w:cs="Times New Roman"/>
+          <w:color w:val="3B3B3B"/>
+          <w:kern w:val="0"/>
+          <w:sz w:val="21"/>
+          <w:szCs w:val="21"/>
+          <w14:ligatures w14:val="none"/>
+        </w:rPr>
+      </w:pPr>
+    </w:p>
+    <w:p>
+      <w:pPr>
+        <w:shd w:val="clear" w:color="auto" w:fill="FFFFFF"/>
+        <w:spacing w:after="0" w:line="285" w:lineRule="atLeast"/>
+        <w:rPr>
+          <w:rFonts w:ascii="Consolas" w:eastAsia="Times New Roman" w:hAnsi="Consolas" w:cs="Times New Roman"/>
+          <w:color w:val="3B3B3B"/>
+          <w:kern w:val="0"/>
+          <w:sz w:val="21"/>
+          <w:szCs w:val="21"/>
+          <w14:ligatures w14:val="none"/>
+        </w:rPr>
+      </w:pPr>
+      <w:r>
+        <w:rPr>
+          <w:rFonts w:ascii="Consolas" w:eastAsia="Times New Roman" w:hAnsi="Consolas" w:cs="Times New Roman"/>
+          <w:color w:val="000000"/>
+          <w:kern w:val="0"/>
+          <w:sz w:val="21"/>
+          <w:szCs w:val="21"/>
+          <w14:ligatures w14:val="none"/>
+        </w:rPr>
+        <w:t xml:space="preserve">    </w:t>
+      </w:r>
+      <w:r>
+        <w:rPr>
+          <w:rFonts w:ascii="Consolas" w:eastAsia="Times New Roman" w:hAnsi="Consolas" w:cs="Times New Roman"/>
+          <w:color w:val="0000FF"/>
+          <w:kern w:val="0"/>
+          <w:sz w:val="21"/>
+          <w:szCs w:val="21"/>
+          <w14:ligatures w14:val="none"/>
+        </w:rPr>
+        <w:t>public</w:t>
+      </w:r>
+      <w:r>
+        <w:rPr>
+          <w:rFonts w:ascii="Consolas" w:eastAsia="Times New Roman" w:hAnsi="Consolas" w:cs="Times New Roman"/>
+          <w:color w:val="000000"/>
+          <w:kern w:val="0"/>
+          <w:sz w:val="21"/>
+          <w:szCs w:val="21"/>
+          <w14:ligatures w14:val="none"/>
+        </w:rPr>
+        <w:t xml:space="preserve"> </w:t>
+      </w:r>
+      <w:r>
+        <w:rPr>
+          <w:rFonts w:ascii="Consolas" w:eastAsia="Times New Roman" w:hAnsi="Consolas" w:cs="Times New Roman"/>
+          <w:color w:val="0000FF"/>
+          <w:kern w:val="0"/>
+          <w:sz w:val="21"/>
+          <w:szCs w:val="21"/>
+          <w14:ligatures w14:val="none"/>
+        </w:rPr>
+        <w:t>function</w:t>
+      </w:r>
+      <w:r>
+        <w:rPr>
+          <w:rFonts w:ascii="Consolas" w:eastAsia="Times New Roman" w:hAnsi="Consolas" w:cs="Times New Roman"/>
+          <w:color w:val="000000"/>
+          <w:kern w:val="0"/>
+          <w:sz w:val="21"/>
+          <w:szCs w:val="21"/>
+          <w14:ligatures w14:val="none"/>
+        </w:rPr>
+        <w:t xml:space="preserve"> </w:t>
+      </w:r>
+      <w:proofErr w:type="gramStart"/>
+      <w:r>
+        <w:rPr>
+          <w:rFonts w:ascii="Consolas" w:eastAsia="Times New Roman" w:hAnsi="Consolas" w:cs="Times New Roman"/>
+          <w:color w:val="795E26"/>
+          <w:kern w:val="0"/>
+          <w:sz w:val="21"/>
+          <w:szCs w:val="21"/>
+          <w14:ligatures w14:val="none"/>
+        </w:rPr>
+        <w:t>register</w:t>
+      </w:r>
+      <w:r>
+        <w:rPr>
+          <w:rFonts w:ascii="Consolas" w:eastAsia="Times New Roman" w:hAnsi="Consolas" w:cs="Times New Roman"/>
+          <w:color w:val="000000"/>
+          <w:kern w:val="0"/>
+          <w:sz w:val="21"/>
+          <w:szCs w:val="21"/>
+          <w14:ligatures w14:val="none"/>
+        </w:rPr>
+        <w:t>(</w:t>
+      </w:r>
+      <w:proofErr w:type="gramEnd"/>
+      <w:r>
+        <w:rPr>
+          <w:rFonts w:ascii="Consolas" w:eastAsia="Times New Roman" w:hAnsi="Consolas" w:cs="Times New Roman"/>
+          <w:color w:val="000000"/>
+          <w:kern w:val="0"/>
+          <w:sz w:val="21"/>
+          <w:szCs w:val="21"/>
+          <w14:ligatures w14:val="none"/>
+        </w:rPr>
+        <w:t>)</w:t>
+      </w:r>
+    </w:p>
+    <w:p>
+      <w:pPr>
+        <w:shd w:val="clear" w:color="auto" w:fill="FFFFFF"/>
+        <w:spacing w:after="0" w:line="285" w:lineRule="atLeast"/>
+        <w:rPr>
+          <w:rFonts w:ascii="Consolas" w:eastAsia="Times New Roman" w:hAnsi="Consolas" w:cs="Times New Roman"/>
+          <w:color w:val="3B3B3B"/>
+          <w:kern w:val="0"/>
+          <w:sz w:val="21"/>
+          <w:szCs w:val="21"/>
+          <w14:ligatures w14:val="none"/>
+        </w:rPr>
+      </w:pPr>
+      <w:r>
+        <w:rPr>
+          <w:rFonts w:ascii="Consolas" w:eastAsia="Times New Roman" w:hAnsi="Consolas" w:cs="Times New Roman"/>
+          <w:color w:val="000000"/>
+          <w:kern w:val="0"/>
+          <w:sz w:val="21"/>
+          <w:szCs w:val="21"/>
+          <w14:ligatures w14:val="none"/>
+        </w:rPr>
+        <w:t>    {</w:t>
+      </w:r>
+    </w:p>
+    <w:p>
+      <w:pPr>
+        <w:shd w:val="clear" w:color="auto" w:fill="FFFFFF"/>
+        <w:spacing w:after="0" w:line="285" w:lineRule="atLeast"/>
+        <w:rPr>
+          <w:rFonts w:ascii="Consolas" w:eastAsia="Times New Roman" w:hAnsi="Consolas" w:cs="Times New Roman"/>
+          <w:color w:val="3B3B3B"/>
+          <w:kern w:val="0"/>
+          <w:sz w:val="21"/>
+          <w:szCs w:val="21"/>
+          <w14:ligatures w14:val="none"/>
+        </w:rPr>
+      </w:pPr>
+      <w:r>
+        <w:rPr>
+          <w:rFonts w:ascii="Consolas" w:eastAsia="Times New Roman" w:hAnsi="Consolas" w:cs="Times New Roman"/>
+          <w:color w:val="000000"/>
+          <w:kern w:val="0"/>
+          <w:sz w:val="21"/>
+          <w:szCs w:val="21"/>
+          <w14:ligatures w14:val="none"/>
+        </w:rPr>
+        <w:t xml:space="preserve">        </w:t>
+      </w:r>
+      <w:r>
+        <w:rPr>
+          <w:rFonts w:ascii="Consolas" w:eastAsia="Times New Roman" w:hAnsi="Consolas" w:cs="Times New Roman"/>
+          <w:color w:val="795E26"/>
+          <w:kern w:val="0"/>
+          <w:sz w:val="21"/>
+          <w:szCs w:val="21"/>
+          <w14:ligatures w14:val="none"/>
+        </w:rPr>
+        <w:t>echo</w:t>
+      </w:r>
+      <w:r>
+        <w:rPr>
+          <w:rFonts w:ascii="Consolas" w:eastAsia="Times New Roman" w:hAnsi="Consolas" w:cs="Times New Roman"/>
+          <w:color w:val="000000"/>
+          <w:kern w:val="0"/>
+          <w:sz w:val="21"/>
+          <w:szCs w:val="21"/>
+          <w14:ligatures w14:val="none"/>
+        </w:rPr>
+        <w:t xml:space="preserve"> </w:t>
+      </w:r>
+      <w:r>
+        <w:rPr>
+          <w:rFonts w:ascii="Consolas" w:eastAsia="Times New Roman" w:hAnsi="Consolas" w:cs="Times New Roman"/>
+          <w:color w:val="A31515"/>
+          <w:kern w:val="0"/>
+          <w:sz w:val="21"/>
+          <w:szCs w:val="21"/>
+          <w14:ligatures w14:val="none"/>
+        </w:rPr>
+        <w:t xml:space="preserve">"REGISTER     - </w:t>
+      </w:r>
+      <w:proofErr w:type="gramStart"/>
+      <w:r>
+        <w:rPr>
+          <w:rFonts w:ascii="Consolas" w:eastAsia="Times New Roman" w:hAnsi="Consolas" w:cs="Times New Roman"/>
+          <w:color w:val="A31515"/>
+          <w:kern w:val="0"/>
+          <w:sz w:val="21"/>
+          <w:szCs w:val="21"/>
+          <w14:ligatures w14:val="none"/>
+        </w:rPr>
+        <w:t>"</w:t>
+      </w:r>
+      <w:r>
+        <w:rPr>
+          <w:rFonts w:ascii="Consolas" w:eastAsia="Times New Roman" w:hAnsi="Consolas" w:cs="Times New Roman"/>
+          <w:color w:val="000000"/>
+          <w:kern w:val="0"/>
+          <w:sz w:val="21"/>
+          <w:szCs w:val="21"/>
+          <w14:ligatures w14:val="none"/>
+        </w:rPr>
+        <w:t xml:space="preserve"> .</w:t>
+      </w:r>
+      <w:proofErr w:type="gramEnd"/>
+      <w:r>
+        <w:rPr>
+          <w:rFonts w:ascii="Consolas" w:eastAsia="Times New Roman" w:hAnsi="Consolas" w:cs="Times New Roman"/>
+          <w:color w:val="000000"/>
+          <w:kern w:val="0"/>
+          <w:sz w:val="21"/>
+          <w:szCs w:val="21"/>
+          <w14:ligatures w14:val="none"/>
+        </w:rPr>
+        <w:t xml:space="preserve"> </w:t>
+      </w:r>
+      <w:r>
+        <w:rPr>
+          <w:rFonts w:ascii="Consolas" w:eastAsia="Times New Roman" w:hAnsi="Consolas" w:cs="Times New Roman"/>
+          <w:color w:val="0000FF"/>
+          <w:kern w:val="0"/>
+          <w:sz w:val="21"/>
+          <w:szCs w:val="21"/>
+          <w14:ligatures w14:val="none"/>
+        </w:rPr>
+        <w:t>__METHOD_</w:t>
+      </w:r>
+      <w:proofErr w:type="gramStart"/>
+      <w:r>
+        <w:rPr>
+          <w:rFonts w:ascii="Consolas" w:eastAsia="Times New Roman" w:hAnsi="Consolas" w:cs="Times New Roman"/>
+          <w:color w:val="0000FF"/>
+          <w:kern w:val="0"/>
+          <w:sz w:val="21"/>
+          <w:szCs w:val="21"/>
+          <w14:ligatures w14:val="none"/>
+        </w:rPr>
+        <w:t>_</w:t>
+      </w:r>
+      <w:r>
+        <w:rPr>
+          <w:rFonts w:ascii="Consolas" w:eastAsia="Times New Roman" w:hAnsi="Consolas" w:cs="Times New Roman"/>
+          <w:color w:val="000000"/>
+          <w:kern w:val="0"/>
+          <w:sz w:val="21"/>
+          <w:szCs w:val="21"/>
+          <w14:ligatures w14:val="none"/>
+        </w:rPr>
+        <w:t xml:space="preserve"> .</w:t>
+      </w:r>
+      <w:proofErr w:type="gramEnd"/>
+      <w:r>
+        <w:rPr>
+          <w:rFonts w:ascii="Consolas" w:eastAsia="Times New Roman" w:hAnsi="Consolas" w:cs="Times New Roman"/>
+          <w:color w:val="000000"/>
+          <w:kern w:val="0"/>
+          <w:sz w:val="21"/>
+          <w:szCs w:val="21"/>
+          <w14:ligatures w14:val="none"/>
+        </w:rPr>
+        <w:t xml:space="preserve"> PHP_EOL;</w:t>
+      </w:r>
+    </w:p>
+    <w:p>
+      <w:pPr>
+        <w:shd w:val="clear" w:color="auto" w:fill="FFFFFF"/>
+        <w:spacing w:after="0" w:line="285" w:lineRule="atLeast"/>
+        <w:rPr>
+          <w:rFonts w:ascii="Consolas" w:eastAsia="Times New Roman" w:hAnsi="Consolas" w:cs="Times New Roman"/>
+          <w:color w:val="3B3B3B"/>
+          <w:kern w:val="0"/>
+          <w:sz w:val="21"/>
+          <w:szCs w:val="21"/>
+          <w14:ligatures w14:val="none"/>
+        </w:rPr>
+      </w:pPr>
+      <w:r>
+        <w:rPr>
+          <w:rFonts w:ascii="Consolas" w:eastAsia="Times New Roman" w:hAnsi="Consolas" w:cs="Times New Roman"/>
+          <w:color w:val="000000"/>
+          <w:kern w:val="0"/>
+          <w:sz w:val="21"/>
+          <w:szCs w:val="21"/>
+          <w14:ligatures w14:val="none"/>
+        </w:rPr>
+        <w:t>    }</w:t>
+      </w:r>
+    </w:p>
+    <w:p>
+      <w:pPr>
+        <w:shd w:val="clear" w:color="auto" w:fill="FFFFFF"/>
+        <w:spacing w:after="0" w:line="285" w:lineRule="atLeast"/>
+        <w:rPr>
+          <w:rFonts w:ascii="Consolas" w:eastAsia="Times New Roman" w:hAnsi="Consolas" w:cs="Times New Roman"/>
+          <w:color w:val="3B3B3B"/>
+          <w:kern w:val="0"/>
+          <w:sz w:val="21"/>
+          <w:szCs w:val="21"/>
+          <w14:ligatures w14:val="none"/>
+        </w:rPr>
+      </w:pPr>
+      <w:r>
+        <w:rPr>
+          <w:rFonts w:ascii="Consolas" w:eastAsia="Times New Roman" w:hAnsi="Consolas" w:cs="Times New Roman"/>
+          <w:color w:val="000000"/>
+          <w:kern w:val="0"/>
+          <w:sz w:val="21"/>
+          <w:szCs w:val="21"/>
+          <w14:ligatures w14:val="none"/>
+        </w:rPr>
+        <w:lastRenderedPageBreak/>
+        <w:t xml:space="preserve">    </w:t>
+      </w:r>
+    </w:p>
+    <w:p>
+      <w:pPr>
+        <w:shd w:val="clear" w:color="auto" w:fill="FFFFFF"/>
+        <w:spacing w:after="0" w:line="285" w:lineRule="atLeast"/>
+        <w:rPr>
+          <w:rFonts w:ascii="Consolas" w:eastAsia="Times New Roman" w:hAnsi="Consolas" w:cs="Times New Roman"/>
+          <w:color w:val="3B3B3B"/>
+          <w:kern w:val="0"/>
+          <w:sz w:val="21"/>
+          <w:szCs w:val="21"/>
+          <w14:ligatures w14:val="none"/>
+        </w:rPr>
+      </w:pPr>
+      <w:r>
+        <w:rPr>
+          <w:rFonts w:ascii="Consolas" w:eastAsia="Times New Roman" w:hAnsi="Consolas" w:cs="Times New Roman"/>
+          <w:color w:val="000000"/>
+          <w:kern w:val="0"/>
+          <w:sz w:val="21"/>
+          <w:szCs w:val="21"/>
+          <w14:ligatures w14:val="none"/>
+        </w:rPr>
+        <w:t xml:space="preserve">    </w:t>
+      </w:r>
+      <w:r>
+        <w:rPr>
+          <w:rFonts w:ascii="Consolas" w:eastAsia="Times New Roman" w:hAnsi="Consolas" w:cs="Times New Roman"/>
+          <w:color w:val="0000FF"/>
+          <w:kern w:val="0"/>
+          <w:sz w:val="21"/>
+          <w:szCs w:val="21"/>
+          <w14:ligatures w14:val="none"/>
+        </w:rPr>
+        <w:t>public</w:t>
+      </w:r>
+      <w:r>
+        <w:rPr>
+          <w:rFonts w:ascii="Consolas" w:eastAsia="Times New Roman" w:hAnsi="Consolas" w:cs="Times New Roman"/>
+          <w:color w:val="000000"/>
+          <w:kern w:val="0"/>
+          <w:sz w:val="21"/>
+          <w:szCs w:val="21"/>
+          <w14:ligatures w14:val="none"/>
+        </w:rPr>
+        <w:t xml:space="preserve"> </w:t>
+      </w:r>
+      <w:r>
+        <w:rPr>
+          <w:rFonts w:ascii="Consolas" w:eastAsia="Times New Roman" w:hAnsi="Consolas" w:cs="Times New Roman"/>
+          <w:color w:val="0000FF"/>
+          <w:kern w:val="0"/>
+          <w:sz w:val="21"/>
+          <w:szCs w:val="21"/>
+          <w14:ligatures w14:val="none"/>
+        </w:rPr>
+        <w:t>function</w:t>
+      </w:r>
+      <w:r>
+        <w:rPr>
+          <w:rFonts w:ascii="Consolas" w:eastAsia="Times New Roman" w:hAnsi="Consolas" w:cs="Times New Roman"/>
+          <w:color w:val="000000"/>
+          <w:kern w:val="0"/>
+          <w:sz w:val="21"/>
+          <w:szCs w:val="21"/>
+          <w14:ligatures w14:val="none"/>
+        </w:rPr>
+        <w:t xml:space="preserve"> </w:t>
+      </w:r>
+      <w:proofErr w:type="gramStart"/>
+      <w:r>
+        <w:rPr>
+          <w:rFonts w:ascii="Consolas" w:eastAsia="Times New Roman" w:hAnsi="Consolas" w:cs="Times New Roman"/>
+          <w:color w:val="795E26"/>
+          <w:kern w:val="0"/>
+          <w:sz w:val="21"/>
+          <w:szCs w:val="21"/>
+          <w14:ligatures w14:val="none"/>
+        </w:rPr>
+        <w:t>boot</w:t>
+      </w:r>
+      <w:r>
+        <w:rPr>
+          <w:rFonts w:ascii="Consolas" w:eastAsia="Times New Roman" w:hAnsi="Consolas" w:cs="Times New Roman"/>
+          <w:color w:val="000000"/>
+          <w:kern w:val="0"/>
+          <w:sz w:val="21"/>
+          <w:szCs w:val="21"/>
+          <w14:ligatures w14:val="none"/>
+        </w:rPr>
+        <w:t>(</w:t>
+      </w:r>
+      <w:proofErr w:type="gramEnd"/>
+      <w:r>
+        <w:rPr>
+          <w:rFonts w:ascii="Consolas" w:eastAsia="Times New Roman" w:hAnsi="Consolas" w:cs="Times New Roman"/>
+          <w:color w:val="000000"/>
+          <w:kern w:val="0"/>
+          <w:sz w:val="21"/>
+          <w:szCs w:val="21"/>
+          <w14:ligatures w14:val="none"/>
+        </w:rPr>
+        <w:t>)</w:t>
+      </w:r>
+    </w:p>
+    <w:p>
+      <w:pPr>
+        <w:shd w:val="clear" w:color="auto" w:fill="FFFFFF"/>
+        <w:spacing w:after="0" w:line="285" w:lineRule="atLeast"/>
+        <w:rPr>
+          <w:rFonts w:ascii="Consolas" w:eastAsia="Times New Roman" w:hAnsi="Consolas" w:cs="Times New Roman"/>
+          <w:color w:val="3B3B3B"/>
+          <w:kern w:val="0"/>
+          <w:sz w:val="21"/>
+          <w:szCs w:val="21"/>
+          <w14:ligatures w14:val="none"/>
+        </w:rPr>
+      </w:pPr>
+      <w:r>
+        <w:rPr>
+          <w:rFonts w:ascii="Consolas" w:eastAsia="Times New Roman" w:hAnsi="Consolas" w:cs="Times New Roman"/>
+          <w:color w:val="000000"/>
+          <w:kern w:val="0"/>
+          <w:sz w:val="21"/>
+          <w:szCs w:val="21"/>
+          <w14:ligatures w14:val="none"/>
+        </w:rPr>
+        <w:t>    {</w:t>
+      </w:r>
+    </w:p>
+    <w:p>
+      <w:pPr>
+        <w:shd w:val="clear" w:color="auto" w:fill="FFFFFF"/>
+        <w:spacing w:after="0" w:line="285" w:lineRule="atLeast"/>
+        <w:rPr>
+          <w:rFonts w:ascii="Consolas" w:eastAsia="Times New Roman" w:hAnsi="Consolas" w:cs="Times New Roman"/>
+          <w:color w:val="3B3B3B"/>
+          <w:kern w:val="0"/>
+          <w:sz w:val="21"/>
+          <w:szCs w:val="21"/>
+          <w14:ligatures w14:val="none"/>
+        </w:rPr>
+      </w:pPr>
+      <w:r>
+        <w:rPr>
+          <w:rFonts w:ascii="Consolas" w:eastAsia="Times New Roman" w:hAnsi="Consolas" w:cs="Times New Roman"/>
+          <w:color w:val="000000"/>
+          <w:kern w:val="0"/>
+          <w:sz w:val="21"/>
+          <w:szCs w:val="21"/>
+          <w14:ligatures w14:val="none"/>
+        </w:rPr>
+        <w:t xml:space="preserve">        </w:t>
+      </w:r>
+      <w:r>
+        <w:rPr>
+          <w:rFonts w:ascii="Consolas" w:eastAsia="Times New Roman" w:hAnsi="Consolas" w:cs="Times New Roman"/>
+          <w:color w:val="795E26"/>
+          <w:kern w:val="0"/>
+          <w:sz w:val="21"/>
+          <w:szCs w:val="21"/>
+          <w14:ligatures w14:val="none"/>
+        </w:rPr>
+        <w:t>echo</w:t>
+      </w:r>
+      <w:r>
+        <w:rPr>
+          <w:rFonts w:ascii="Consolas" w:eastAsia="Times New Roman" w:hAnsi="Consolas" w:cs="Times New Roman"/>
+          <w:color w:val="000000"/>
+          <w:kern w:val="0"/>
+          <w:sz w:val="21"/>
+          <w:szCs w:val="21"/>
+          <w14:ligatures w14:val="none"/>
+        </w:rPr>
+        <w:t xml:space="preserve"> </w:t>
+      </w:r>
+      <w:r>
+        <w:rPr>
+          <w:rFonts w:ascii="Consolas" w:eastAsia="Times New Roman" w:hAnsi="Consolas" w:cs="Times New Roman"/>
+          <w:color w:val="A31515"/>
+          <w:kern w:val="0"/>
+          <w:sz w:val="21"/>
+          <w:szCs w:val="21"/>
+          <w14:ligatures w14:val="none"/>
+        </w:rPr>
+        <w:t xml:space="preserve">"BOOT     - </w:t>
+      </w:r>
+      <w:proofErr w:type="gramStart"/>
+      <w:r>
+        <w:rPr>
+          <w:rFonts w:ascii="Consolas" w:eastAsia="Times New Roman" w:hAnsi="Consolas" w:cs="Times New Roman"/>
+          <w:color w:val="A31515"/>
+          <w:kern w:val="0"/>
+          <w:sz w:val="21"/>
+          <w:szCs w:val="21"/>
+          <w14:ligatures w14:val="none"/>
+        </w:rPr>
+        <w:t>"</w:t>
+      </w:r>
+      <w:r>
+        <w:rPr>
+          <w:rFonts w:ascii="Consolas" w:eastAsia="Times New Roman" w:hAnsi="Consolas" w:cs="Times New Roman"/>
+          <w:color w:val="000000"/>
+          <w:kern w:val="0"/>
+          <w:sz w:val="21"/>
+          <w:szCs w:val="21"/>
+          <w14:ligatures w14:val="none"/>
+        </w:rPr>
+        <w:t xml:space="preserve"> .</w:t>
+      </w:r>
+      <w:proofErr w:type="gramEnd"/>
+      <w:r>
+        <w:rPr>
+          <w:rFonts w:ascii="Consolas" w:eastAsia="Times New Roman" w:hAnsi="Consolas" w:cs="Times New Roman"/>
+          <w:color w:val="000000"/>
+          <w:kern w:val="0"/>
+          <w:sz w:val="21"/>
+          <w:szCs w:val="21"/>
+          <w14:ligatures w14:val="none"/>
+        </w:rPr>
+        <w:t xml:space="preserve"> </w:t>
+      </w:r>
+      <w:r>
+        <w:rPr>
+          <w:rFonts w:ascii="Consolas" w:eastAsia="Times New Roman" w:hAnsi="Consolas" w:cs="Times New Roman"/>
+          <w:color w:val="0000FF"/>
+          <w:kern w:val="0"/>
+          <w:sz w:val="21"/>
+          <w:szCs w:val="21"/>
+          <w14:ligatures w14:val="none"/>
+        </w:rPr>
+        <w:t>__METHOD_</w:t>
+      </w:r>
+      <w:proofErr w:type="gramStart"/>
+      <w:r>
+        <w:rPr>
+          <w:rFonts w:ascii="Consolas" w:eastAsia="Times New Roman" w:hAnsi="Consolas" w:cs="Times New Roman"/>
+          <w:color w:val="0000FF"/>
+          <w:kern w:val="0"/>
+          <w:sz w:val="21"/>
+          <w:szCs w:val="21"/>
+          <w14:ligatures w14:val="none"/>
+        </w:rPr>
+        <w:t>_</w:t>
+      </w:r>
+      <w:r>
+        <w:rPr>
+          <w:rFonts w:ascii="Consolas" w:eastAsia="Times New Roman" w:hAnsi="Consolas" w:cs="Times New Roman"/>
+          <w:color w:val="000000"/>
+          <w:kern w:val="0"/>
+          <w:sz w:val="21"/>
+          <w:szCs w:val="21"/>
+          <w14:ligatures w14:val="none"/>
+        </w:rPr>
+        <w:t xml:space="preserve"> .</w:t>
+      </w:r>
+      <w:proofErr w:type="gramEnd"/>
+      <w:r>
+        <w:rPr>
+          <w:rFonts w:ascii="Consolas" w:eastAsia="Times New Roman" w:hAnsi="Consolas" w:cs="Times New Roman"/>
+          <w:color w:val="000000"/>
+          <w:kern w:val="0"/>
+          <w:sz w:val="21"/>
+          <w:szCs w:val="21"/>
+          <w14:ligatures w14:val="none"/>
+        </w:rPr>
+        <w:t xml:space="preserve"> PHP_EOL;</w:t>
+      </w:r>
+    </w:p>
+    <w:p>
+      <w:pPr>
+        <w:shd w:val="clear" w:color="auto" w:fill="FFFFFF"/>
+        <w:spacing w:after="0" w:line="285" w:lineRule="atLeast"/>
+        <w:rPr>
+          <w:rFonts w:ascii="Consolas" w:eastAsia="Times New Roman" w:hAnsi="Consolas" w:cs="Times New Roman"/>
+          <w:color w:val="3B3B3B"/>
+          <w:kern w:val="0"/>
+          <w:sz w:val="21"/>
+          <w:szCs w:val="21"/>
+          <w14:ligatures w14:val="none"/>
+        </w:rPr>
+      </w:pPr>
+      <w:r>
+        <w:rPr>
+          <w:rFonts w:ascii="Consolas" w:eastAsia="Times New Roman" w:hAnsi="Consolas" w:cs="Times New Roman"/>
+          <w:color w:val="000000"/>
+          <w:kern w:val="0"/>
+          <w:sz w:val="21"/>
+          <w:szCs w:val="21"/>
+          <w14:ligatures w14:val="none"/>
+        </w:rPr>
+        <w:t>    }</w:t>
+      </w:r>
+    </w:p>
+    <w:p>
+      <w:pPr>
+        <w:shd w:val="clear" w:color="auto" w:fill="FFFFFF"/>
+        <w:spacing w:after="0" w:line="285" w:lineRule="atLeast"/>
+        <w:rPr>
+          <w:rFonts w:ascii="Consolas" w:eastAsia="Times New Roman" w:hAnsi="Consolas" w:cs="Times New Roman"/>
+          <w:color w:val="3B3B3B"/>
+          <w:kern w:val="0"/>
+          <w:sz w:val="21"/>
+          <w:szCs w:val="21"/>
+          <w14:ligatures w14:val="none"/>
+        </w:rPr>
+      </w:pPr>
+      <w:r>
+        <w:rPr>
+          <w:rFonts w:ascii="Consolas" w:eastAsia="Times New Roman" w:hAnsi="Consolas" w:cs="Times New Roman"/>
+          <w:color w:val="000000"/>
+          <w:kern w:val="0"/>
+          <w:sz w:val="21"/>
+          <w:szCs w:val="21"/>
+          <w14:ligatures w14:val="none"/>
+        </w:rPr>
+        <w:t>}</w:t>
+      </w:r>
+    </w:p>
+    <w:p>
+      <w:pPr>
+        <w:ind w:left="720" w:firstLine="720"/>
+        <w:rPr>
+          <w:rFonts w:ascii="Sakkal Majalla" w:hAnsi="Sakkal Majalla" w:cs="Sakkal Majalla"/>
+          <w:sz w:val="28"/>
+          <w:szCs w:val="28"/>
+        </w:rPr>
+      </w:pPr>
+      <w:r>
+        <w:rPr>
+          <w:rFonts w:ascii="Sakkal Majalla" w:hAnsi="Sakkal Majalla" w:cs="Sakkal Majalla"/>
+          <w:sz w:val="28"/>
+          <w:szCs w:val="28"/>
+        </w:rPr>
+        <w:t>*********************************************************</w:t>
+      </w:r>
+    </w:p>
+    <w:p>
+      <w:pPr>
+        <w:rPr>
+          <w:rFonts w:ascii="Sakkal Majalla" w:hAnsi="Sakkal Majalla" w:cs="Sakkal Majalla"/>
+          <w:sz w:val="28"/>
+          <w:szCs w:val="28"/>
+        </w:rPr>
+      </w:pPr>
+      <w:r>
+        <w:rPr>
+          <w:rFonts w:ascii="Sakkal Majalla" w:hAnsi="Sakkal Majalla" w:cs="Sakkal Majalla"/>
+          <w:sz w:val="28"/>
+          <w:szCs w:val="28"/>
+        </w:rPr>
+        <w:t xml:space="preserve">The </w:t>
+      </w:r>
+      <w:proofErr w:type="gramStart"/>
+      <w:r>
+        <w:rPr>
+          <w:rFonts w:ascii="Sakkal Majalla" w:hAnsi="Sakkal Majalla" w:cs="Sakkal Majalla"/>
+          <w:b/>
+          <w:bCs/>
+          <w:color w:val="002060"/>
+          <w:sz w:val="28"/>
+          <w:szCs w:val="28"/>
+        </w:rPr>
+        <w:t>register(</w:t>
+      </w:r>
+      <w:proofErr w:type="gramEnd"/>
+      <w:r>
+        <w:rPr>
+          <w:rFonts w:ascii="Sakkal Majalla" w:hAnsi="Sakkal Majalla" w:cs="Sakkal Majalla"/>
+          <w:b/>
+          <w:bCs/>
+          <w:color w:val="002060"/>
+          <w:sz w:val="28"/>
+          <w:szCs w:val="28"/>
+        </w:rPr>
+        <w:t>)</w:t>
+      </w:r>
+      <w:r>
+        <w:rPr>
+          <w:rFonts w:ascii="Sakkal Majalla" w:hAnsi="Sakkal Majalla" w:cs="Sakkal Majalla"/>
+          <w:color w:val="002060"/>
+          <w:sz w:val="28"/>
+          <w:szCs w:val="28"/>
+        </w:rPr>
+        <w:t xml:space="preserve"> </w:t>
+      </w:r>
+      <w:r>
+        <w:rPr>
+          <w:rFonts w:ascii="Sakkal Majalla" w:hAnsi="Sakkal Majalla" w:cs="Sakkal Majalla"/>
+          <w:sz w:val="28"/>
+          <w:szCs w:val="28"/>
+        </w:rPr>
+        <w:t xml:space="preserve">and </w:t>
+      </w:r>
+      <w:proofErr w:type="gramStart"/>
+      <w:r>
+        <w:rPr>
+          <w:rFonts w:ascii="Sakkal Majalla" w:hAnsi="Sakkal Majalla" w:cs="Sakkal Majalla"/>
+          <w:b/>
+          <w:bCs/>
+          <w:color w:val="002060"/>
+          <w:sz w:val="28"/>
+          <w:szCs w:val="28"/>
+        </w:rPr>
+        <w:t>boot(</w:t>
+      </w:r>
+      <w:proofErr w:type="gramEnd"/>
+      <w:r>
+        <w:rPr>
+          <w:rFonts w:ascii="Sakkal Majalla" w:hAnsi="Sakkal Majalla" w:cs="Sakkal Majalla"/>
+          <w:b/>
+          <w:bCs/>
+          <w:color w:val="002060"/>
+          <w:sz w:val="28"/>
+          <w:szCs w:val="28"/>
+        </w:rPr>
+        <w:t>)</w:t>
+      </w:r>
+      <w:r>
+        <w:rPr>
+          <w:rFonts w:ascii="Sakkal Majalla" w:hAnsi="Sakkal Majalla" w:cs="Sakkal Majalla"/>
+          <w:color w:val="002060"/>
+          <w:sz w:val="28"/>
+          <w:szCs w:val="28"/>
+        </w:rPr>
+        <w:t xml:space="preserve"> </w:t>
+      </w:r>
+      <w:r>
+        <w:rPr>
+          <w:rFonts w:ascii="Sakkal Majalla" w:hAnsi="Sakkal Majalla" w:cs="Sakkal Majalla"/>
+          <w:sz w:val="28"/>
+          <w:szCs w:val="28"/>
+        </w:rPr>
+        <w:t xml:space="preserve">methods are needed </w:t>
+      </w:r>
+      <w:r>
+        <w:rPr>
+          <w:rFonts w:ascii="Sakkal Majalla" w:hAnsi="Sakkal Majalla" w:cs="Sakkal Majalla"/>
+          <w:b/>
+          <w:bCs/>
+          <w:color w:val="002060"/>
+          <w:sz w:val="28"/>
+          <w:szCs w:val="28"/>
+        </w:rPr>
+        <w:t>for dependency resolution</w:t>
+      </w:r>
+      <w:r>
+        <w:rPr>
+          <w:rFonts w:ascii="Sakkal Majalla" w:hAnsi="Sakkal Majalla" w:cs="Sakkal Majalla"/>
+          <w:sz w:val="28"/>
+          <w:szCs w:val="28"/>
+        </w:rPr>
+        <w:t xml:space="preserve">. First of all, </w:t>
+      </w:r>
+      <w:r>
+        <w:rPr>
+          <w:rFonts w:ascii="Sakkal Majalla" w:hAnsi="Sakkal Majalla" w:cs="Sakkal Majalla"/>
+          <w:sz w:val="28"/>
+          <w:szCs w:val="28"/>
+        </w:rPr>
+        <w:t>all</w:t>
+      </w:r>
+      <w:r>
+        <w:rPr>
+          <w:rFonts w:ascii="Sakkal Majalla" w:hAnsi="Sakkal Majalla" w:cs="Sakkal Majalla"/>
+          <w:sz w:val="28"/>
+          <w:szCs w:val="28"/>
+        </w:rPr>
+        <w:t xml:space="preserve"> service provider</w:t>
+      </w:r>
+      <w:r>
+        <w:rPr>
+          <w:rFonts w:ascii="Sakkal Majalla" w:hAnsi="Sakkal Majalla" w:cs="Sakkal Majalla"/>
+          <w:sz w:val="28"/>
+          <w:szCs w:val="28"/>
+        </w:rPr>
+        <w:t>s</w:t>
+      </w:r>
+      <w:r>
+        <w:rPr>
+          <w:rFonts w:ascii="Sakkal Majalla" w:hAnsi="Sakkal Majalla" w:cs="Sakkal Majalla"/>
+          <w:sz w:val="28"/>
+          <w:szCs w:val="28"/>
+        </w:rPr>
+        <w:t xml:space="preserve"> </w:t>
+      </w:r>
+      <w:r>
+        <w:rPr>
+          <w:rFonts w:ascii="Sakkal Majalla" w:hAnsi="Sakkal Majalla" w:cs="Sakkal Majalla"/>
+          <w:sz w:val="28"/>
+          <w:szCs w:val="28"/>
+        </w:rPr>
+        <w:t>are</w:t>
+      </w:r>
+      <w:r>
+        <w:rPr>
+          <w:rFonts w:ascii="Sakkal Majalla" w:hAnsi="Sakkal Majalla" w:cs="Sakkal Majalla"/>
+          <w:sz w:val="28"/>
+          <w:szCs w:val="28"/>
+        </w:rPr>
+        <w:t xml:space="preserve"> registered. Once they are all registered, they </w:t>
+      </w:r>
+      <w:r>
+        <w:rPr>
+          <w:rFonts w:ascii="Sakkal Majalla" w:hAnsi="Sakkal Majalla" w:cs="Sakkal Majalla"/>
+          <w:sz w:val="28"/>
+          <w:szCs w:val="28"/>
+        </w:rPr>
+        <w:t>could</w:t>
+      </w:r>
+      <w:r>
+        <w:rPr>
+          <w:rFonts w:ascii="Sakkal Majalla" w:hAnsi="Sakkal Majalla" w:cs="Sakkal Majalla"/>
+          <w:sz w:val="28"/>
+          <w:szCs w:val="28"/>
+        </w:rPr>
+        <w:t xml:space="preserve"> be booted. </w:t>
+      </w:r>
+      <w:r>
+        <w:rPr>
+          <w:rFonts w:ascii="Sakkal Majalla" w:hAnsi="Sakkal Majalla" w:cs="Sakkal Majalla"/>
+          <w:b/>
+          <w:bCs/>
+          <w:color w:val="002060"/>
+          <w:sz w:val="28"/>
+          <w:szCs w:val="28"/>
+        </w:rPr>
+        <w:t>If a service provider</w:t>
+      </w:r>
+      <w:r>
+        <w:rPr>
+          <w:rFonts w:ascii="Sakkal Majalla" w:hAnsi="Sakkal Majalla" w:cs="Sakkal Majalla"/>
+          <w:color w:val="002060"/>
+          <w:sz w:val="28"/>
+          <w:szCs w:val="28"/>
+        </w:rPr>
+        <w:t xml:space="preserve"> </w:t>
+      </w:r>
+      <w:r>
+        <w:rPr>
+          <w:rFonts w:ascii="Sakkal Majalla" w:hAnsi="Sakkal Majalla" w:cs="Sakkal Majalla"/>
+          <w:sz w:val="28"/>
+          <w:szCs w:val="28"/>
+        </w:rPr>
+        <w:t>needs another service in the boot method, you can be sure that it is ready to be used because it is already registered.</w:t>
+      </w:r>
+    </w:p>
+    <w:p>
+      <w:pPr>
+        <w:ind w:left="720" w:firstLine="720"/>
+        <w:rPr>
+          <w:rFonts w:ascii="Sakkal Majalla" w:hAnsi="Sakkal Majalla" w:cs="Sakkal Majalla"/>
+          <w:sz w:val="28"/>
+          <w:szCs w:val="28"/>
+        </w:rPr>
+      </w:pPr>
+      <w:r>
+        <w:rPr>
+          <w:rFonts w:ascii="Sakkal Majalla" w:hAnsi="Sakkal Majalla" w:cs="Sakkal Majalla"/>
+          <w:sz w:val="28"/>
+          <w:szCs w:val="28"/>
+        </w:rPr>
+        <w:t>*********************************************************</w:t>
+      </w:r>
+    </w:p>
+    <w:p>
+      <w:pPr>
+        <w:rPr>
+          <w:rFonts w:ascii="Sakkal Majalla" w:hAnsi="Sakkal Majalla" w:cs="Sakkal Majalla"/>
+          <w:sz w:val="28"/>
+          <w:szCs w:val="28"/>
+        </w:rPr>
+      </w:pPr>
+      <w:r>
+        <w:rPr>
+          <w:rFonts w:ascii="Sakkal Majalla" w:hAnsi="Sakkal Majalla" w:cs="Sakkal Majalla"/>
+          <w:sz w:val="28"/>
+          <w:szCs w:val="28"/>
+        </w:rPr>
+        <w:t xml:space="preserve">• </w:t>
+      </w:r>
+      <w:r>
+        <w:rPr>
+          <w:rFonts w:ascii="Sakkal Majalla" w:hAnsi="Sakkal Majalla" w:cs="Sakkal Majalla"/>
+          <w:b/>
+          <w:bCs/>
+          <w:color w:val="BFBFBF" w:themeColor="background1" w:themeShade="BF"/>
+          <w:sz w:val="28"/>
+          <w:szCs w:val="28"/>
+        </w:rPr>
+        <w:t>workers</w:t>
+      </w:r>
+      <w:r>
+        <w:rPr>
+          <w:rFonts w:ascii="Sakkal Majalla" w:hAnsi="Sakkal Majalla" w:cs="Sakkal Majalla"/>
+          <w:sz w:val="28"/>
+          <w:szCs w:val="28"/>
+        </w:rPr>
+        <w:t xml:space="preserve">: The number of workers that should be available to handle requests. We are going to set this number to 2. </w:t>
+      </w:r>
+    </w:p>
+    <w:p>
+      <w:pPr>
+        <w:rPr>
+          <w:rFonts w:ascii="Sakkal Majalla" w:hAnsi="Sakkal Majalla" w:cs="Sakkal Majalla"/>
+          <w:sz w:val="28"/>
+          <w:szCs w:val="28"/>
+        </w:rPr>
+      </w:pPr>
+      <w:r>
+        <w:rPr>
+          <w:rFonts w:ascii="Sakkal Majalla" w:hAnsi="Sakkal Majalla" w:cs="Sakkal Majalla"/>
+          <w:sz w:val="28"/>
+          <w:szCs w:val="28"/>
+        </w:rPr>
+        <w:t xml:space="preserve">• </w:t>
+      </w:r>
+      <w:r>
+        <w:rPr>
+          <w:rFonts w:ascii="Sakkal Majalla" w:hAnsi="Sakkal Majalla" w:cs="Sakkal Majalla"/>
+          <w:b/>
+          <w:bCs/>
+          <w:color w:val="BFBFBF" w:themeColor="background1" w:themeShade="BF"/>
+          <w:sz w:val="28"/>
+          <w:szCs w:val="28"/>
+        </w:rPr>
+        <w:t>max-requests</w:t>
+      </w:r>
+      <w:r>
+        <w:rPr>
+          <w:rFonts w:ascii="Sakkal Majalla" w:hAnsi="Sakkal Majalla" w:cs="Sakkal Majalla"/>
+          <w:sz w:val="28"/>
+          <w:szCs w:val="28"/>
+        </w:rPr>
+        <w:t>: The number of requests to process before reloading the server. We are going to set this number to a maximum limit of 5 for each worker.</w:t>
+      </w:r>
+    </w:p>
+    <w:p>
+      <w:pPr>
+        <w:rPr>
+          <w:rFonts w:ascii="Sakkal Majalla" w:hAnsi="Sakkal Majalla" w:cs="Sakkal Majalla"/>
+          <w:sz w:val="28"/>
+          <w:szCs w:val="28"/>
+        </w:rPr>
+      </w:pPr>
+      <w:r>
+        <w:rPr>
+          <w:rFonts w:ascii="Sakkal Majalla" w:hAnsi="Sakkal Majalla" w:cs="Sakkal Majalla"/>
+          <w:b/>
+          <w:bCs/>
+          <w:sz w:val="28"/>
+          <w:szCs w:val="28"/>
+        </w:rPr>
+        <w:t>Example</w:t>
+      </w:r>
+      <w:r>
+        <w:rPr>
+          <w:rFonts w:ascii="Sakkal Majalla" w:hAnsi="Sakkal Majalla" w:cs="Sakkal Majalla"/>
+          <w:sz w:val="28"/>
+          <w:szCs w:val="28"/>
+        </w:rPr>
+        <w:t xml:space="preserve">: </w:t>
+      </w:r>
+      <w:r>
+        <w:rPr>
+          <w:rFonts w:ascii="Sakkal Majalla" w:hAnsi="Sakkal Majalla" w:cs="Sakkal Majalla"/>
+          <w:b/>
+          <w:bCs/>
+          <w:color w:val="BF4E14" w:themeColor="accent2" w:themeShade="BF"/>
+          <w:sz w:val="28"/>
+          <w:szCs w:val="28"/>
+        </w:rPr>
+        <w:t>php artisan</w:t>
+      </w:r>
+      <w:r>
+        <w:rPr>
+          <w:rFonts w:ascii="Sakkal Majalla" w:hAnsi="Sakkal Majalla" w:cs="Sakkal Majalla"/>
+          <w:color w:val="BF4E14" w:themeColor="accent2" w:themeShade="BF"/>
+          <w:sz w:val="28"/>
+          <w:szCs w:val="28"/>
+        </w:rPr>
+        <w:t xml:space="preserve"> </w:t>
+      </w:r>
+      <w:proofErr w:type="gramStart"/>
+      <w:r>
+        <w:rPr>
+          <w:rFonts w:ascii="Sakkal Majalla" w:hAnsi="Sakkal Majalla" w:cs="Sakkal Majalla"/>
+          <w:b/>
+          <w:bCs/>
+          <w:color w:val="BF4E14" w:themeColor="accent2" w:themeShade="BF"/>
+          <w:sz w:val="28"/>
+          <w:szCs w:val="28"/>
+        </w:rPr>
+        <w:t>octane:start</w:t>
+      </w:r>
+      <w:proofErr w:type="gramEnd"/>
+      <w:r>
+        <w:rPr>
+          <w:rFonts w:ascii="Sakkal Majalla" w:hAnsi="Sakkal Majalla" w:cs="Sakkal Majalla"/>
+          <w:color w:val="BF4E14" w:themeColor="accent2" w:themeShade="BF"/>
+          <w:sz w:val="28"/>
+          <w:szCs w:val="28"/>
+        </w:rPr>
+        <w:t xml:space="preserve"> </w:t>
+      </w:r>
+      <w:r>
+        <w:rPr>
+          <w:rFonts w:ascii="Sakkal Majalla" w:hAnsi="Sakkal Majalla" w:cs="Sakkal Majalla"/>
+          <w:sz w:val="28"/>
+          <w:szCs w:val="28"/>
+        </w:rPr>
+        <w:t>--</w:t>
+      </w:r>
+      <w:r>
+        <w:rPr>
+          <w:rFonts w:ascii="Sakkal Majalla" w:hAnsi="Sakkal Majalla" w:cs="Sakkal Majalla"/>
+          <w:b/>
+          <w:bCs/>
+          <w:color w:val="0070C0"/>
+          <w:sz w:val="28"/>
+          <w:szCs w:val="28"/>
+        </w:rPr>
+        <w:t>workers</w:t>
+      </w:r>
+      <w:r>
+        <w:rPr>
+          <w:rFonts w:ascii="Sakkal Majalla" w:hAnsi="Sakkal Majalla" w:cs="Sakkal Majalla"/>
+          <w:sz w:val="28"/>
+          <w:szCs w:val="28"/>
+        </w:rPr>
+        <w:t>=</w:t>
+      </w:r>
+      <w:r>
+        <w:rPr>
+          <w:rFonts w:ascii="Sakkal Majalla" w:hAnsi="Sakkal Majalla" w:cs="Sakkal Majalla"/>
+          <w:b/>
+          <w:bCs/>
+          <w:color w:val="002060"/>
+          <w:sz w:val="28"/>
+          <w:szCs w:val="28"/>
+        </w:rPr>
+        <w:t>2</w:t>
+      </w:r>
+      <w:r>
+        <w:rPr>
+          <w:rFonts w:ascii="Sakkal Majalla" w:hAnsi="Sakkal Majalla" w:cs="Sakkal Majalla"/>
+          <w:sz w:val="28"/>
+          <w:szCs w:val="28"/>
+        </w:rPr>
+        <w:t xml:space="preserve"> --</w:t>
+      </w:r>
+      <w:r>
+        <w:rPr>
+          <w:rFonts w:ascii="Sakkal Majalla" w:hAnsi="Sakkal Majalla" w:cs="Sakkal Majalla"/>
+          <w:b/>
+          <w:bCs/>
+          <w:color w:val="0070C0"/>
+          <w:sz w:val="28"/>
+          <w:szCs w:val="28"/>
+        </w:rPr>
+        <w:t>max-requests</w:t>
+      </w:r>
+      <w:r>
+        <w:rPr>
+          <w:rFonts w:ascii="Sakkal Majalla" w:hAnsi="Sakkal Majalla" w:cs="Sakkal Majalla"/>
+          <w:sz w:val="28"/>
+          <w:szCs w:val="28"/>
+        </w:rPr>
+        <w:t>=</w:t>
+      </w:r>
+      <w:r>
+        <w:rPr>
+          <w:rFonts w:ascii="Sakkal Majalla" w:hAnsi="Sakkal Majalla" w:cs="Sakkal Majalla"/>
+          <w:b/>
+          <w:bCs/>
+          <w:color w:val="002060"/>
+          <w:sz w:val="28"/>
+          <w:szCs w:val="28"/>
+        </w:rPr>
+        <w:t>5</w:t>
       </w:r>
     </w:p>
     <w:p>
@@ -2929,7 +7091,7 @@
   <w:style w:type="paragraph" w:default="1" w:styleId="Normal">
     <w:name w:val="Normal"/>
     <w:qFormat/>
-    <w:rsid w:val="005F4DB0"/>
+    <w:rsid w:val="007B2DBA"/>
   </w:style>
   <w:style w:type="paragraph" w:styleId="Heading1">
     <w:name w:val="heading 1"/>

--- a/Laravel/Laravel-notes-from-docs/Laravel-Notes-02.docx
+++ b/Laravel/Laravel-notes-from-docs/Laravel-Notes-02.docx
@@ -4626,6 +4626,7 @@
       <w:r>
         <w:rPr>
           <w:rFonts w:ascii="Sakkal Majalla" w:hAnsi="Sakkal Majalla" w:cs="Sakkal Majalla"/>
+          <w:noProof/>
           <w:sz w:val="28"/>
           <w:szCs w:val="28"/>
         </w:rPr>
@@ -4695,6 +4696,7 @@
       <w:r>
         <w:rPr>
           <w:rFonts w:ascii="Sakkal Majalla" w:hAnsi="Sakkal Majalla" w:cs="Sakkal Majalla"/>
+          <w:noProof/>
           <w:sz w:val="28"/>
           <w:szCs w:val="28"/>
         </w:rPr>
@@ -6652,6 +6654,3065 @@
           <w:szCs w:val="28"/>
         </w:rPr>
         <w:t>5</w:t>
+      </w:r>
+    </w:p>
+    <w:p>
+      <w:pPr>
+        <w:ind w:left="720" w:firstLine="720"/>
+        <w:rPr>
+          <w:rFonts w:ascii="Sakkal Majalla" w:hAnsi="Sakkal Majalla" w:cs="Sakkal Majalla"/>
+          <w:sz w:val="28"/>
+          <w:szCs w:val="28"/>
+        </w:rPr>
+      </w:pPr>
+      <w:r>
+        <w:rPr>
+          <w:rFonts w:ascii="Sakkal Majalla" w:hAnsi="Sakkal Majalla" w:cs="Sakkal Majalla"/>
+          <w:sz w:val="28"/>
+          <w:szCs w:val="28"/>
+        </w:rPr>
+        <w:t>*********************************************************</w:t>
+      </w:r>
+    </w:p>
+    <w:p>
+      <w:pPr>
+        <w:autoSpaceDE w:val="0"/>
+        <w:autoSpaceDN w:val="0"/>
+        <w:adjustRightInd w:val="0"/>
+        <w:spacing w:after="0" w:line="240" w:lineRule="auto"/>
+        <w:rPr>
+          <w:rFonts w:ascii="Sakkal Majalla" w:hAnsi="Sakkal Majalla" w:cs="Sakkal Majalla"/>
+          <w:sz w:val="28"/>
+          <w:szCs w:val="28"/>
+        </w:rPr>
+      </w:pPr>
+      <w:r>
+        <w:rPr>
+          <w:rFonts w:ascii="Sakkal Majalla" w:hAnsi="Sakkal Majalla" w:cs="Sakkal Majalla"/>
+          <w:sz w:val="28"/>
+          <w:szCs w:val="28"/>
+        </w:rPr>
+        <w:t xml:space="preserve">To use Roadrunner with Laravel: </w:t>
+      </w:r>
+      <w:r>
+        <w:rPr>
+          <w:rFonts w:ascii="Sakkal Majalla" w:hAnsi="Sakkal Majalla" w:cs="Sakkal Majalla"/>
+          <w:b/>
+          <w:bCs/>
+          <w:color w:val="C00000"/>
+          <w:sz w:val="28"/>
+          <w:szCs w:val="28"/>
+        </w:rPr>
+        <w:t>composer</w:t>
+      </w:r>
+      <w:r>
+        <w:rPr>
+          <w:rFonts w:ascii="Sakkal Majalla" w:hAnsi="Sakkal Majalla" w:cs="Sakkal Majalla"/>
+          <w:color w:val="C00000"/>
+          <w:sz w:val="28"/>
+          <w:szCs w:val="28"/>
+        </w:rPr>
+        <w:t xml:space="preserve"> </w:t>
+      </w:r>
+      <w:r>
+        <w:rPr>
+          <w:rFonts w:ascii="Sakkal Majalla" w:hAnsi="Sakkal Majalla" w:cs="Sakkal Majalla"/>
+          <w:b/>
+          <w:bCs/>
+          <w:color w:val="3A7C22" w:themeColor="accent6" w:themeShade="BF"/>
+          <w:sz w:val="28"/>
+          <w:szCs w:val="28"/>
+        </w:rPr>
+        <w:t>require</w:t>
+      </w:r>
+      <w:r>
+        <w:rPr>
+          <w:rFonts w:ascii="Sakkal Majalla" w:hAnsi="Sakkal Majalla" w:cs="Sakkal Majalla"/>
+          <w:color w:val="3A7C22" w:themeColor="accent6" w:themeShade="BF"/>
+          <w:sz w:val="28"/>
+          <w:szCs w:val="28"/>
+        </w:rPr>
+        <w:t xml:space="preserve"> </w:t>
+      </w:r>
+      <w:r>
+        <w:rPr>
+          <w:rFonts w:ascii="Sakkal Majalla" w:hAnsi="Sakkal Majalla" w:cs="Sakkal Majalla"/>
+          <w:b/>
+          <w:bCs/>
+          <w:color w:val="C00000"/>
+          <w:sz w:val="28"/>
+          <w:szCs w:val="28"/>
+        </w:rPr>
+        <w:t>spiral/roadrunner-http</w:t>
+      </w:r>
+      <w:r>
+        <w:rPr>
+          <w:rFonts w:ascii="Sakkal Majalla" w:hAnsi="Sakkal Majalla" w:cs="Sakkal Majalla"/>
+          <w:color w:val="C00000"/>
+          <w:sz w:val="28"/>
+          <w:szCs w:val="28"/>
+        </w:rPr>
+        <w:t xml:space="preserve"> </w:t>
+      </w:r>
+      <w:r>
+        <w:rPr>
+          <w:rFonts w:ascii="Sakkal Majalla" w:hAnsi="Sakkal Majalla" w:cs="Sakkal Majalla"/>
+          <w:b/>
+          <w:bCs/>
+          <w:color w:val="C00000"/>
+          <w:sz w:val="28"/>
+          <w:szCs w:val="28"/>
+        </w:rPr>
+        <w:t>nyholm</w:t>
+      </w:r>
+      <w:r>
+        <w:rPr>
+          <w:rFonts w:ascii="Sakkal Majalla" w:hAnsi="Sakkal Majalla" w:cs="Sakkal Majalla"/>
+          <w:sz w:val="28"/>
+          <w:szCs w:val="28"/>
+        </w:rPr>
+        <w:t>/</w:t>
+      </w:r>
+      <w:r>
+        <w:rPr>
+          <w:rFonts w:ascii="Sakkal Majalla" w:hAnsi="Sakkal Majalla" w:cs="Sakkal Majalla"/>
+          <w:b/>
+          <w:bCs/>
+          <w:color w:val="C00000"/>
+          <w:sz w:val="28"/>
+          <w:szCs w:val="28"/>
+        </w:rPr>
+        <w:t>psr7</w:t>
+      </w:r>
+    </w:p>
+    <w:p>
+      <w:pPr>
+        <w:rPr>
+          <w:rFonts w:ascii="Sakkal Majalla" w:hAnsi="Sakkal Majalla" w:cs="Sakkal Majalla"/>
+          <w:sz w:val="28"/>
+          <w:szCs w:val="28"/>
+        </w:rPr>
+      </w:pPr>
+      <w:r>
+        <w:rPr>
+          <w:rFonts w:ascii="Sakkal Majalla" w:hAnsi="Sakkal Majalla" w:cs="Sakkal Majalla"/>
+          <w:sz w:val="28"/>
+          <w:szCs w:val="28"/>
+        </w:rPr>
+        <w:t>composer require nyholm/psr7</w:t>
+      </w:r>
+    </w:p>
+    <w:p>
+      <w:pPr>
+        <w:rPr>
+          <w:rFonts w:ascii="Sakkal Majalla" w:hAnsi="Sakkal Majalla" w:cs="Sakkal Majalla"/>
+          <w:sz w:val="28"/>
+          <w:szCs w:val="28"/>
+        </w:rPr>
+      </w:pPr>
+      <w:r>
+        <w:rPr>
+          <w:rFonts w:ascii="Sakkal Majalla" w:hAnsi="Sakkal Majalla" w:cs="Sakkal Majalla"/>
+          <w:sz w:val="28"/>
+          <w:szCs w:val="28"/>
+        </w:rPr>
+        <w:t>Then we run</w:t>
+      </w:r>
+      <w:proofErr w:type="gramStart"/>
+      <w:r>
+        <w:rPr>
+          <w:rFonts w:ascii="Sakkal Majalla" w:hAnsi="Sakkal Majalla" w:cs="Sakkal Majalla"/>
+          <w:sz w:val="28"/>
+          <w:szCs w:val="28"/>
+        </w:rPr>
+        <w:t xml:space="preserve">: </w:t>
+      </w:r>
+      <w:r>
+        <w:rPr>
+          <w:rFonts w:ascii="Sakkal Majalla" w:hAnsi="Sakkal Majalla" w:cs="Sakkal Majalla"/>
+          <w:sz w:val="28"/>
+          <w:szCs w:val="28"/>
+        </w:rPr>
+        <w:t>.</w:t>
+      </w:r>
+      <w:proofErr w:type="gramEnd"/>
+      <w:r>
+        <w:rPr>
+          <w:rFonts w:ascii="Sakkal Majalla" w:hAnsi="Sakkal Majalla" w:cs="Sakkal Majalla"/>
+          <w:sz w:val="28"/>
+          <w:szCs w:val="28"/>
+        </w:rPr>
+        <w:t>/</w:t>
+      </w:r>
+      <w:r>
+        <w:rPr>
+          <w:rFonts w:ascii="Sakkal Majalla" w:hAnsi="Sakkal Majalla" w:cs="Sakkal Majalla"/>
+          <w:b/>
+          <w:bCs/>
+          <w:color w:val="0070C0"/>
+          <w:sz w:val="28"/>
+          <w:szCs w:val="28"/>
+        </w:rPr>
+        <w:t>vendor</w:t>
+      </w:r>
+      <w:r>
+        <w:rPr>
+          <w:rFonts w:ascii="Sakkal Majalla" w:hAnsi="Sakkal Majalla" w:cs="Sakkal Majalla"/>
+          <w:sz w:val="28"/>
+          <w:szCs w:val="28"/>
+        </w:rPr>
+        <w:t>/</w:t>
+      </w:r>
+      <w:r>
+        <w:rPr>
+          <w:rFonts w:ascii="Sakkal Majalla" w:hAnsi="Sakkal Majalla" w:cs="Sakkal Majalla"/>
+          <w:b/>
+          <w:bCs/>
+          <w:color w:val="0070C0"/>
+          <w:sz w:val="28"/>
+          <w:szCs w:val="28"/>
+        </w:rPr>
+        <w:t>bin</w:t>
+      </w:r>
+      <w:r>
+        <w:rPr>
+          <w:rFonts w:ascii="Sakkal Majalla" w:hAnsi="Sakkal Majalla" w:cs="Sakkal Majalla"/>
+          <w:sz w:val="28"/>
+          <w:szCs w:val="28"/>
+        </w:rPr>
+        <w:t>/</w:t>
+      </w:r>
+      <w:r>
+        <w:rPr>
+          <w:rFonts w:ascii="Sakkal Majalla" w:hAnsi="Sakkal Majalla" w:cs="Sakkal Majalla"/>
+          <w:b/>
+          <w:bCs/>
+          <w:color w:val="0070C0"/>
+          <w:sz w:val="28"/>
+          <w:szCs w:val="28"/>
+        </w:rPr>
+        <w:t>rr</w:t>
+      </w:r>
+      <w:r>
+        <w:rPr>
+          <w:rFonts w:ascii="Sakkal Majalla" w:hAnsi="Sakkal Majalla" w:cs="Sakkal Majalla"/>
+          <w:color w:val="0070C0"/>
+          <w:sz w:val="28"/>
+          <w:szCs w:val="28"/>
+        </w:rPr>
+        <w:t xml:space="preserve"> </w:t>
+      </w:r>
+      <w:r>
+        <w:rPr>
+          <w:rFonts w:ascii="Sakkal Majalla" w:hAnsi="Sakkal Majalla" w:cs="Sakkal Majalla"/>
+          <w:b/>
+          <w:bCs/>
+          <w:color w:val="002060"/>
+          <w:sz w:val="28"/>
+          <w:szCs w:val="28"/>
+        </w:rPr>
+        <w:t>get-binary</w:t>
+      </w:r>
+    </w:p>
+    <w:p>
+      <w:pPr>
+        <w:ind w:left="720" w:firstLine="720"/>
+        <w:rPr>
+          <w:rFonts w:ascii="Sakkal Majalla" w:hAnsi="Sakkal Majalla" w:cs="Sakkal Majalla"/>
+          <w:sz w:val="28"/>
+          <w:szCs w:val="28"/>
+        </w:rPr>
+      </w:pPr>
+      <w:r>
+        <w:rPr>
+          <w:rFonts w:ascii="Sakkal Majalla" w:hAnsi="Sakkal Majalla" w:cs="Sakkal Majalla"/>
+          <w:sz w:val="28"/>
+          <w:szCs w:val="28"/>
+        </w:rPr>
+        <w:t>*********************************************************</w:t>
+      </w:r>
+    </w:p>
+    <w:p>
+      <w:pPr>
+        <w:rPr>
+          <w:rFonts w:ascii="Sakkal Majalla" w:hAnsi="Sakkal Majalla" w:cs="Sakkal Majalla"/>
+          <w:sz w:val="28"/>
+          <w:szCs w:val="28"/>
+        </w:rPr>
+      </w:pPr>
+    </w:p>
+    <w:p>
+      <w:pPr>
+        <w:rPr>
+          <w:rFonts w:ascii="Sakkal Majalla" w:hAnsi="Sakkal Majalla" w:cs="Sakkal Majalla"/>
+          <w:sz w:val="28"/>
+          <w:szCs w:val="28"/>
+        </w:rPr>
+      </w:pPr>
+    </w:p>
+    <w:p>
+      <w:pPr>
+        <w:rPr>
+          <w:rFonts w:ascii="Sakkal Majalla" w:hAnsi="Sakkal Majalla" w:cs="Sakkal Majalla"/>
+          <w:sz w:val="28"/>
+          <w:szCs w:val="28"/>
+        </w:rPr>
+      </w:pPr>
+    </w:p>
+    <w:p>
+      <w:pPr>
+        <w:rPr>
+          <w:rFonts w:ascii="Sakkal Majalla" w:hAnsi="Sakkal Majalla" w:cs="Sakkal Majalla"/>
+          <w:sz w:val="28"/>
+          <w:szCs w:val="28"/>
+        </w:rPr>
+      </w:pPr>
+    </w:p>
+    <w:p>
+      <w:pPr>
+        <w:rPr>
+          <w:rFonts w:ascii="Sakkal Majalla" w:hAnsi="Sakkal Majalla" w:cs="Sakkal Majalla"/>
+          <w:sz w:val="28"/>
+          <w:szCs w:val="28"/>
+        </w:rPr>
+      </w:pPr>
+    </w:p>
+    <w:p>
+      <w:pPr>
+        <w:rPr>
+          <w:rFonts w:ascii="Sakkal Majalla" w:hAnsi="Sakkal Majalla" w:cs="Sakkal Majalla"/>
+          <w:sz w:val="28"/>
+          <w:szCs w:val="28"/>
+        </w:rPr>
+      </w:pPr>
+      <w:r>
+        <w:rPr>
+          <w:rFonts w:ascii="Sakkal Majalla" w:hAnsi="Sakkal Majalla" w:cs="Sakkal Majalla"/>
+          <w:sz w:val="28"/>
+          <w:szCs w:val="28"/>
+        </w:rPr>
+        <w:lastRenderedPageBreak/>
+        <w:t xml:space="preserve">A minimal configuration file requires a few things: </w:t>
+      </w:r>
+    </w:p>
+    <w:p>
+      <w:pPr>
+        <w:rPr>
+          <w:rFonts w:ascii="Sakkal Majalla" w:hAnsi="Sakkal Majalla" w:cs="Sakkal Majalla"/>
+          <w:sz w:val="28"/>
+          <w:szCs w:val="28"/>
+        </w:rPr>
+      </w:pPr>
+      <w:r>
+        <w:rPr>
+          <w:rFonts w:ascii="Sakkal Majalla" w:hAnsi="Sakkal Majalla" w:cs="Sakkal Majalla"/>
+          <w:sz w:val="28"/>
+          <w:szCs w:val="28"/>
+        </w:rPr>
+        <w:t>• The command to launch for each worker instance (</w:t>
+      </w:r>
+      <w:proofErr w:type="gramStart"/>
+      <w:r>
+        <w:rPr>
+          <w:rFonts w:ascii="Sakkal Majalla" w:hAnsi="Sakkal Majalla" w:cs="Sakkal Majalla"/>
+          <w:b/>
+          <w:bCs/>
+          <w:color w:val="0070C0"/>
+          <w:sz w:val="28"/>
+          <w:szCs w:val="28"/>
+        </w:rPr>
+        <w:t>server</w:t>
+      </w:r>
+      <w:r>
+        <w:rPr>
+          <w:rFonts w:ascii="Sakkal Majalla" w:hAnsi="Sakkal Majalla" w:cs="Sakkal Majalla"/>
+          <w:sz w:val="28"/>
+          <w:szCs w:val="28"/>
+        </w:rPr>
+        <w:t>.</w:t>
+      </w:r>
+      <w:r>
+        <w:rPr>
+          <w:rFonts w:ascii="Sakkal Majalla" w:hAnsi="Sakkal Majalla" w:cs="Sakkal Majalla"/>
+          <w:b/>
+          <w:bCs/>
+          <w:color w:val="0070C0"/>
+          <w:sz w:val="28"/>
+          <w:szCs w:val="28"/>
+        </w:rPr>
+        <w:t>command</w:t>
+      </w:r>
+      <w:proofErr w:type="gramEnd"/>
+      <w:r>
+        <w:rPr>
+          <w:rFonts w:ascii="Sakkal Majalla" w:hAnsi="Sakkal Majalla" w:cs="Sakkal Majalla"/>
+          <w:sz w:val="28"/>
+          <w:szCs w:val="28"/>
+        </w:rPr>
+        <w:t xml:space="preserve">) </w:t>
+      </w:r>
+    </w:p>
+    <w:p>
+      <w:pPr>
+        <w:rPr>
+          <w:rFonts w:ascii="Sakkal Majalla" w:hAnsi="Sakkal Majalla" w:cs="Sakkal Majalla"/>
+          <w:sz w:val="28"/>
+          <w:szCs w:val="28"/>
+        </w:rPr>
+      </w:pPr>
+      <w:r>
+        <w:rPr>
+          <w:rFonts w:ascii="Sakkal Majalla" w:hAnsi="Sakkal Majalla" w:cs="Sakkal Majalla"/>
+          <w:sz w:val="28"/>
+          <w:szCs w:val="28"/>
+        </w:rPr>
+        <w:t>• The address and port to bind and listen for new HTTP connections (</w:t>
+      </w:r>
+      <w:proofErr w:type="gramStart"/>
+      <w:r>
+        <w:rPr>
+          <w:rFonts w:ascii="Sakkal Majalla" w:hAnsi="Sakkal Majalla" w:cs="Sakkal Majalla"/>
+          <w:b/>
+          <w:bCs/>
+          <w:color w:val="0070C0"/>
+          <w:sz w:val="28"/>
+          <w:szCs w:val="28"/>
+        </w:rPr>
+        <w:t>http</w:t>
+      </w:r>
+      <w:r>
+        <w:rPr>
+          <w:rFonts w:ascii="Sakkal Majalla" w:hAnsi="Sakkal Majalla" w:cs="Sakkal Majalla"/>
+          <w:sz w:val="28"/>
+          <w:szCs w:val="28"/>
+        </w:rPr>
+        <w:t>.</w:t>
+      </w:r>
+      <w:r>
+        <w:rPr>
+          <w:rFonts w:ascii="Sakkal Majalla" w:hAnsi="Sakkal Majalla" w:cs="Sakkal Majalla"/>
+          <w:b/>
+          <w:bCs/>
+          <w:color w:val="0070C0"/>
+          <w:sz w:val="28"/>
+          <w:szCs w:val="28"/>
+        </w:rPr>
+        <w:t>address</w:t>
+      </w:r>
+      <w:proofErr w:type="gramEnd"/>
+      <w:r>
+        <w:rPr>
+          <w:rFonts w:ascii="Sakkal Majalla" w:hAnsi="Sakkal Majalla" w:cs="Sakkal Majalla"/>
+          <w:sz w:val="28"/>
+          <w:szCs w:val="28"/>
+        </w:rPr>
+        <w:t xml:space="preserve">) </w:t>
+      </w:r>
+    </w:p>
+    <w:p>
+      <w:pPr>
+        <w:rPr>
+          <w:rFonts w:ascii="Sakkal Majalla" w:hAnsi="Sakkal Majalla" w:cs="Sakkal Majalla"/>
+          <w:sz w:val="28"/>
+          <w:szCs w:val="28"/>
+        </w:rPr>
+      </w:pPr>
+      <w:r>
+        <w:rPr>
+          <w:rFonts w:ascii="Sakkal Majalla" w:hAnsi="Sakkal Majalla" w:cs="Sakkal Majalla"/>
+          <w:sz w:val="28"/>
+          <w:szCs w:val="28"/>
+        </w:rPr>
+        <w:t>• The number of workers to launch (</w:t>
+      </w:r>
+      <w:r>
+        <w:rPr>
+          <w:rFonts w:ascii="Sakkal Majalla" w:hAnsi="Sakkal Majalla" w:cs="Sakkal Majalla"/>
+          <w:b/>
+          <w:bCs/>
+          <w:color w:val="0070C0"/>
+          <w:sz w:val="28"/>
+          <w:szCs w:val="28"/>
+        </w:rPr>
+        <w:t>http</w:t>
+      </w:r>
+      <w:r>
+        <w:rPr>
+          <w:rFonts w:ascii="Sakkal Majalla" w:hAnsi="Sakkal Majalla" w:cs="Sakkal Majalla"/>
+          <w:sz w:val="28"/>
+          <w:szCs w:val="28"/>
+        </w:rPr>
+        <w:t>.</w:t>
+      </w:r>
+      <w:r>
+        <w:rPr>
+          <w:rFonts w:ascii="Sakkal Majalla" w:hAnsi="Sakkal Majalla" w:cs="Sakkal Majalla"/>
+          <w:b/>
+          <w:bCs/>
+          <w:color w:val="0070C0"/>
+          <w:sz w:val="28"/>
+          <w:szCs w:val="28"/>
+        </w:rPr>
+        <w:t>pool</w:t>
+      </w:r>
+      <w:r>
+        <w:rPr>
+          <w:rFonts w:ascii="Sakkal Majalla" w:hAnsi="Sakkal Majalla" w:cs="Sakkal Majalla"/>
+          <w:sz w:val="28"/>
+          <w:szCs w:val="28"/>
+        </w:rPr>
+        <w:t>.</w:t>
+      </w:r>
+      <w:r>
+        <w:rPr>
+          <w:rFonts w:ascii="Sakkal Majalla" w:hAnsi="Sakkal Majalla" w:cs="Sakkal Majalla"/>
+          <w:b/>
+          <w:bCs/>
+          <w:color w:val="0070C0"/>
+          <w:sz w:val="28"/>
+          <w:szCs w:val="28"/>
+        </w:rPr>
+        <w:t>num_workers</w:t>
+      </w:r>
+      <w:r>
+        <w:rPr>
+          <w:rFonts w:ascii="Sakkal Majalla" w:hAnsi="Sakkal Majalla" w:cs="Sakkal Majalla"/>
+          <w:sz w:val="28"/>
+          <w:szCs w:val="28"/>
+        </w:rPr>
+        <w:t xml:space="preserve">) </w:t>
+      </w:r>
+    </w:p>
+    <w:p>
+      <w:pPr>
+        <w:rPr>
+          <w:rFonts w:ascii="Sakkal Majalla" w:hAnsi="Sakkal Majalla" w:cs="Sakkal Majalla"/>
+          <w:sz w:val="28"/>
+          <w:szCs w:val="28"/>
+        </w:rPr>
+      </w:pPr>
+      <w:r>
+        <w:rPr>
+          <w:rFonts w:ascii="Sakkal Majalla" w:hAnsi="Sakkal Majalla" w:cs="Sakkal Majalla"/>
+          <w:sz w:val="28"/>
+          <w:szCs w:val="28"/>
+        </w:rPr>
+        <w:t>• The level of the log (</w:t>
+      </w:r>
+      <w:proofErr w:type="gramStart"/>
+      <w:r>
+        <w:rPr>
+          <w:rFonts w:ascii="Sakkal Majalla" w:hAnsi="Sakkal Majalla" w:cs="Sakkal Majalla"/>
+          <w:b/>
+          <w:bCs/>
+          <w:color w:val="0070C0"/>
+          <w:sz w:val="28"/>
+          <w:szCs w:val="28"/>
+        </w:rPr>
+        <w:t>logs</w:t>
+      </w:r>
+      <w:r>
+        <w:rPr>
+          <w:rFonts w:ascii="Sakkal Majalla" w:hAnsi="Sakkal Majalla" w:cs="Sakkal Majalla"/>
+          <w:sz w:val="28"/>
+          <w:szCs w:val="28"/>
+        </w:rPr>
+        <w:t>.</w:t>
+      </w:r>
+      <w:r>
+        <w:rPr>
+          <w:rFonts w:ascii="Sakkal Majalla" w:hAnsi="Sakkal Majalla" w:cs="Sakkal Majalla"/>
+          <w:b/>
+          <w:bCs/>
+          <w:color w:val="0070C0"/>
+          <w:sz w:val="28"/>
+          <w:szCs w:val="28"/>
+        </w:rPr>
+        <w:t>level</w:t>
+      </w:r>
+      <w:proofErr w:type="gramEnd"/>
+      <w:r>
+        <w:rPr>
+          <w:rFonts w:ascii="Sakkal Majalla" w:hAnsi="Sakkal Majalla" w:cs="Sakkal Majalla"/>
+          <w:sz w:val="28"/>
+          <w:szCs w:val="28"/>
+        </w:rPr>
+        <w:t>)</w:t>
+      </w:r>
+    </w:p>
+    <w:p>
+      <w:pPr>
+        <w:ind w:left="720" w:firstLine="720"/>
+        <w:rPr>
+          <w:rFonts w:ascii="Sakkal Majalla" w:hAnsi="Sakkal Majalla" w:cs="Sakkal Majalla"/>
+          <w:sz w:val="28"/>
+          <w:szCs w:val="28"/>
+        </w:rPr>
+      </w:pPr>
+      <w:r>
+        <w:rPr>
+          <w:rFonts w:ascii="Sakkal Majalla" w:hAnsi="Sakkal Majalla" w:cs="Sakkal Majalla"/>
+          <w:sz w:val="28"/>
+          <w:szCs w:val="28"/>
+        </w:rPr>
+        <w:t>*********************************************************</w:t>
+      </w:r>
+    </w:p>
+    <w:p>
+      <w:pPr>
+        <w:rPr>
+          <w:rFonts w:ascii="Sakkal Majalla" w:hAnsi="Sakkal Majalla" w:cs="Sakkal Majalla"/>
+          <w:sz w:val="28"/>
+          <w:szCs w:val="28"/>
+        </w:rPr>
+      </w:pPr>
+      <w:r>
+        <w:rPr>
+          <w:rFonts w:ascii="Sakkal Majalla" w:hAnsi="Sakkal Majalla" w:cs="Sakkal Majalla"/>
+          <w:sz w:val="28"/>
+          <w:szCs w:val="28"/>
+        </w:rPr>
+        <w:t>Simple RoadRunner Server example:</w:t>
+      </w:r>
+    </w:p>
+    <w:p>
+      <w:pPr>
+        <w:shd w:val="clear" w:color="auto" w:fill="FFFFFF"/>
+        <w:spacing w:after="0" w:line="285" w:lineRule="atLeast"/>
+        <w:rPr>
+          <w:rFonts w:ascii="Consolas" w:eastAsia="Times New Roman" w:hAnsi="Consolas" w:cs="Times New Roman"/>
+          <w:color w:val="3B3B3B"/>
+          <w:kern w:val="0"/>
+          <w:sz w:val="21"/>
+          <w:szCs w:val="21"/>
+          <w14:ligatures w14:val="none"/>
+        </w:rPr>
+      </w:pPr>
+      <w:r>
+        <w:rPr>
+          <w:rFonts w:ascii="Consolas" w:eastAsia="Times New Roman" w:hAnsi="Consolas" w:cs="Times New Roman"/>
+          <w:color w:val="800000"/>
+          <w:kern w:val="0"/>
+          <w:sz w:val="21"/>
+          <w:szCs w:val="21"/>
+          <w14:ligatures w14:val="none"/>
+        </w:rPr>
+        <w:t>&lt;?php</w:t>
+      </w:r>
+    </w:p>
+    <w:p>
+      <w:pPr>
+        <w:shd w:val="clear" w:color="auto" w:fill="FFFFFF"/>
+        <w:spacing w:after="0" w:line="285" w:lineRule="atLeast"/>
+        <w:rPr>
+          <w:rFonts w:ascii="Consolas" w:eastAsia="Times New Roman" w:hAnsi="Consolas" w:cs="Times New Roman"/>
+          <w:color w:val="3B3B3B"/>
+          <w:kern w:val="0"/>
+          <w:sz w:val="21"/>
+          <w:szCs w:val="21"/>
+          <w14:ligatures w14:val="none"/>
+        </w:rPr>
+      </w:pPr>
+      <w:r>
+        <w:rPr>
+          <w:rFonts w:ascii="Consolas" w:eastAsia="Times New Roman" w:hAnsi="Consolas" w:cs="Times New Roman"/>
+          <w:color w:val="AF00DB"/>
+          <w:kern w:val="0"/>
+          <w:sz w:val="21"/>
+          <w:szCs w:val="21"/>
+          <w14:ligatures w14:val="none"/>
+        </w:rPr>
+        <w:t>require</w:t>
+      </w:r>
+      <w:r>
+        <w:rPr>
+          <w:rFonts w:ascii="Consolas" w:eastAsia="Times New Roman" w:hAnsi="Consolas" w:cs="Times New Roman"/>
+          <w:color w:val="000000"/>
+          <w:kern w:val="0"/>
+          <w:sz w:val="21"/>
+          <w:szCs w:val="21"/>
+          <w14:ligatures w14:val="none"/>
+        </w:rPr>
+        <w:t xml:space="preserve"> </w:t>
+      </w:r>
+      <w:r>
+        <w:rPr>
+          <w:rFonts w:ascii="Consolas" w:eastAsia="Times New Roman" w:hAnsi="Consolas" w:cs="Times New Roman"/>
+          <w:color w:val="0000FF"/>
+          <w:kern w:val="0"/>
+          <w:sz w:val="21"/>
+          <w:szCs w:val="21"/>
+          <w14:ligatures w14:val="none"/>
+        </w:rPr>
+        <w:t>__DIR_</w:t>
+      </w:r>
+      <w:proofErr w:type="gramStart"/>
+      <w:r>
+        <w:rPr>
+          <w:rFonts w:ascii="Consolas" w:eastAsia="Times New Roman" w:hAnsi="Consolas" w:cs="Times New Roman"/>
+          <w:color w:val="0000FF"/>
+          <w:kern w:val="0"/>
+          <w:sz w:val="21"/>
+          <w:szCs w:val="21"/>
+          <w14:ligatures w14:val="none"/>
+        </w:rPr>
+        <w:t>_</w:t>
+      </w:r>
+      <w:r>
+        <w:rPr>
+          <w:rFonts w:ascii="Consolas" w:eastAsia="Times New Roman" w:hAnsi="Consolas" w:cs="Times New Roman"/>
+          <w:color w:val="000000"/>
+          <w:kern w:val="0"/>
+          <w:sz w:val="21"/>
+          <w:szCs w:val="21"/>
+          <w14:ligatures w14:val="none"/>
+        </w:rPr>
+        <w:t xml:space="preserve"> .</w:t>
+      </w:r>
+      <w:proofErr w:type="gramEnd"/>
+      <w:r>
+        <w:rPr>
+          <w:rFonts w:ascii="Consolas" w:eastAsia="Times New Roman" w:hAnsi="Consolas" w:cs="Times New Roman"/>
+          <w:color w:val="000000"/>
+          <w:kern w:val="0"/>
+          <w:sz w:val="21"/>
+          <w:szCs w:val="21"/>
+          <w14:ligatures w14:val="none"/>
+        </w:rPr>
+        <w:t xml:space="preserve"> </w:t>
+      </w:r>
+      <w:r>
+        <w:rPr>
+          <w:rFonts w:ascii="Consolas" w:eastAsia="Times New Roman" w:hAnsi="Consolas" w:cs="Times New Roman"/>
+          <w:color w:val="A31515"/>
+          <w:kern w:val="0"/>
+          <w:sz w:val="21"/>
+          <w:szCs w:val="21"/>
+          <w14:ligatures w14:val="none"/>
+        </w:rPr>
+        <w:t>'/vendor/autoload.php'</w:t>
+      </w:r>
+      <w:r>
+        <w:rPr>
+          <w:rFonts w:ascii="Consolas" w:eastAsia="Times New Roman" w:hAnsi="Consolas" w:cs="Times New Roman"/>
+          <w:color w:val="000000"/>
+          <w:kern w:val="0"/>
+          <w:sz w:val="21"/>
+          <w:szCs w:val="21"/>
+          <w14:ligatures w14:val="none"/>
+        </w:rPr>
+        <w:t>;</w:t>
+      </w:r>
+    </w:p>
+    <w:p>
+      <w:pPr>
+        <w:shd w:val="clear" w:color="auto" w:fill="FFFFFF"/>
+        <w:spacing w:after="0" w:line="285" w:lineRule="atLeast"/>
+        <w:rPr>
+          <w:rFonts w:ascii="Consolas" w:eastAsia="Times New Roman" w:hAnsi="Consolas" w:cs="Times New Roman"/>
+          <w:color w:val="3B3B3B"/>
+          <w:kern w:val="0"/>
+          <w:sz w:val="21"/>
+          <w:szCs w:val="21"/>
+          <w14:ligatures w14:val="none"/>
+        </w:rPr>
+      </w:pPr>
+    </w:p>
+    <w:p>
+      <w:pPr>
+        <w:shd w:val="clear" w:color="auto" w:fill="FFFFFF"/>
+        <w:spacing w:after="0" w:line="285" w:lineRule="atLeast"/>
+        <w:rPr>
+          <w:rFonts w:ascii="Consolas" w:eastAsia="Times New Roman" w:hAnsi="Consolas" w:cs="Times New Roman"/>
+          <w:color w:val="3B3B3B"/>
+          <w:kern w:val="0"/>
+          <w:sz w:val="21"/>
+          <w:szCs w:val="21"/>
+          <w14:ligatures w14:val="none"/>
+        </w:rPr>
+      </w:pPr>
+      <w:r>
+        <w:rPr>
+          <w:rFonts w:ascii="Consolas" w:eastAsia="Times New Roman" w:hAnsi="Consolas" w:cs="Times New Roman"/>
+          <w:color w:val="0000FF"/>
+          <w:kern w:val="0"/>
+          <w:sz w:val="21"/>
+          <w:szCs w:val="21"/>
+          <w14:ligatures w14:val="none"/>
+        </w:rPr>
+        <w:t>use</w:t>
+      </w:r>
+      <w:r>
+        <w:rPr>
+          <w:rFonts w:ascii="Consolas" w:eastAsia="Times New Roman" w:hAnsi="Consolas" w:cs="Times New Roman"/>
+          <w:color w:val="000000"/>
+          <w:kern w:val="0"/>
+          <w:sz w:val="21"/>
+          <w:szCs w:val="21"/>
+          <w14:ligatures w14:val="none"/>
+        </w:rPr>
+        <w:t xml:space="preserve"> Nyholm\Psr7\</w:t>
+      </w:r>
+      <w:r>
+        <w:rPr>
+          <w:rFonts w:ascii="Consolas" w:eastAsia="Times New Roman" w:hAnsi="Consolas" w:cs="Times New Roman"/>
+          <w:color w:val="267F99"/>
+          <w:kern w:val="0"/>
+          <w:sz w:val="21"/>
+          <w:szCs w:val="21"/>
+          <w14:ligatures w14:val="none"/>
+        </w:rPr>
+        <w:t>Response</w:t>
+      </w:r>
+      <w:r>
+        <w:rPr>
+          <w:rFonts w:ascii="Consolas" w:eastAsia="Times New Roman" w:hAnsi="Consolas" w:cs="Times New Roman"/>
+          <w:color w:val="000000"/>
+          <w:kern w:val="0"/>
+          <w:sz w:val="21"/>
+          <w:szCs w:val="21"/>
+          <w14:ligatures w14:val="none"/>
+        </w:rPr>
+        <w:t>;</w:t>
+      </w:r>
+    </w:p>
+    <w:p>
+      <w:pPr>
+        <w:shd w:val="clear" w:color="auto" w:fill="FFFFFF"/>
+        <w:spacing w:after="0" w:line="285" w:lineRule="atLeast"/>
+        <w:rPr>
+          <w:rFonts w:ascii="Consolas" w:eastAsia="Times New Roman" w:hAnsi="Consolas" w:cs="Times New Roman"/>
+          <w:color w:val="3B3B3B"/>
+          <w:kern w:val="0"/>
+          <w:sz w:val="21"/>
+          <w:szCs w:val="21"/>
+          <w14:ligatures w14:val="none"/>
+        </w:rPr>
+      </w:pPr>
+      <w:r>
+        <w:rPr>
+          <w:rFonts w:ascii="Consolas" w:eastAsia="Times New Roman" w:hAnsi="Consolas" w:cs="Times New Roman"/>
+          <w:color w:val="0000FF"/>
+          <w:kern w:val="0"/>
+          <w:sz w:val="21"/>
+          <w:szCs w:val="21"/>
+          <w14:ligatures w14:val="none"/>
+        </w:rPr>
+        <w:t>use</w:t>
+      </w:r>
+      <w:r>
+        <w:rPr>
+          <w:rFonts w:ascii="Consolas" w:eastAsia="Times New Roman" w:hAnsi="Consolas" w:cs="Times New Roman"/>
+          <w:color w:val="000000"/>
+          <w:kern w:val="0"/>
+          <w:sz w:val="21"/>
+          <w:szCs w:val="21"/>
+          <w14:ligatures w14:val="none"/>
+        </w:rPr>
+        <w:t xml:space="preserve"> Nyholm\Psr7\Factory\</w:t>
+      </w:r>
+      <w:r>
+        <w:rPr>
+          <w:rFonts w:ascii="Consolas" w:eastAsia="Times New Roman" w:hAnsi="Consolas" w:cs="Times New Roman"/>
+          <w:color w:val="267F99"/>
+          <w:kern w:val="0"/>
+          <w:sz w:val="21"/>
+          <w:szCs w:val="21"/>
+          <w14:ligatures w14:val="none"/>
+        </w:rPr>
+        <w:t>Psr17Factory</w:t>
+      </w:r>
+      <w:r>
+        <w:rPr>
+          <w:rFonts w:ascii="Consolas" w:eastAsia="Times New Roman" w:hAnsi="Consolas" w:cs="Times New Roman"/>
+          <w:color w:val="000000"/>
+          <w:kern w:val="0"/>
+          <w:sz w:val="21"/>
+          <w:szCs w:val="21"/>
+          <w14:ligatures w14:val="none"/>
+        </w:rPr>
+        <w:t>;</w:t>
+      </w:r>
+    </w:p>
+    <w:p>
+      <w:pPr>
+        <w:shd w:val="clear" w:color="auto" w:fill="FFFFFF"/>
+        <w:spacing w:after="0" w:line="285" w:lineRule="atLeast"/>
+        <w:rPr>
+          <w:rFonts w:ascii="Consolas" w:eastAsia="Times New Roman" w:hAnsi="Consolas" w:cs="Times New Roman"/>
+          <w:color w:val="3B3B3B"/>
+          <w:kern w:val="0"/>
+          <w:sz w:val="21"/>
+          <w:szCs w:val="21"/>
+          <w14:ligatures w14:val="none"/>
+        </w:rPr>
+      </w:pPr>
+      <w:r>
+        <w:rPr>
+          <w:rFonts w:ascii="Consolas" w:eastAsia="Times New Roman" w:hAnsi="Consolas" w:cs="Times New Roman"/>
+          <w:color w:val="0000FF"/>
+          <w:kern w:val="0"/>
+          <w:sz w:val="21"/>
+          <w:szCs w:val="21"/>
+          <w14:ligatures w14:val="none"/>
+        </w:rPr>
+        <w:t>use</w:t>
+      </w:r>
+      <w:r>
+        <w:rPr>
+          <w:rFonts w:ascii="Consolas" w:eastAsia="Times New Roman" w:hAnsi="Consolas" w:cs="Times New Roman"/>
+          <w:color w:val="000000"/>
+          <w:kern w:val="0"/>
+          <w:sz w:val="21"/>
+          <w:szCs w:val="21"/>
+          <w14:ligatures w14:val="none"/>
+        </w:rPr>
+        <w:t xml:space="preserve"> Spiral\RoadRunner\</w:t>
+      </w:r>
+      <w:r>
+        <w:rPr>
+          <w:rFonts w:ascii="Consolas" w:eastAsia="Times New Roman" w:hAnsi="Consolas" w:cs="Times New Roman"/>
+          <w:color w:val="267F99"/>
+          <w:kern w:val="0"/>
+          <w:sz w:val="21"/>
+          <w:szCs w:val="21"/>
+          <w14:ligatures w14:val="none"/>
+        </w:rPr>
+        <w:t>Worker</w:t>
+      </w:r>
+      <w:r>
+        <w:rPr>
+          <w:rFonts w:ascii="Consolas" w:eastAsia="Times New Roman" w:hAnsi="Consolas" w:cs="Times New Roman"/>
+          <w:color w:val="000000"/>
+          <w:kern w:val="0"/>
+          <w:sz w:val="21"/>
+          <w:szCs w:val="21"/>
+          <w14:ligatures w14:val="none"/>
+        </w:rPr>
+        <w:t>;</w:t>
+      </w:r>
+    </w:p>
+    <w:p>
+      <w:pPr>
+        <w:shd w:val="clear" w:color="auto" w:fill="FFFFFF"/>
+        <w:spacing w:after="0" w:line="285" w:lineRule="atLeast"/>
+        <w:rPr>
+          <w:rFonts w:ascii="Consolas" w:eastAsia="Times New Roman" w:hAnsi="Consolas" w:cs="Times New Roman"/>
+          <w:color w:val="3B3B3B"/>
+          <w:kern w:val="0"/>
+          <w:sz w:val="21"/>
+          <w:szCs w:val="21"/>
+          <w14:ligatures w14:val="none"/>
+        </w:rPr>
+      </w:pPr>
+      <w:r>
+        <w:rPr>
+          <w:rFonts w:ascii="Consolas" w:eastAsia="Times New Roman" w:hAnsi="Consolas" w:cs="Times New Roman"/>
+          <w:color w:val="0000FF"/>
+          <w:kern w:val="0"/>
+          <w:sz w:val="21"/>
+          <w:szCs w:val="21"/>
+          <w14:ligatures w14:val="none"/>
+        </w:rPr>
+        <w:t>use</w:t>
+      </w:r>
+      <w:r>
+        <w:rPr>
+          <w:rFonts w:ascii="Consolas" w:eastAsia="Times New Roman" w:hAnsi="Consolas" w:cs="Times New Roman"/>
+          <w:color w:val="000000"/>
+          <w:kern w:val="0"/>
+          <w:sz w:val="21"/>
+          <w:szCs w:val="21"/>
+          <w14:ligatures w14:val="none"/>
+        </w:rPr>
+        <w:t xml:space="preserve"> Spiral\RoadRunner\Http\</w:t>
+      </w:r>
+      <w:r>
+        <w:rPr>
+          <w:rFonts w:ascii="Consolas" w:eastAsia="Times New Roman" w:hAnsi="Consolas" w:cs="Times New Roman"/>
+          <w:color w:val="267F99"/>
+          <w:kern w:val="0"/>
+          <w:sz w:val="21"/>
+          <w:szCs w:val="21"/>
+          <w14:ligatures w14:val="none"/>
+        </w:rPr>
+        <w:t>PSR7Worker</w:t>
+      </w:r>
+      <w:r>
+        <w:rPr>
+          <w:rFonts w:ascii="Consolas" w:eastAsia="Times New Roman" w:hAnsi="Consolas" w:cs="Times New Roman"/>
+          <w:color w:val="000000"/>
+          <w:kern w:val="0"/>
+          <w:sz w:val="21"/>
+          <w:szCs w:val="21"/>
+          <w14:ligatures w14:val="none"/>
+        </w:rPr>
+        <w:t>;</w:t>
+      </w:r>
+    </w:p>
+    <w:p>
+      <w:pPr>
+        <w:shd w:val="clear" w:color="auto" w:fill="FFFFFF"/>
+        <w:spacing w:after="0" w:line="285" w:lineRule="atLeast"/>
+        <w:rPr>
+          <w:rFonts w:ascii="Consolas" w:eastAsia="Times New Roman" w:hAnsi="Consolas" w:cs="Times New Roman"/>
+          <w:color w:val="3B3B3B"/>
+          <w:kern w:val="0"/>
+          <w:sz w:val="21"/>
+          <w:szCs w:val="21"/>
+          <w14:ligatures w14:val="none"/>
+        </w:rPr>
+      </w:pPr>
+    </w:p>
+    <w:p>
+      <w:pPr>
+        <w:shd w:val="clear" w:color="auto" w:fill="FFFFFF"/>
+        <w:spacing w:after="0" w:line="285" w:lineRule="atLeast"/>
+        <w:rPr>
+          <w:rFonts w:ascii="Consolas" w:eastAsia="Times New Roman" w:hAnsi="Consolas" w:cs="Times New Roman"/>
+          <w:color w:val="3B3B3B"/>
+          <w:kern w:val="0"/>
+          <w:sz w:val="21"/>
+          <w:szCs w:val="21"/>
+          <w14:ligatures w14:val="none"/>
+        </w:rPr>
+      </w:pPr>
+      <w:r>
+        <w:rPr>
+          <w:rFonts w:ascii="Consolas" w:eastAsia="Times New Roman" w:hAnsi="Consolas" w:cs="Times New Roman"/>
+          <w:color w:val="008000"/>
+          <w:kern w:val="0"/>
+          <w:sz w:val="21"/>
+          <w:szCs w:val="21"/>
+          <w14:ligatures w14:val="none"/>
+        </w:rPr>
+        <w:t>// Create new RoadRunner worker from global environment</w:t>
+      </w:r>
+    </w:p>
+    <w:p>
+      <w:pPr>
+        <w:shd w:val="clear" w:color="auto" w:fill="FFFFFF"/>
+        <w:spacing w:after="0" w:line="285" w:lineRule="atLeast"/>
+        <w:rPr>
+          <w:rFonts w:ascii="Consolas" w:eastAsia="Times New Roman" w:hAnsi="Consolas" w:cs="Times New Roman"/>
+          <w:color w:val="3B3B3B"/>
+          <w:kern w:val="0"/>
+          <w:sz w:val="21"/>
+          <w:szCs w:val="21"/>
+          <w14:ligatures w14:val="none"/>
+        </w:rPr>
+      </w:pPr>
+      <w:r>
+        <w:rPr>
+          <w:rFonts w:ascii="Consolas" w:eastAsia="Times New Roman" w:hAnsi="Consolas" w:cs="Times New Roman"/>
+          <w:color w:val="001080"/>
+          <w:kern w:val="0"/>
+          <w:sz w:val="21"/>
+          <w:szCs w:val="21"/>
+          <w14:ligatures w14:val="none"/>
+        </w:rPr>
+        <w:t>$worker</w:t>
+      </w:r>
+      <w:r>
+        <w:rPr>
+          <w:rFonts w:ascii="Consolas" w:eastAsia="Times New Roman" w:hAnsi="Consolas" w:cs="Times New Roman"/>
+          <w:color w:val="000000"/>
+          <w:kern w:val="0"/>
+          <w:sz w:val="21"/>
+          <w:szCs w:val="21"/>
+          <w14:ligatures w14:val="none"/>
+        </w:rPr>
+        <w:t xml:space="preserve"> = </w:t>
+      </w:r>
+      <w:proofErr w:type="gramStart"/>
+      <w:r>
+        <w:rPr>
+          <w:rFonts w:ascii="Consolas" w:eastAsia="Times New Roman" w:hAnsi="Consolas" w:cs="Times New Roman"/>
+          <w:color w:val="267F99"/>
+          <w:kern w:val="0"/>
+          <w:sz w:val="21"/>
+          <w:szCs w:val="21"/>
+          <w14:ligatures w14:val="none"/>
+        </w:rPr>
+        <w:t>Worker</w:t>
+      </w:r>
+      <w:r>
+        <w:rPr>
+          <w:rFonts w:ascii="Consolas" w:eastAsia="Times New Roman" w:hAnsi="Consolas" w:cs="Times New Roman"/>
+          <w:color w:val="000000"/>
+          <w:kern w:val="0"/>
+          <w:sz w:val="21"/>
+          <w:szCs w:val="21"/>
+          <w14:ligatures w14:val="none"/>
+        </w:rPr>
+        <w:t>::</w:t>
+      </w:r>
+      <w:r>
+        <w:rPr>
+          <w:rFonts w:ascii="Consolas" w:eastAsia="Times New Roman" w:hAnsi="Consolas" w:cs="Times New Roman"/>
+          <w:color w:val="795E26"/>
+          <w:kern w:val="0"/>
+          <w:sz w:val="21"/>
+          <w:szCs w:val="21"/>
+          <w14:ligatures w14:val="none"/>
+        </w:rPr>
+        <w:t>create</w:t>
+      </w:r>
+      <w:r>
+        <w:rPr>
+          <w:rFonts w:ascii="Consolas" w:eastAsia="Times New Roman" w:hAnsi="Consolas" w:cs="Times New Roman"/>
+          <w:color w:val="000000"/>
+          <w:kern w:val="0"/>
+          <w:sz w:val="21"/>
+          <w:szCs w:val="21"/>
+          <w14:ligatures w14:val="none"/>
+        </w:rPr>
+        <w:t>(</w:t>
+      </w:r>
+      <w:proofErr w:type="gramEnd"/>
+      <w:r>
+        <w:rPr>
+          <w:rFonts w:ascii="Consolas" w:eastAsia="Times New Roman" w:hAnsi="Consolas" w:cs="Times New Roman"/>
+          <w:color w:val="000000"/>
+          <w:kern w:val="0"/>
+          <w:sz w:val="21"/>
+          <w:szCs w:val="21"/>
+          <w14:ligatures w14:val="none"/>
+        </w:rPr>
+        <w:t>);</w:t>
+      </w:r>
+    </w:p>
+    <w:p>
+      <w:pPr>
+        <w:shd w:val="clear" w:color="auto" w:fill="FFFFFF"/>
+        <w:spacing w:after="0" w:line="285" w:lineRule="atLeast"/>
+        <w:rPr>
+          <w:rFonts w:ascii="Consolas" w:eastAsia="Times New Roman" w:hAnsi="Consolas" w:cs="Times New Roman"/>
+          <w:color w:val="3B3B3B"/>
+          <w:kern w:val="0"/>
+          <w:sz w:val="21"/>
+          <w:szCs w:val="21"/>
+          <w14:ligatures w14:val="none"/>
+        </w:rPr>
+      </w:pPr>
+    </w:p>
+    <w:p>
+      <w:pPr>
+        <w:shd w:val="clear" w:color="auto" w:fill="FFFFFF"/>
+        <w:spacing w:after="0" w:line="285" w:lineRule="atLeast"/>
+        <w:rPr>
+          <w:rFonts w:ascii="Consolas" w:eastAsia="Times New Roman" w:hAnsi="Consolas" w:cs="Times New Roman"/>
+          <w:color w:val="3B3B3B"/>
+          <w:kern w:val="0"/>
+          <w:sz w:val="21"/>
+          <w:szCs w:val="21"/>
+          <w14:ligatures w14:val="none"/>
+        </w:rPr>
+      </w:pPr>
+      <w:r>
+        <w:rPr>
+          <w:rFonts w:ascii="Consolas" w:eastAsia="Times New Roman" w:hAnsi="Consolas" w:cs="Times New Roman"/>
+          <w:color w:val="008000"/>
+          <w:kern w:val="0"/>
+          <w:sz w:val="21"/>
+          <w:szCs w:val="21"/>
+          <w14:ligatures w14:val="none"/>
+        </w:rPr>
+        <w:t>// Create common PSR-17 HTTP factory</w:t>
+      </w:r>
+    </w:p>
+    <w:p>
+      <w:pPr>
+        <w:shd w:val="clear" w:color="auto" w:fill="FFFFFF"/>
+        <w:spacing w:after="0" w:line="285" w:lineRule="atLeast"/>
+        <w:rPr>
+          <w:rFonts w:ascii="Consolas" w:eastAsia="Times New Roman" w:hAnsi="Consolas" w:cs="Times New Roman"/>
+          <w:color w:val="3B3B3B"/>
+          <w:kern w:val="0"/>
+          <w:sz w:val="21"/>
+          <w:szCs w:val="21"/>
+          <w14:ligatures w14:val="none"/>
+        </w:rPr>
+      </w:pPr>
+      <w:r>
+        <w:rPr>
+          <w:rFonts w:ascii="Consolas" w:eastAsia="Times New Roman" w:hAnsi="Consolas" w:cs="Times New Roman"/>
+          <w:color w:val="001080"/>
+          <w:kern w:val="0"/>
+          <w:sz w:val="21"/>
+          <w:szCs w:val="21"/>
+          <w14:ligatures w14:val="none"/>
+        </w:rPr>
+        <w:t>$factory</w:t>
+      </w:r>
+      <w:r>
+        <w:rPr>
+          <w:rFonts w:ascii="Consolas" w:eastAsia="Times New Roman" w:hAnsi="Consolas" w:cs="Times New Roman"/>
+          <w:color w:val="000000"/>
+          <w:kern w:val="0"/>
+          <w:sz w:val="21"/>
+          <w:szCs w:val="21"/>
+          <w14:ligatures w14:val="none"/>
+        </w:rPr>
+        <w:t xml:space="preserve"> = </w:t>
+      </w:r>
+      <w:r>
+        <w:rPr>
+          <w:rFonts w:ascii="Consolas" w:eastAsia="Times New Roman" w:hAnsi="Consolas" w:cs="Times New Roman"/>
+          <w:color w:val="0000FF"/>
+          <w:kern w:val="0"/>
+          <w:sz w:val="21"/>
+          <w:szCs w:val="21"/>
+          <w14:ligatures w14:val="none"/>
+        </w:rPr>
+        <w:t>new</w:t>
+      </w:r>
+      <w:r>
+        <w:rPr>
+          <w:rFonts w:ascii="Consolas" w:eastAsia="Times New Roman" w:hAnsi="Consolas" w:cs="Times New Roman"/>
+          <w:color w:val="000000"/>
+          <w:kern w:val="0"/>
+          <w:sz w:val="21"/>
+          <w:szCs w:val="21"/>
+          <w14:ligatures w14:val="none"/>
+        </w:rPr>
+        <w:t xml:space="preserve"> </w:t>
+      </w:r>
+      <w:r>
+        <w:rPr>
+          <w:rFonts w:ascii="Consolas" w:eastAsia="Times New Roman" w:hAnsi="Consolas" w:cs="Times New Roman"/>
+          <w:color w:val="267F99"/>
+          <w:kern w:val="0"/>
+          <w:sz w:val="21"/>
+          <w:szCs w:val="21"/>
+          <w14:ligatures w14:val="none"/>
+        </w:rPr>
+        <w:t>Psr17</w:t>
+      </w:r>
+      <w:proofErr w:type="gramStart"/>
+      <w:r>
+        <w:rPr>
+          <w:rFonts w:ascii="Consolas" w:eastAsia="Times New Roman" w:hAnsi="Consolas" w:cs="Times New Roman"/>
+          <w:color w:val="267F99"/>
+          <w:kern w:val="0"/>
+          <w:sz w:val="21"/>
+          <w:szCs w:val="21"/>
+          <w14:ligatures w14:val="none"/>
+        </w:rPr>
+        <w:t>Factory</w:t>
+      </w:r>
+      <w:r>
+        <w:rPr>
+          <w:rFonts w:ascii="Consolas" w:eastAsia="Times New Roman" w:hAnsi="Consolas" w:cs="Times New Roman"/>
+          <w:color w:val="000000"/>
+          <w:kern w:val="0"/>
+          <w:sz w:val="21"/>
+          <w:szCs w:val="21"/>
+          <w14:ligatures w14:val="none"/>
+        </w:rPr>
+        <w:t>(</w:t>
+      </w:r>
+      <w:proofErr w:type="gramEnd"/>
+      <w:r>
+        <w:rPr>
+          <w:rFonts w:ascii="Consolas" w:eastAsia="Times New Roman" w:hAnsi="Consolas" w:cs="Times New Roman"/>
+          <w:color w:val="000000"/>
+          <w:kern w:val="0"/>
+          <w:sz w:val="21"/>
+          <w:szCs w:val="21"/>
+          <w14:ligatures w14:val="none"/>
+        </w:rPr>
+        <w:t>);</w:t>
+      </w:r>
+    </w:p>
+    <w:p>
+      <w:pPr>
+        <w:shd w:val="clear" w:color="auto" w:fill="FFFFFF"/>
+        <w:spacing w:after="0" w:line="285" w:lineRule="atLeast"/>
+        <w:rPr>
+          <w:rFonts w:ascii="Consolas" w:eastAsia="Times New Roman" w:hAnsi="Consolas" w:cs="Times New Roman"/>
+          <w:color w:val="3B3B3B"/>
+          <w:kern w:val="0"/>
+          <w:sz w:val="21"/>
+          <w:szCs w:val="21"/>
+          <w14:ligatures w14:val="none"/>
+        </w:rPr>
+      </w:pPr>
+    </w:p>
+    <w:p>
+      <w:pPr>
+        <w:shd w:val="clear" w:color="auto" w:fill="FFFFFF"/>
+        <w:spacing w:after="0" w:line="285" w:lineRule="atLeast"/>
+        <w:rPr>
+          <w:rFonts w:ascii="Consolas" w:eastAsia="Times New Roman" w:hAnsi="Consolas" w:cs="Times New Roman"/>
+          <w:color w:val="3B3B3B"/>
+          <w:kern w:val="0"/>
+          <w:sz w:val="21"/>
+          <w:szCs w:val="21"/>
+          <w14:ligatures w14:val="none"/>
+        </w:rPr>
+      </w:pPr>
+      <w:r>
+        <w:rPr>
+          <w:rFonts w:ascii="Consolas" w:eastAsia="Times New Roman" w:hAnsi="Consolas" w:cs="Times New Roman"/>
+          <w:color w:val="001080"/>
+          <w:kern w:val="0"/>
+          <w:sz w:val="21"/>
+          <w:szCs w:val="21"/>
+          <w14:ligatures w14:val="none"/>
+        </w:rPr>
+        <w:t>$psr7</w:t>
+      </w:r>
+      <w:r>
+        <w:rPr>
+          <w:rFonts w:ascii="Consolas" w:eastAsia="Times New Roman" w:hAnsi="Consolas" w:cs="Times New Roman"/>
+          <w:color w:val="000000"/>
+          <w:kern w:val="0"/>
+          <w:sz w:val="21"/>
+          <w:szCs w:val="21"/>
+          <w14:ligatures w14:val="none"/>
+        </w:rPr>
+        <w:t xml:space="preserve"> = </w:t>
+      </w:r>
+      <w:r>
+        <w:rPr>
+          <w:rFonts w:ascii="Consolas" w:eastAsia="Times New Roman" w:hAnsi="Consolas" w:cs="Times New Roman"/>
+          <w:color w:val="0000FF"/>
+          <w:kern w:val="0"/>
+          <w:sz w:val="21"/>
+          <w:szCs w:val="21"/>
+          <w14:ligatures w14:val="none"/>
+        </w:rPr>
+        <w:t>new</w:t>
+      </w:r>
+      <w:r>
+        <w:rPr>
+          <w:rFonts w:ascii="Consolas" w:eastAsia="Times New Roman" w:hAnsi="Consolas" w:cs="Times New Roman"/>
+          <w:color w:val="000000"/>
+          <w:kern w:val="0"/>
+          <w:sz w:val="21"/>
+          <w:szCs w:val="21"/>
+          <w14:ligatures w14:val="none"/>
+        </w:rPr>
+        <w:t xml:space="preserve"> </w:t>
+      </w:r>
+      <w:r>
+        <w:rPr>
+          <w:rFonts w:ascii="Consolas" w:eastAsia="Times New Roman" w:hAnsi="Consolas" w:cs="Times New Roman"/>
+          <w:color w:val="267F99"/>
+          <w:kern w:val="0"/>
+          <w:sz w:val="21"/>
+          <w:szCs w:val="21"/>
+          <w14:ligatures w14:val="none"/>
+        </w:rPr>
+        <w:t>PSR7</w:t>
+      </w:r>
+      <w:proofErr w:type="gramStart"/>
+      <w:r>
+        <w:rPr>
+          <w:rFonts w:ascii="Consolas" w:eastAsia="Times New Roman" w:hAnsi="Consolas" w:cs="Times New Roman"/>
+          <w:color w:val="267F99"/>
+          <w:kern w:val="0"/>
+          <w:sz w:val="21"/>
+          <w:szCs w:val="21"/>
+          <w14:ligatures w14:val="none"/>
+        </w:rPr>
+        <w:t>Worker</w:t>
+      </w:r>
+      <w:r>
+        <w:rPr>
+          <w:rFonts w:ascii="Consolas" w:eastAsia="Times New Roman" w:hAnsi="Consolas" w:cs="Times New Roman"/>
+          <w:color w:val="000000"/>
+          <w:kern w:val="0"/>
+          <w:sz w:val="21"/>
+          <w:szCs w:val="21"/>
+          <w14:ligatures w14:val="none"/>
+        </w:rPr>
+        <w:t>(</w:t>
+      </w:r>
+      <w:proofErr w:type="gramEnd"/>
+      <w:r>
+        <w:rPr>
+          <w:rFonts w:ascii="Consolas" w:eastAsia="Times New Roman" w:hAnsi="Consolas" w:cs="Times New Roman"/>
+          <w:color w:val="001080"/>
+          <w:kern w:val="0"/>
+          <w:sz w:val="21"/>
+          <w:szCs w:val="21"/>
+          <w14:ligatures w14:val="none"/>
+        </w:rPr>
+        <w:t>$worker</w:t>
+      </w:r>
+      <w:r>
+        <w:rPr>
+          <w:rFonts w:ascii="Consolas" w:eastAsia="Times New Roman" w:hAnsi="Consolas" w:cs="Times New Roman"/>
+          <w:color w:val="000000"/>
+          <w:kern w:val="0"/>
+          <w:sz w:val="21"/>
+          <w:szCs w:val="21"/>
+          <w14:ligatures w14:val="none"/>
+        </w:rPr>
+        <w:t xml:space="preserve">, </w:t>
+      </w:r>
+      <w:r>
+        <w:rPr>
+          <w:rFonts w:ascii="Consolas" w:eastAsia="Times New Roman" w:hAnsi="Consolas" w:cs="Times New Roman"/>
+          <w:color w:val="001080"/>
+          <w:kern w:val="0"/>
+          <w:sz w:val="21"/>
+          <w:szCs w:val="21"/>
+          <w14:ligatures w14:val="none"/>
+        </w:rPr>
+        <w:t>$factory</w:t>
+      </w:r>
+      <w:r>
+        <w:rPr>
+          <w:rFonts w:ascii="Consolas" w:eastAsia="Times New Roman" w:hAnsi="Consolas" w:cs="Times New Roman"/>
+          <w:color w:val="000000"/>
+          <w:kern w:val="0"/>
+          <w:sz w:val="21"/>
+          <w:szCs w:val="21"/>
+          <w14:ligatures w14:val="none"/>
+        </w:rPr>
+        <w:t xml:space="preserve">, </w:t>
+      </w:r>
+      <w:r>
+        <w:rPr>
+          <w:rFonts w:ascii="Consolas" w:eastAsia="Times New Roman" w:hAnsi="Consolas" w:cs="Times New Roman"/>
+          <w:color w:val="001080"/>
+          <w:kern w:val="0"/>
+          <w:sz w:val="21"/>
+          <w:szCs w:val="21"/>
+          <w14:ligatures w14:val="none"/>
+        </w:rPr>
+        <w:t>$factory</w:t>
+      </w:r>
+      <w:r>
+        <w:rPr>
+          <w:rFonts w:ascii="Consolas" w:eastAsia="Times New Roman" w:hAnsi="Consolas" w:cs="Times New Roman"/>
+          <w:color w:val="000000"/>
+          <w:kern w:val="0"/>
+          <w:sz w:val="21"/>
+          <w:szCs w:val="21"/>
+          <w14:ligatures w14:val="none"/>
+        </w:rPr>
+        <w:t xml:space="preserve">, </w:t>
+      </w:r>
+      <w:r>
+        <w:rPr>
+          <w:rFonts w:ascii="Consolas" w:eastAsia="Times New Roman" w:hAnsi="Consolas" w:cs="Times New Roman"/>
+          <w:color w:val="001080"/>
+          <w:kern w:val="0"/>
+          <w:sz w:val="21"/>
+          <w:szCs w:val="21"/>
+          <w14:ligatures w14:val="none"/>
+        </w:rPr>
+        <w:t>$factory</w:t>
+      </w:r>
+      <w:r>
+        <w:rPr>
+          <w:rFonts w:ascii="Consolas" w:eastAsia="Times New Roman" w:hAnsi="Consolas" w:cs="Times New Roman"/>
+          <w:color w:val="000000"/>
+          <w:kern w:val="0"/>
+          <w:sz w:val="21"/>
+          <w:szCs w:val="21"/>
+          <w14:ligatures w14:val="none"/>
+        </w:rPr>
+        <w:t>);</w:t>
+      </w:r>
+    </w:p>
+    <w:p>
+      <w:pPr>
+        <w:shd w:val="clear" w:color="auto" w:fill="FFFFFF"/>
+        <w:spacing w:after="0" w:line="285" w:lineRule="atLeast"/>
+        <w:rPr>
+          <w:rFonts w:ascii="Consolas" w:eastAsia="Times New Roman" w:hAnsi="Consolas" w:cs="Times New Roman"/>
+          <w:color w:val="3B3B3B"/>
+          <w:kern w:val="0"/>
+          <w:sz w:val="21"/>
+          <w:szCs w:val="21"/>
+          <w14:ligatures w14:val="none"/>
+        </w:rPr>
+      </w:pPr>
+    </w:p>
+    <w:p>
+      <w:pPr>
+        <w:shd w:val="clear" w:color="auto" w:fill="FFFFFF"/>
+        <w:spacing w:after="0" w:line="285" w:lineRule="atLeast"/>
+        <w:rPr>
+          <w:rFonts w:ascii="Consolas" w:eastAsia="Times New Roman" w:hAnsi="Consolas" w:cs="Times New Roman"/>
+          <w:color w:val="3B3B3B"/>
+          <w:kern w:val="0"/>
+          <w:sz w:val="21"/>
+          <w:szCs w:val="21"/>
+          <w14:ligatures w14:val="none"/>
+        </w:rPr>
+      </w:pPr>
+      <w:r>
+        <w:rPr>
+          <w:rFonts w:ascii="Consolas" w:eastAsia="Times New Roman" w:hAnsi="Consolas" w:cs="Times New Roman"/>
+          <w:color w:val="008000"/>
+          <w:kern w:val="0"/>
+          <w:sz w:val="21"/>
+          <w:szCs w:val="21"/>
+          <w14:ligatures w14:val="none"/>
+        </w:rPr>
+        <w:t xml:space="preserve">// creating a unique identifier specific </w:t>
+      </w:r>
+      <w:r>
+        <w:rPr>
+          <w:rFonts w:ascii="Consolas" w:eastAsia="Times New Roman" w:hAnsi="Consolas" w:cs="Times New Roman"/>
+          <w:color w:val="008000"/>
+          <w:kern w:val="0"/>
+          <w:sz w:val="21"/>
+          <w:szCs w:val="21"/>
+          <w14:ligatures w14:val="none"/>
+        </w:rPr>
+        <w:t>to</w:t>
+      </w:r>
+      <w:r>
+        <w:rPr>
+          <w:rFonts w:ascii="Consolas" w:eastAsia="Times New Roman" w:hAnsi="Consolas" w:cs="Times New Roman"/>
+          <w:color w:val="008000"/>
+          <w:kern w:val="0"/>
+          <w:sz w:val="21"/>
+          <w:szCs w:val="21"/>
+          <w14:ligatures w14:val="none"/>
+        </w:rPr>
+        <w:t xml:space="preserve"> the worker</w:t>
+      </w:r>
+    </w:p>
+    <w:p>
+      <w:pPr>
+        <w:shd w:val="clear" w:color="auto" w:fill="FFFFFF"/>
+        <w:spacing w:after="0" w:line="285" w:lineRule="atLeast"/>
+        <w:rPr>
+          <w:rFonts w:ascii="Consolas" w:eastAsia="Times New Roman" w:hAnsi="Consolas" w:cs="Times New Roman"/>
+          <w:color w:val="3B3B3B"/>
+          <w:kern w:val="0"/>
+          <w:sz w:val="21"/>
+          <w:szCs w:val="21"/>
+          <w14:ligatures w14:val="none"/>
+        </w:rPr>
+      </w:pPr>
+      <w:r>
+        <w:rPr>
+          <w:rFonts w:ascii="Consolas" w:eastAsia="Times New Roman" w:hAnsi="Consolas" w:cs="Times New Roman"/>
+          <w:color w:val="001080"/>
+          <w:kern w:val="0"/>
+          <w:sz w:val="21"/>
+          <w:szCs w:val="21"/>
+          <w14:ligatures w14:val="none"/>
+        </w:rPr>
+        <w:t>$id</w:t>
+      </w:r>
+      <w:r>
+        <w:rPr>
+          <w:rFonts w:ascii="Consolas" w:eastAsia="Times New Roman" w:hAnsi="Consolas" w:cs="Times New Roman"/>
+          <w:color w:val="000000"/>
+          <w:kern w:val="0"/>
+          <w:sz w:val="21"/>
+          <w:szCs w:val="21"/>
+          <w14:ligatures w14:val="none"/>
+        </w:rPr>
+        <w:t xml:space="preserve"> = </w:t>
+      </w:r>
+      <w:proofErr w:type="gramStart"/>
+      <w:r>
+        <w:rPr>
+          <w:rFonts w:ascii="Consolas" w:eastAsia="Times New Roman" w:hAnsi="Consolas" w:cs="Times New Roman"/>
+          <w:color w:val="795E26"/>
+          <w:kern w:val="0"/>
+          <w:sz w:val="21"/>
+          <w:szCs w:val="21"/>
+          <w14:ligatures w14:val="none"/>
+        </w:rPr>
+        <w:t>uniqid</w:t>
+      </w:r>
+      <w:r>
+        <w:rPr>
+          <w:rFonts w:ascii="Consolas" w:eastAsia="Times New Roman" w:hAnsi="Consolas" w:cs="Times New Roman"/>
+          <w:color w:val="000000"/>
+          <w:kern w:val="0"/>
+          <w:sz w:val="21"/>
+          <w:szCs w:val="21"/>
+          <w14:ligatures w14:val="none"/>
+        </w:rPr>
+        <w:t>(</w:t>
+      </w:r>
+      <w:proofErr w:type="gramEnd"/>
+      <w:r>
+        <w:rPr>
+          <w:rFonts w:ascii="Consolas" w:eastAsia="Times New Roman" w:hAnsi="Consolas" w:cs="Times New Roman"/>
+          <w:color w:val="A31515"/>
+          <w:kern w:val="0"/>
+          <w:sz w:val="21"/>
+          <w:szCs w:val="21"/>
+          <w14:ligatures w14:val="none"/>
+        </w:rPr>
+        <w:t>''</w:t>
+      </w:r>
+      <w:r>
+        <w:rPr>
+          <w:rFonts w:ascii="Consolas" w:eastAsia="Times New Roman" w:hAnsi="Consolas" w:cs="Times New Roman"/>
+          <w:color w:val="000000"/>
+          <w:kern w:val="0"/>
+          <w:sz w:val="21"/>
+          <w:szCs w:val="21"/>
+          <w14:ligatures w14:val="none"/>
+        </w:rPr>
+        <w:t xml:space="preserve">, </w:t>
+      </w:r>
+      <w:r>
+        <w:rPr>
+          <w:rFonts w:ascii="Consolas" w:eastAsia="Times New Roman" w:hAnsi="Consolas" w:cs="Times New Roman"/>
+          <w:color w:val="0000FF"/>
+          <w:kern w:val="0"/>
+          <w:sz w:val="21"/>
+          <w:szCs w:val="21"/>
+          <w14:ligatures w14:val="none"/>
+        </w:rPr>
+        <w:t>true</w:t>
+      </w:r>
+      <w:r>
+        <w:rPr>
+          <w:rFonts w:ascii="Consolas" w:eastAsia="Times New Roman" w:hAnsi="Consolas" w:cs="Times New Roman"/>
+          <w:color w:val="000000"/>
+          <w:kern w:val="0"/>
+          <w:sz w:val="21"/>
+          <w:szCs w:val="21"/>
+          <w14:ligatures w14:val="none"/>
+        </w:rPr>
+        <w:t>);</w:t>
+      </w:r>
+    </w:p>
+    <w:p>
+      <w:pPr>
+        <w:shd w:val="clear" w:color="auto" w:fill="FFFFFF"/>
+        <w:spacing w:after="0" w:line="285" w:lineRule="atLeast"/>
+        <w:rPr>
+          <w:rFonts w:ascii="Consolas" w:eastAsia="Times New Roman" w:hAnsi="Consolas" w:cs="Times New Roman"/>
+          <w:color w:val="3B3B3B"/>
+          <w:kern w:val="0"/>
+          <w:sz w:val="21"/>
+          <w:szCs w:val="21"/>
+          <w14:ligatures w14:val="none"/>
+        </w:rPr>
+      </w:pPr>
+      <w:r>
+        <w:rPr>
+          <w:rFonts w:ascii="Consolas" w:eastAsia="Times New Roman" w:hAnsi="Consolas" w:cs="Times New Roman"/>
+          <w:color w:val="795E26"/>
+          <w:kern w:val="0"/>
+          <w:sz w:val="21"/>
+          <w:szCs w:val="21"/>
+          <w14:ligatures w14:val="none"/>
+        </w:rPr>
+        <w:t>echo</w:t>
+      </w:r>
+      <w:r>
+        <w:rPr>
+          <w:rFonts w:ascii="Consolas" w:eastAsia="Times New Roman" w:hAnsi="Consolas" w:cs="Times New Roman"/>
+          <w:color w:val="000000"/>
+          <w:kern w:val="0"/>
+          <w:sz w:val="21"/>
+          <w:szCs w:val="21"/>
+          <w14:ligatures w14:val="none"/>
+        </w:rPr>
+        <w:t xml:space="preserve"> </w:t>
+      </w:r>
+      <w:r>
+        <w:rPr>
+          <w:rFonts w:ascii="Consolas" w:eastAsia="Times New Roman" w:hAnsi="Consolas" w:cs="Times New Roman"/>
+          <w:color w:val="A31515"/>
+          <w:kern w:val="0"/>
+          <w:sz w:val="21"/>
+          <w:szCs w:val="21"/>
+          <w14:ligatures w14:val="none"/>
+        </w:rPr>
+        <w:t xml:space="preserve">"STARTING </w:t>
+      </w:r>
+      <w:r>
+        <w:rPr>
+          <w:rFonts w:ascii="Consolas" w:eastAsia="Times New Roman" w:hAnsi="Consolas" w:cs="Times New Roman"/>
+          <w:color w:val="001080"/>
+          <w:kern w:val="0"/>
+          <w:sz w:val="21"/>
+          <w:szCs w:val="21"/>
+          <w14:ligatures w14:val="none"/>
+        </w:rPr>
+        <w:t>$id</w:t>
+      </w:r>
+      <w:r>
+        <w:rPr>
+          <w:rFonts w:ascii="Consolas" w:eastAsia="Times New Roman" w:hAnsi="Consolas" w:cs="Times New Roman"/>
+          <w:color w:val="A31515"/>
+          <w:kern w:val="0"/>
+          <w:sz w:val="21"/>
+          <w:szCs w:val="21"/>
+          <w14:ligatures w14:val="none"/>
+        </w:rPr>
+        <w:t>"</w:t>
+      </w:r>
+      <w:r>
+        <w:rPr>
+          <w:rFonts w:ascii="Consolas" w:eastAsia="Times New Roman" w:hAnsi="Consolas" w:cs="Times New Roman"/>
+          <w:color w:val="000000"/>
+          <w:kern w:val="0"/>
+          <w:sz w:val="21"/>
+          <w:szCs w:val="21"/>
+          <w14:ligatures w14:val="none"/>
+        </w:rPr>
+        <w:t>;</w:t>
+      </w:r>
+    </w:p>
+    <w:p>
+      <w:pPr>
+        <w:shd w:val="clear" w:color="auto" w:fill="FFFFFF"/>
+        <w:spacing w:after="0" w:line="285" w:lineRule="atLeast"/>
+        <w:rPr>
+          <w:rFonts w:ascii="Consolas" w:eastAsia="Times New Roman" w:hAnsi="Consolas" w:cs="Times New Roman"/>
+          <w:color w:val="3B3B3B"/>
+          <w:kern w:val="0"/>
+          <w:sz w:val="21"/>
+          <w:szCs w:val="21"/>
+          <w14:ligatures w14:val="none"/>
+        </w:rPr>
+      </w:pPr>
+    </w:p>
+    <w:p>
+      <w:pPr>
+        <w:shd w:val="clear" w:color="auto" w:fill="FFFFFF"/>
+        <w:spacing w:after="0" w:line="285" w:lineRule="atLeast"/>
+        <w:rPr>
+          <w:rFonts w:ascii="Consolas" w:eastAsia="Times New Roman" w:hAnsi="Consolas" w:cs="Times New Roman"/>
+          <w:color w:val="3B3B3B"/>
+          <w:kern w:val="0"/>
+          <w:sz w:val="21"/>
+          <w:szCs w:val="21"/>
+          <w14:ligatures w14:val="none"/>
+        </w:rPr>
+      </w:pPr>
+      <w:r>
+        <w:rPr>
+          <w:rFonts w:ascii="Consolas" w:eastAsia="Times New Roman" w:hAnsi="Consolas" w:cs="Times New Roman"/>
+          <w:color w:val="AF00DB"/>
+          <w:kern w:val="0"/>
+          <w:sz w:val="21"/>
+          <w:szCs w:val="21"/>
+          <w14:ligatures w14:val="none"/>
+        </w:rPr>
+        <w:t>while</w:t>
+      </w:r>
+      <w:r>
+        <w:rPr>
+          <w:rFonts w:ascii="Consolas" w:eastAsia="Times New Roman" w:hAnsi="Consolas" w:cs="Times New Roman"/>
+          <w:color w:val="000000"/>
+          <w:kern w:val="0"/>
+          <w:sz w:val="21"/>
+          <w:szCs w:val="21"/>
+          <w14:ligatures w14:val="none"/>
+        </w:rPr>
+        <w:t xml:space="preserve"> (</w:t>
+      </w:r>
+      <w:r>
+        <w:rPr>
+          <w:rFonts w:ascii="Consolas" w:eastAsia="Times New Roman" w:hAnsi="Consolas" w:cs="Times New Roman"/>
+          <w:color w:val="0000FF"/>
+          <w:kern w:val="0"/>
+          <w:sz w:val="21"/>
+          <w:szCs w:val="21"/>
+          <w14:ligatures w14:val="none"/>
+        </w:rPr>
+        <w:t>true</w:t>
+      </w:r>
+      <w:r>
+        <w:rPr>
+          <w:rFonts w:ascii="Consolas" w:eastAsia="Times New Roman" w:hAnsi="Consolas" w:cs="Times New Roman"/>
+          <w:color w:val="000000"/>
+          <w:kern w:val="0"/>
+          <w:sz w:val="21"/>
+          <w:szCs w:val="21"/>
+          <w14:ligatures w14:val="none"/>
+        </w:rPr>
+        <w:t>) {</w:t>
+      </w:r>
+    </w:p>
+    <w:p>
+      <w:pPr>
+        <w:shd w:val="clear" w:color="auto" w:fill="FFFFFF"/>
+        <w:spacing w:after="0" w:line="285" w:lineRule="atLeast"/>
+        <w:rPr>
+          <w:rFonts w:ascii="Consolas" w:eastAsia="Times New Roman" w:hAnsi="Consolas" w:cs="Times New Roman"/>
+          <w:color w:val="3B3B3B"/>
+          <w:kern w:val="0"/>
+          <w:sz w:val="21"/>
+          <w:szCs w:val="21"/>
+          <w14:ligatures w14:val="none"/>
+        </w:rPr>
+      </w:pPr>
+      <w:r>
+        <w:rPr>
+          <w:rFonts w:ascii="Consolas" w:eastAsia="Times New Roman" w:hAnsi="Consolas" w:cs="Times New Roman"/>
+          <w:color w:val="000000"/>
+          <w:kern w:val="0"/>
+          <w:sz w:val="21"/>
+          <w:szCs w:val="21"/>
+          <w14:ligatures w14:val="none"/>
+        </w:rPr>
+        <w:t xml:space="preserve">    </w:t>
+      </w:r>
+      <w:r>
+        <w:rPr>
+          <w:rFonts w:ascii="Consolas" w:eastAsia="Times New Roman" w:hAnsi="Consolas" w:cs="Times New Roman"/>
+          <w:color w:val="AF00DB"/>
+          <w:kern w:val="0"/>
+          <w:sz w:val="21"/>
+          <w:szCs w:val="21"/>
+          <w14:ligatures w14:val="none"/>
+        </w:rPr>
+        <w:t>try</w:t>
+      </w:r>
+      <w:r>
+        <w:rPr>
+          <w:rFonts w:ascii="Consolas" w:eastAsia="Times New Roman" w:hAnsi="Consolas" w:cs="Times New Roman"/>
+          <w:color w:val="000000"/>
+          <w:kern w:val="0"/>
+          <w:sz w:val="21"/>
+          <w:szCs w:val="21"/>
+          <w14:ligatures w14:val="none"/>
+        </w:rPr>
+        <w:t xml:space="preserve"> {</w:t>
+      </w:r>
+    </w:p>
+    <w:p>
+      <w:pPr>
+        <w:shd w:val="clear" w:color="auto" w:fill="FFFFFF"/>
+        <w:spacing w:after="0" w:line="285" w:lineRule="atLeast"/>
+        <w:rPr>
+          <w:rFonts w:ascii="Consolas" w:eastAsia="Times New Roman" w:hAnsi="Consolas" w:cs="Times New Roman"/>
+          <w:color w:val="3B3B3B"/>
+          <w:kern w:val="0"/>
+          <w:sz w:val="21"/>
+          <w:szCs w:val="21"/>
+          <w14:ligatures w14:val="none"/>
+        </w:rPr>
+      </w:pPr>
+      <w:r>
+        <w:rPr>
+          <w:rFonts w:ascii="Consolas" w:eastAsia="Times New Roman" w:hAnsi="Consolas" w:cs="Times New Roman"/>
+          <w:color w:val="000000"/>
+          <w:kern w:val="0"/>
+          <w:sz w:val="21"/>
+          <w:szCs w:val="21"/>
+          <w14:ligatures w14:val="none"/>
+        </w:rPr>
+        <w:t xml:space="preserve">        </w:t>
+      </w:r>
+      <w:r>
+        <w:rPr>
+          <w:rFonts w:ascii="Consolas" w:eastAsia="Times New Roman" w:hAnsi="Consolas" w:cs="Times New Roman"/>
+          <w:color w:val="001080"/>
+          <w:kern w:val="0"/>
+          <w:sz w:val="21"/>
+          <w:szCs w:val="21"/>
+          <w14:ligatures w14:val="none"/>
+        </w:rPr>
+        <w:t>$request</w:t>
+      </w:r>
+      <w:r>
+        <w:rPr>
+          <w:rFonts w:ascii="Consolas" w:eastAsia="Times New Roman" w:hAnsi="Consolas" w:cs="Times New Roman"/>
+          <w:color w:val="000000"/>
+          <w:kern w:val="0"/>
+          <w:sz w:val="21"/>
+          <w:szCs w:val="21"/>
+          <w14:ligatures w14:val="none"/>
+        </w:rPr>
+        <w:t xml:space="preserve"> = </w:t>
+      </w:r>
+      <w:r>
+        <w:rPr>
+          <w:rFonts w:ascii="Consolas" w:eastAsia="Times New Roman" w:hAnsi="Consolas" w:cs="Times New Roman"/>
+          <w:color w:val="001080"/>
+          <w:kern w:val="0"/>
+          <w:sz w:val="21"/>
+          <w:szCs w:val="21"/>
+          <w14:ligatures w14:val="none"/>
+        </w:rPr>
+        <w:t>$psr7</w:t>
+      </w:r>
+      <w:r>
+        <w:rPr>
+          <w:rFonts w:ascii="Consolas" w:eastAsia="Times New Roman" w:hAnsi="Consolas" w:cs="Times New Roman"/>
+          <w:color w:val="000000"/>
+          <w:kern w:val="0"/>
+          <w:sz w:val="21"/>
+          <w:szCs w:val="21"/>
+          <w14:ligatures w14:val="none"/>
+        </w:rPr>
+        <w:t>-&gt;</w:t>
+      </w:r>
+      <w:proofErr w:type="gramStart"/>
+      <w:r>
+        <w:rPr>
+          <w:rFonts w:ascii="Consolas" w:eastAsia="Times New Roman" w:hAnsi="Consolas" w:cs="Times New Roman"/>
+          <w:color w:val="795E26"/>
+          <w:kern w:val="0"/>
+          <w:sz w:val="21"/>
+          <w:szCs w:val="21"/>
+          <w14:ligatures w14:val="none"/>
+        </w:rPr>
+        <w:t>waitRequest</w:t>
+      </w:r>
+      <w:r>
+        <w:rPr>
+          <w:rFonts w:ascii="Consolas" w:eastAsia="Times New Roman" w:hAnsi="Consolas" w:cs="Times New Roman"/>
+          <w:color w:val="000000"/>
+          <w:kern w:val="0"/>
+          <w:sz w:val="21"/>
+          <w:szCs w:val="21"/>
+          <w14:ligatures w14:val="none"/>
+        </w:rPr>
+        <w:t>(</w:t>
+      </w:r>
+      <w:proofErr w:type="gramEnd"/>
+      <w:r>
+        <w:rPr>
+          <w:rFonts w:ascii="Consolas" w:eastAsia="Times New Roman" w:hAnsi="Consolas" w:cs="Times New Roman"/>
+          <w:color w:val="000000"/>
+          <w:kern w:val="0"/>
+          <w:sz w:val="21"/>
+          <w:szCs w:val="21"/>
+          <w14:ligatures w14:val="none"/>
+        </w:rPr>
+        <w:t>);</w:t>
+      </w:r>
+    </w:p>
+    <w:p>
+      <w:pPr>
+        <w:shd w:val="clear" w:color="auto" w:fill="FFFFFF"/>
+        <w:spacing w:after="0" w:line="285" w:lineRule="atLeast"/>
+        <w:rPr>
+          <w:rFonts w:ascii="Consolas" w:eastAsia="Times New Roman" w:hAnsi="Consolas" w:cs="Times New Roman"/>
+          <w:color w:val="3B3B3B"/>
+          <w:kern w:val="0"/>
+          <w:sz w:val="21"/>
+          <w:szCs w:val="21"/>
+          <w14:ligatures w14:val="none"/>
+        </w:rPr>
+      </w:pPr>
+      <w:r>
+        <w:rPr>
+          <w:rFonts w:ascii="Consolas" w:eastAsia="Times New Roman" w:hAnsi="Consolas" w:cs="Times New Roman"/>
+          <w:color w:val="000000"/>
+          <w:kern w:val="0"/>
+          <w:sz w:val="21"/>
+          <w:szCs w:val="21"/>
+          <w14:ligatures w14:val="none"/>
+        </w:rPr>
+        <w:t xml:space="preserve">        </w:t>
+      </w:r>
+      <w:r>
+        <w:rPr>
+          <w:rFonts w:ascii="Consolas" w:eastAsia="Times New Roman" w:hAnsi="Consolas" w:cs="Times New Roman"/>
+          <w:color w:val="AF00DB"/>
+          <w:kern w:val="0"/>
+          <w:sz w:val="21"/>
+          <w:szCs w:val="21"/>
+          <w14:ligatures w14:val="none"/>
+        </w:rPr>
+        <w:t>if</w:t>
+      </w:r>
+      <w:r>
+        <w:rPr>
+          <w:rFonts w:ascii="Consolas" w:eastAsia="Times New Roman" w:hAnsi="Consolas" w:cs="Times New Roman"/>
+          <w:color w:val="000000"/>
+          <w:kern w:val="0"/>
+          <w:sz w:val="21"/>
+          <w:szCs w:val="21"/>
+          <w14:ligatures w14:val="none"/>
+        </w:rPr>
+        <w:t xml:space="preserve"> (</w:t>
+      </w:r>
+      <w:r>
+        <w:rPr>
+          <w:rFonts w:ascii="Consolas" w:eastAsia="Times New Roman" w:hAnsi="Consolas" w:cs="Times New Roman"/>
+          <w:color w:val="001080"/>
+          <w:kern w:val="0"/>
+          <w:sz w:val="21"/>
+          <w:szCs w:val="21"/>
+          <w14:ligatures w14:val="none"/>
+        </w:rPr>
+        <w:t>$request</w:t>
+      </w:r>
+      <w:r>
+        <w:rPr>
+          <w:rFonts w:ascii="Consolas" w:eastAsia="Times New Roman" w:hAnsi="Consolas" w:cs="Times New Roman"/>
+          <w:color w:val="000000"/>
+          <w:kern w:val="0"/>
+          <w:sz w:val="21"/>
+          <w:szCs w:val="21"/>
+          <w14:ligatures w14:val="none"/>
+        </w:rPr>
+        <w:t xml:space="preserve"> === </w:t>
+      </w:r>
+      <w:r>
+        <w:rPr>
+          <w:rFonts w:ascii="Consolas" w:eastAsia="Times New Roman" w:hAnsi="Consolas" w:cs="Times New Roman"/>
+          <w:color w:val="0000FF"/>
+          <w:kern w:val="0"/>
+          <w:sz w:val="21"/>
+          <w:szCs w:val="21"/>
+          <w14:ligatures w14:val="none"/>
+        </w:rPr>
+        <w:t>null</w:t>
+      </w:r>
+      <w:r>
+        <w:rPr>
+          <w:rFonts w:ascii="Consolas" w:eastAsia="Times New Roman" w:hAnsi="Consolas" w:cs="Times New Roman"/>
+          <w:color w:val="000000"/>
+          <w:kern w:val="0"/>
+          <w:sz w:val="21"/>
+          <w:szCs w:val="21"/>
+          <w14:ligatures w14:val="none"/>
+        </w:rPr>
+        <w:t>) {</w:t>
+      </w:r>
+    </w:p>
+    <w:p>
+      <w:pPr>
+        <w:shd w:val="clear" w:color="auto" w:fill="FFFFFF"/>
+        <w:spacing w:after="0" w:line="285" w:lineRule="atLeast"/>
+        <w:rPr>
+          <w:rFonts w:ascii="Consolas" w:eastAsia="Times New Roman" w:hAnsi="Consolas" w:cs="Times New Roman"/>
+          <w:color w:val="3B3B3B"/>
+          <w:kern w:val="0"/>
+          <w:sz w:val="21"/>
+          <w:szCs w:val="21"/>
+          <w14:ligatures w14:val="none"/>
+        </w:rPr>
+      </w:pPr>
+      <w:r>
+        <w:rPr>
+          <w:rFonts w:ascii="Consolas" w:eastAsia="Times New Roman" w:hAnsi="Consolas" w:cs="Times New Roman"/>
+          <w:color w:val="000000"/>
+          <w:kern w:val="0"/>
+          <w:sz w:val="21"/>
+          <w:szCs w:val="21"/>
+          <w14:ligatures w14:val="none"/>
+        </w:rPr>
+        <w:t xml:space="preserve">            </w:t>
+      </w:r>
+      <w:r>
+        <w:rPr>
+          <w:rFonts w:ascii="Consolas" w:eastAsia="Times New Roman" w:hAnsi="Consolas" w:cs="Times New Roman"/>
+          <w:color w:val="AF00DB"/>
+          <w:kern w:val="0"/>
+          <w:sz w:val="21"/>
+          <w:szCs w:val="21"/>
+          <w14:ligatures w14:val="none"/>
+        </w:rPr>
+        <w:t>break</w:t>
+      </w:r>
+      <w:r>
+        <w:rPr>
+          <w:rFonts w:ascii="Consolas" w:eastAsia="Times New Roman" w:hAnsi="Consolas" w:cs="Times New Roman"/>
+          <w:color w:val="000000"/>
+          <w:kern w:val="0"/>
+          <w:sz w:val="21"/>
+          <w:szCs w:val="21"/>
+          <w14:ligatures w14:val="none"/>
+        </w:rPr>
+        <w:t>;</w:t>
+      </w:r>
+    </w:p>
+    <w:p>
+      <w:pPr>
+        <w:shd w:val="clear" w:color="auto" w:fill="FFFFFF"/>
+        <w:spacing w:after="0" w:line="285" w:lineRule="atLeast"/>
+        <w:rPr>
+          <w:rFonts w:ascii="Consolas" w:eastAsia="Times New Roman" w:hAnsi="Consolas" w:cs="Times New Roman"/>
+          <w:color w:val="3B3B3B"/>
+          <w:kern w:val="0"/>
+          <w:sz w:val="21"/>
+          <w:szCs w:val="21"/>
+          <w14:ligatures w14:val="none"/>
+        </w:rPr>
+      </w:pPr>
+      <w:r>
+        <w:rPr>
+          <w:rFonts w:ascii="Consolas" w:eastAsia="Times New Roman" w:hAnsi="Consolas" w:cs="Times New Roman"/>
+          <w:color w:val="000000"/>
+          <w:kern w:val="0"/>
+          <w:sz w:val="21"/>
+          <w:szCs w:val="21"/>
+          <w14:ligatures w14:val="none"/>
+        </w:rPr>
+        <w:t>        }</w:t>
+      </w:r>
+    </w:p>
+    <w:p>
+      <w:pPr>
+        <w:shd w:val="clear" w:color="auto" w:fill="FFFFFF"/>
+        <w:spacing w:after="0" w:line="285" w:lineRule="atLeast"/>
+        <w:rPr>
+          <w:rFonts w:ascii="Consolas" w:eastAsia="Times New Roman" w:hAnsi="Consolas" w:cs="Times New Roman"/>
+          <w:color w:val="3B3B3B"/>
+          <w:kern w:val="0"/>
+          <w:sz w:val="21"/>
+          <w:szCs w:val="21"/>
+          <w14:ligatures w14:val="none"/>
+        </w:rPr>
+      </w:pPr>
+      <w:r>
+        <w:rPr>
+          <w:rFonts w:ascii="Consolas" w:eastAsia="Times New Roman" w:hAnsi="Consolas" w:cs="Times New Roman"/>
+          <w:color w:val="000000"/>
+          <w:kern w:val="0"/>
+          <w:sz w:val="21"/>
+          <w:szCs w:val="21"/>
+          <w14:ligatures w14:val="none"/>
+        </w:rPr>
+        <w:t xml:space="preserve">    } </w:t>
+      </w:r>
+      <w:r>
+        <w:rPr>
+          <w:rFonts w:ascii="Consolas" w:eastAsia="Times New Roman" w:hAnsi="Consolas" w:cs="Times New Roman"/>
+          <w:color w:val="AF00DB"/>
+          <w:kern w:val="0"/>
+          <w:sz w:val="21"/>
+          <w:szCs w:val="21"/>
+          <w14:ligatures w14:val="none"/>
+        </w:rPr>
+        <w:t>catch</w:t>
+      </w:r>
+      <w:r>
+        <w:rPr>
+          <w:rFonts w:ascii="Consolas" w:eastAsia="Times New Roman" w:hAnsi="Consolas" w:cs="Times New Roman"/>
+          <w:color w:val="000000"/>
+          <w:kern w:val="0"/>
+          <w:sz w:val="21"/>
+          <w:szCs w:val="21"/>
+          <w14:ligatures w14:val="none"/>
+        </w:rPr>
+        <w:t xml:space="preserve"> (\</w:t>
+      </w:r>
+      <w:r>
+        <w:rPr>
+          <w:rFonts w:ascii="Consolas" w:eastAsia="Times New Roman" w:hAnsi="Consolas" w:cs="Times New Roman"/>
+          <w:color w:val="267F99"/>
+          <w:kern w:val="0"/>
+          <w:sz w:val="21"/>
+          <w:szCs w:val="21"/>
+          <w14:ligatures w14:val="none"/>
+        </w:rPr>
+        <w:t>Throwable</w:t>
+      </w:r>
+      <w:r>
+        <w:rPr>
+          <w:rFonts w:ascii="Consolas" w:eastAsia="Times New Roman" w:hAnsi="Consolas" w:cs="Times New Roman"/>
+          <w:color w:val="000000"/>
+          <w:kern w:val="0"/>
+          <w:sz w:val="21"/>
+          <w:szCs w:val="21"/>
+          <w14:ligatures w14:val="none"/>
+        </w:rPr>
+        <w:t xml:space="preserve"> </w:t>
+      </w:r>
+      <w:r>
+        <w:rPr>
+          <w:rFonts w:ascii="Consolas" w:eastAsia="Times New Roman" w:hAnsi="Consolas" w:cs="Times New Roman"/>
+          <w:color w:val="001080"/>
+          <w:kern w:val="0"/>
+          <w:sz w:val="21"/>
+          <w:szCs w:val="21"/>
+          <w14:ligatures w14:val="none"/>
+        </w:rPr>
+        <w:t>$e</w:t>
+      </w:r>
+      <w:r>
+        <w:rPr>
+          <w:rFonts w:ascii="Consolas" w:eastAsia="Times New Roman" w:hAnsi="Consolas" w:cs="Times New Roman"/>
+          <w:color w:val="000000"/>
+          <w:kern w:val="0"/>
+          <w:sz w:val="21"/>
+          <w:szCs w:val="21"/>
+          <w14:ligatures w14:val="none"/>
+        </w:rPr>
+        <w:t>) {</w:t>
+      </w:r>
+    </w:p>
+    <w:p>
+      <w:pPr>
+        <w:shd w:val="clear" w:color="auto" w:fill="FFFFFF"/>
+        <w:spacing w:after="0" w:line="285" w:lineRule="atLeast"/>
+        <w:rPr>
+          <w:rFonts w:ascii="Consolas" w:eastAsia="Times New Roman" w:hAnsi="Consolas" w:cs="Times New Roman"/>
+          <w:color w:val="3B3B3B"/>
+          <w:kern w:val="0"/>
+          <w:sz w:val="21"/>
+          <w:szCs w:val="21"/>
+          <w14:ligatures w14:val="none"/>
+        </w:rPr>
+      </w:pPr>
+      <w:r>
+        <w:rPr>
+          <w:rFonts w:ascii="Consolas" w:eastAsia="Times New Roman" w:hAnsi="Consolas" w:cs="Times New Roman"/>
+          <w:color w:val="000000"/>
+          <w:kern w:val="0"/>
+          <w:sz w:val="21"/>
+          <w:szCs w:val="21"/>
+          <w14:ligatures w14:val="none"/>
+        </w:rPr>
+        <w:t xml:space="preserve">        </w:t>
+      </w:r>
+      <w:r>
+        <w:rPr>
+          <w:rFonts w:ascii="Consolas" w:eastAsia="Times New Roman" w:hAnsi="Consolas" w:cs="Times New Roman"/>
+          <w:color w:val="001080"/>
+          <w:kern w:val="0"/>
+          <w:sz w:val="21"/>
+          <w:szCs w:val="21"/>
+          <w14:ligatures w14:val="none"/>
+        </w:rPr>
+        <w:t>$psr7</w:t>
+      </w:r>
+      <w:r>
+        <w:rPr>
+          <w:rFonts w:ascii="Consolas" w:eastAsia="Times New Roman" w:hAnsi="Consolas" w:cs="Times New Roman"/>
+          <w:color w:val="000000"/>
+          <w:kern w:val="0"/>
+          <w:sz w:val="21"/>
+          <w:szCs w:val="21"/>
+          <w14:ligatures w14:val="none"/>
+        </w:rPr>
+        <w:t>-&gt;</w:t>
+      </w:r>
+      <w:proofErr w:type="gramStart"/>
+      <w:r>
+        <w:rPr>
+          <w:rFonts w:ascii="Consolas" w:eastAsia="Times New Roman" w:hAnsi="Consolas" w:cs="Times New Roman"/>
+          <w:color w:val="795E26"/>
+          <w:kern w:val="0"/>
+          <w:sz w:val="21"/>
+          <w:szCs w:val="21"/>
+          <w14:ligatures w14:val="none"/>
+        </w:rPr>
+        <w:t>respond</w:t>
+      </w:r>
+      <w:r>
+        <w:rPr>
+          <w:rFonts w:ascii="Consolas" w:eastAsia="Times New Roman" w:hAnsi="Consolas" w:cs="Times New Roman"/>
+          <w:color w:val="000000"/>
+          <w:kern w:val="0"/>
+          <w:sz w:val="21"/>
+          <w:szCs w:val="21"/>
+          <w14:ligatures w14:val="none"/>
+        </w:rPr>
+        <w:t>(</w:t>
+      </w:r>
+      <w:proofErr w:type="gramEnd"/>
+      <w:r>
+        <w:rPr>
+          <w:rFonts w:ascii="Consolas" w:eastAsia="Times New Roman" w:hAnsi="Consolas" w:cs="Times New Roman"/>
+          <w:color w:val="0000FF"/>
+          <w:kern w:val="0"/>
+          <w:sz w:val="21"/>
+          <w:szCs w:val="21"/>
+          <w14:ligatures w14:val="none"/>
+        </w:rPr>
+        <w:t>new</w:t>
+      </w:r>
+      <w:r>
+        <w:rPr>
+          <w:rFonts w:ascii="Consolas" w:eastAsia="Times New Roman" w:hAnsi="Consolas" w:cs="Times New Roman"/>
+          <w:color w:val="000000"/>
+          <w:kern w:val="0"/>
+          <w:sz w:val="21"/>
+          <w:szCs w:val="21"/>
+          <w14:ligatures w14:val="none"/>
+        </w:rPr>
+        <w:t xml:space="preserve"> </w:t>
+      </w:r>
+      <w:proofErr w:type="gramStart"/>
+      <w:r>
+        <w:rPr>
+          <w:rFonts w:ascii="Consolas" w:eastAsia="Times New Roman" w:hAnsi="Consolas" w:cs="Times New Roman"/>
+          <w:color w:val="267F99"/>
+          <w:kern w:val="0"/>
+          <w:sz w:val="21"/>
+          <w:szCs w:val="21"/>
+          <w14:ligatures w14:val="none"/>
+        </w:rPr>
+        <w:t>Response</w:t>
+      </w:r>
+      <w:r>
+        <w:rPr>
+          <w:rFonts w:ascii="Consolas" w:eastAsia="Times New Roman" w:hAnsi="Consolas" w:cs="Times New Roman"/>
+          <w:color w:val="000000"/>
+          <w:kern w:val="0"/>
+          <w:sz w:val="21"/>
+          <w:szCs w:val="21"/>
+          <w14:ligatures w14:val="none"/>
+        </w:rPr>
+        <w:t>(</w:t>
+      </w:r>
+      <w:proofErr w:type="gramEnd"/>
+      <w:r>
+        <w:rPr>
+          <w:rFonts w:ascii="Consolas" w:eastAsia="Times New Roman" w:hAnsi="Consolas" w:cs="Times New Roman"/>
+          <w:color w:val="098658"/>
+          <w:kern w:val="0"/>
+          <w:sz w:val="21"/>
+          <w:szCs w:val="21"/>
+          <w14:ligatures w14:val="none"/>
+        </w:rPr>
+        <w:t>400</w:t>
+      </w:r>
+      <w:r>
+        <w:rPr>
+          <w:rFonts w:ascii="Consolas" w:eastAsia="Times New Roman" w:hAnsi="Consolas" w:cs="Times New Roman"/>
+          <w:color w:val="000000"/>
+          <w:kern w:val="0"/>
+          <w:sz w:val="21"/>
+          <w:szCs w:val="21"/>
+          <w14:ligatures w14:val="none"/>
+        </w:rPr>
+        <w:t>));</w:t>
+      </w:r>
+    </w:p>
+    <w:p>
+      <w:pPr>
+        <w:shd w:val="clear" w:color="auto" w:fill="FFFFFF"/>
+        <w:spacing w:after="0" w:line="285" w:lineRule="atLeast"/>
+        <w:rPr>
+          <w:rFonts w:ascii="Consolas" w:eastAsia="Times New Roman" w:hAnsi="Consolas" w:cs="Times New Roman"/>
+          <w:color w:val="3B3B3B"/>
+          <w:kern w:val="0"/>
+          <w:sz w:val="21"/>
+          <w:szCs w:val="21"/>
+          <w14:ligatures w14:val="none"/>
+        </w:rPr>
+      </w:pPr>
+      <w:r>
+        <w:rPr>
+          <w:rFonts w:ascii="Consolas" w:eastAsia="Times New Roman" w:hAnsi="Consolas" w:cs="Times New Roman"/>
+          <w:color w:val="000000"/>
+          <w:kern w:val="0"/>
+          <w:sz w:val="21"/>
+          <w:szCs w:val="21"/>
+          <w14:ligatures w14:val="none"/>
+        </w:rPr>
+        <w:t xml:space="preserve">        </w:t>
+      </w:r>
+      <w:r>
+        <w:rPr>
+          <w:rFonts w:ascii="Consolas" w:eastAsia="Times New Roman" w:hAnsi="Consolas" w:cs="Times New Roman"/>
+          <w:color w:val="AF00DB"/>
+          <w:kern w:val="0"/>
+          <w:sz w:val="21"/>
+          <w:szCs w:val="21"/>
+          <w14:ligatures w14:val="none"/>
+        </w:rPr>
+        <w:t>continue</w:t>
+      </w:r>
+      <w:r>
+        <w:rPr>
+          <w:rFonts w:ascii="Consolas" w:eastAsia="Times New Roman" w:hAnsi="Consolas" w:cs="Times New Roman"/>
+          <w:color w:val="000000"/>
+          <w:kern w:val="0"/>
+          <w:sz w:val="21"/>
+          <w:szCs w:val="21"/>
+          <w14:ligatures w14:val="none"/>
+        </w:rPr>
+        <w:t>;</w:t>
+      </w:r>
+    </w:p>
+    <w:p>
+      <w:pPr>
+        <w:shd w:val="clear" w:color="auto" w:fill="FFFFFF"/>
+        <w:spacing w:after="0" w:line="285" w:lineRule="atLeast"/>
+        <w:rPr>
+          <w:rFonts w:ascii="Consolas" w:eastAsia="Times New Roman" w:hAnsi="Consolas" w:cs="Times New Roman"/>
+          <w:color w:val="3B3B3B"/>
+          <w:kern w:val="0"/>
+          <w:sz w:val="21"/>
+          <w:szCs w:val="21"/>
+          <w14:ligatures w14:val="none"/>
+        </w:rPr>
+      </w:pPr>
+      <w:r>
+        <w:rPr>
+          <w:rFonts w:ascii="Consolas" w:eastAsia="Times New Roman" w:hAnsi="Consolas" w:cs="Times New Roman"/>
+          <w:color w:val="000000"/>
+          <w:kern w:val="0"/>
+          <w:sz w:val="21"/>
+          <w:szCs w:val="21"/>
+          <w14:ligatures w14:val="none"/>
+        </w:rPr>
+        <w:t>    }</w:t>
+      </w:r>
+    </w:p>
+    <w:p>
+      <w:pPr>
+        <w:shd w:val="clear" w:color="auto" w:fill="FFFFFF"/>
+        <w:spacing w:after="0" w:line="285" w:lineRule="atLeast"/>
+        <w:rPr>
+          <w:rFonts w:ascii="Consolas" w:eastAsia="Times New Roman" w:hAnsi="Consolas" w:cs="Times New Roman"/>
+          <w:color w:val="3B3B3B"/>
+          <w:kern w:val="0"/>
+          <w:sz w:val="21"/>
+          <w:szCs w:val="21"/>
+          <w14:ligatures w14:val="none"/>
+        </w:rPr>
+      </w:pPr>
+    </w:p>
+    <w:p>
+      <w:pPr>
+        <w:shd w:val="clear" w:color="auto" w:fill="FFFFFF"/>
+        <w:spacing w:after="0" w:line="285" w:lineRule="atLeast"/>
+        <w:rPr>
+          <w:rFonts w:ascii="Consolas" w:eastAsia="Times New Roman" w:hAnsi="Consolas" w:cs="Times New Roman"/>
+          <w:color w:val="3B3B3B"/>
+          <w:kern w:val="0"/>
+          <w:sz w:val="21"/>
+          <w:szCs w:val="21"/>
+          <w14:ligatures w14:val="none"/>
+        </w:rPr>
+      </w:pPr>
+      <w:r>
+        <w:rPr>
+          <w:rFonts w:ascii="Consolas" w:eastAsia="Times New Roman" w:hAnsi="Consolas" w:cs="Times New Roman"/>
+          <w:color w:val="000000"/>
+          <w:kern w:val="0"/>
+          <w:sz w:val="21"/>
+          <w:szCs w:val="21"/>
+          <w14:ligatures w14:val="none"/>
+        </w:rPr>
+        <w:t xml:space="preserve">    </w:t>
+      </w:r>
+      <w:r>
+        <w:rPr>
+          <w:rFonts w:ascii="Consolas" w:eastAsia="Times New Roman" w:hAnsi="Consolas" w:cs="Times New Roman"/>
+          <w:color w:val="AF00DB"/>
+          <w:kern w:val="0"/>
+          <w:sz w:val="21"/>
+          <w:szCs w:val="21"/>
+          <w14:ligatures w14:val="none"/>
+        </w:rPr>
+        <w:t>try</w:t>
+      </w:r>
+      <w:r>
+        <w:rPr>
+          <w:rFonts w:ascii="Consolas" w:eastAsia="Times New Roman" w:hAnsi="Consolas" w:cs="Times New Roman"/>
+          <w:color w:val="000000"/>
+          <w:kern w:val="0"/>
+          <w:sz w:val="21"/>
+          <w:szCs w:val="21"/>
+          <w14:ligatures w14:val="none"/>
+        </w:rPr>
+        <w:t xml:space="preserve"> {</w:t>
+      </w:r>
+    </w:p>
+    <w:p>
+      <w:pPr>
+        <w:shd w:val="clear" w:color="auto" w:fill="FFFFFF"/>
+        <w:spacing w:after="0" w:line="285" w:lineRule="atLeast"/>
+        <w:rPr>
+          <w:rFonts w:ascii="Consolas" w:eastAsia="Times New Roman" w:hAnsi="Consolas" w:cs="Times New Roman"/>
+          <w:color w:val="3B3B3B"/>
+          <w:kern w:val="0"/>
+          <w:sz w:val="21"/>
+          <w:szCs w:val="21"/>
+          <w14:ligatures w14:val="none"/>
+        </w:rPr>
+      </w:pPr>
+      <w:r>
+        <w:rPr>
+          <w:rFonts w:ascii="Consolas" w:eastAsia="Times New Roman" w:hAnsi="Consolas" w:cs="Times New Roman"/>
+          <w:color w:val="000000"/>
+          <w:kern w:val="0"/>
+          <w:sz w:val="21"/>
+          <w:szCs w:val="21"/>
+          <w14:ligatures w14:val="none"/>
+        </w:rPr>
+        <w:t xml:space="preserve">        </w:t>
+      </w:r>
+    </w:p>
+    <w:p>
+      <w:pPr>
+        <w:shd w:val="clear" w:color="auto" w:fill="FFFFFF"/>
+        <w:spacing w:after="0" w:line="285" w:lineRule="atLeast"/>
+        <w:rPr>
+          <w:rFonts w:ascii="Consolas" w:eastAsia="Times New Roman" w:hAnsi="Consolas" w:cs="Times New Roman"/>
+          <w:color w:val="3B3B3B"/>
+          <w:kern w:val="0"/>
+          <w:sz w:val="21"/>
+          <w:szCs w:val="21"/>
+          <w14:ligatures w14:val="none"/>
+        </w:rPr>
+      </w:pPr>
+      <w:r>
+        <w:rPr>
+          <w:rFonts w:ascii="Consolas" w:eastAsia="Times New Roman" w:hAnsi="Consolas" w:cs="Times New Roman"/>
+          <w:color w:val="000000"/>
+          <w:kern w:val="0"/>
+          <w:sz w:val="21"/>
+          <w:szCs w:val="21"/>
+          <w14:ligatures w14:val="none"/>
+        </w:rPr>
+        <w:t xml:space="preserve">        </w:t>
+      </w:r>
+      <w:r>
+        <w:rPr>
+          <w:rFonts w:ascii="Consolas" w:eastAsia="Times New Roman" w:hAnsi="Consolas" w:cs="Times New Roman"/>
+          <w:color w:val="001080"/>
+          <w:kern w:val="0"/>
+          <w:sz w:val="21"/>
+          <w:szCs w:val="21"/>
+          <w14:ligatures w14:val="none"/>
+        </w:rPr>
+        <w:t>$psr7</w:t>
+      </w:r>
+      <w:r>
+        <w:rPr>
+          <w:rFonts w:ascii="Consolas" w:eastAsia="Times New Roman" w:hAnsi="Consolas" w:cs="Times New Roman"/>
+          <w:color w:val="000000"/>
+          <w:kern w:val="0"/>
+          <w:sz w:val="21"/>
+          <w:szCs w:val="21"/>
+          <w14:ligatures w14:val="none"/>
+        </w:rPr>
+        <w:t>-&gt;</w:t>
+      </w:r>
+      <w:proofErr w:type="gramStart"/>
+      <w:r>
+        <w:rPr>
+          <w:rFonts w:ascii="Consolas" w:eastAsia="Times New Roman" w:hAnsi="Consolas" w:cs="Times New Roman"/>
+          <w:color w:val="795E26"/>
+          <w:kern w:val="0"/>
+          <w:sz w:val="21"/>
+          <w:szCs w:val="21"/>
+          <w14:ligatures w14:val="none"/>
+        </w:rPr>
+        <w:t>respond</w:t>
+      </w:r>
+      <w:r>
+        <w:rPr>
+          <w:rFonts w:ascii="Consolas" w:eastAsia="Times New Roman" w:hAnsi="Consolas" w:cs="Times New Roman"/>
+          <w:color w:val="000000"/>
+          <w:kern w:val="0"/>
+          <w:sz w:val="21"/>
+          <w:szCs w:val="21"/>
+          <w14:ligatures w14:val="none"/>
+        </w:rPr>
+        <w:t>(</w:t>
+      </w:r>
+      <w:proofErr w:type="gramEnd"/>
+      <w:r>
+        <w:rPr>
+          <w:rFonts w:ascii="Consolas" w:eastAsia="Times New Roman" w:hAnsi="Consolas" w:cs="Times New Roman"/>
+          <w:color w:val="0000FF"/>
+          <w:kern w:val="0"/>
+          <w:sz w:val="21"/>
+          <w:szCs w:val="21"/>
+          <w14:ligatures w14:val="none"/>
+        </w:rPr>
+        <w:t>new</w:t>
+      </w:r>
+      <w:r>
+        <w:rPr>
+          <w:rFonts w:ascii="Consolas" w:eastAsia="Times New Roman" w:hAnsi="Consolas" w:cs="Times New Roman"/>
+          <w:color w:val="000000"/>
+          <w:kern w:val="0"/>
+          <w:sz w:val="21"/>
+          <w:szCs w:val="21"/>
+          <w14:ligatures w14:val="none"/>
+        </w:rPr>
+        <w:t xml:space="preserve"> </w:t>
+      </w:r>
+      <w:proofErr w:type="gramStart"/>
+      <w:r>
+        <w:rPr>
+          <w:rFonts w:ascii="Consolas" w:eastAsia="Times New Roman" w:hAnsi="Consolas" w:cs="Times New Roman"/>
+          <w:color w:val="267F99"/>
+          <w:kern w:val="0"/>
+          <w:sz w:val="21"/>
+          <w:szCs w:val="21"/>
+          <w14:ligatures w14:val="none"/>
+        </w:rPr>
+        <w:t>Response</w:t>
+      </w:r>
+      <w:r>
+        <w:rPr>
+          <w:rFonts w:ascii="Consolas" w:eastAsia="Times New Roman" w:hAnsi="Consolas" w:cs="Times New Roman"/>
+          <w:color w:val="000000"/>
+          <w:kern w:val="0"/>
+          <w:sz w:val="21"/>
+          <w:szCs w:val="21"/>
+          <w14:ligatures w14:val="none"/>
+        </w:rPr>
+        <w:t>(</w:t>
+      </w:r>
+      <w:proofErr w:type="gramEnd"/>
+      <w:r>
+        <w:rPr>
+          <w:rFonts w:ascii="Consolas" w:eastAsia="Times New Roman" w:hAnsi="Consolas" w:cs="Times New Roman"/>
+          <w:color w:val="098658"/>
+          <w:kern w:val="0"/>
+          <w:sz w:val="21"/>
+          <w:szCs w:val="21"/>
+          <w14:ligatures w14:val="none"/>
+        </w:rPr>
+        <w:t>200</w:t>
+      </w:r>
+      <w:r>
+        <w:rPr>
+          <w:rFonts w:ascii="Consolas" w:eastAsia="Times New Roman" w:hAnsi="Consolas" w:cs="Times New Roman"/>
+          <w:color w:val="000000"/>
+          <w:kern w:val="0"/>
+          <w:sz w:val="21"/>
+          <w:szCs w:val="21"/>
+          <w14:ligatures w14:val="none"/>
+        </w:rPr>
+        <w:t xml:space="preserve">, [], </w:t>
+      </w:r>
+      <w:r>
+        <w:rPr>
+          <w:rFonts w:ascii="Consolas" w:eastAsia="Times New Roman" w:hAnsi="Consolas" w:cs="Times New Roman"/>
+          <w:color w:val="A31515"/>
+          <w:kern w:val="0"/>
+          <w:sz w:val="21"/>
+          <w:szCs w:val="21"/>
+          <w14:ligatures w14:val="none"/>
+        </w:rPr>
+        <w:t xml:space="preserve">"Hello RoadRunner, Hello </w:t>
+      </w:r>
+      <w:r>
+        <w:rPr>
+          <w:rFonts w:ascii="Consolas" w:eastAsia="Times New Roman" w:hAnsi="Consolas" w:cs="Times New Roman"/>
+          <w:color w:val="001080"/>
+          <w:kern w:val="0"/>
+          <w:sz w:val="21"/>
+          <w:szCs w:val="21"/>
+          <w14:ligatures w14:val="none"/>
+        </w:rPr>
+        <w:t>$id</w:t>
+      </w:r>
+      <w:r>
+        <w:rPr>
+          <w:rFonts w:ascii="Consolas" w:eastAsia="Times New Roman" w:hAnsi="Consolas" w:cs="Times New Roman"/>
+          <w:color w:val="A31515"/>
+          <w:kern w:val="0"/>
+          <w:sz w:val="21"/>
+          <w:szCs w:val="21"/>
+          <w14:ligatures w14:val="none"/>
+        </w:rPr>
+        <w:t>"</w:t>
+      </w:r>
+      <w:r>
+        <w:rPr>
+          <w:rFonts w:ascii="Consolas" w:eastAsia="Times New Roman" w:hAnsi="Consolas" w:cs="Times New Roman"/>
+          <w:color w:val="000000"/>
+          <w:kern w:val="0"/>
+          <w:sz w:val="21"/>
+          <w:szCs w:val="21"/>
+          <w14:ligatures w14:val="none"/>
+        </w:rPr>
+        <w:t>));</w:t>
+      </w:r>
+    </w:p>
+    <w:p>
+      <w:pPr>
+        <w:shd w:val="clear" w:color="auto" w:fill="FFFFFF"/>
+        <w:spacing w:after="0" w:line="285" w:lineRule="atLeast"/>
+        <w:rPr>
+          <w:rFonts w:ascii="Consolas" w:eastAsia="Times New Roman" w:hAnsi="Consolas" w:cs="Times New Roman"/>
+          <w:color w:val="3B3B3B"/>
+          <w:kern w:val="0"/>
+          <w:sz w:val="21"/>
+          <w:szCs w:val="21"/>
+          <w14:ligatures w14:val="none"/>
+        </w:rPr>
+      </w:pPr>
+      <w:r>
+        <w:rPr>
+          <w:rFonts w:ascii="Consolas" w:eastAsia="Times New Roman" w:hAnsi="Consolas" w:cs="Times New Roman"/>
+          <w:color w:val="000000"/>
+          <w:kern w:val="0"/>
+          <w:sz w:val="21"/>
+          <w:szCs w:val="21"/>
+          <w14:ligatures w14:val="none"/>
+        </w:rPr>
+        <w:t xml:space="preserve">        </w:t>
+      </w:r>
+      <w:r>
+        <w:rPr>
+          <w:rFonts w:ascii="Consolas" w:eastAsia="Times New Roman" w:hAnsi="Consolas" w:cs="Times New Roman"/>
+          <w:color w:val="795E26"/>
+          <w:kern w:val="0"/>
+          <w:sz w:val="21"/>
+          <w:szCs w:val="21"/>
+          <w14:ligatures w14:val="none"/>
+        </w:rPr>
+        <w:t>echo</w:t>
+      </w:r>
+      <w:r>
+        <w:rPr>
+          <w:rFonts w:ascii="Consolas" w:eastAsia="Times New Roman" w:hAnsi="Consolas" w:cs="Times New Roman"/>
+          <w:color w:val="000000"/>
+          <w:kern w:val="0"/>
+          <w:sz w:val="21"/>
+          <w:szCs w:val="21"/>
+          <w14:ligatures w14:val="none"/>
+        </w:rPr>
+        <w:t xml:space="preserve"> </w:t>
+      </w:r>
+      <w:r>
+        <w:rPr>
+          <w:rFonts w:ascii="Consolas" w:eastAsia="Times New Roman" w:hAnsi="Consolas" w:cs="Times New Roman"/>
+          <w:color w:val="A31515"/>
+          <w:kern w:val="0"/>
+          <w:sz w:val="21"/>
+          <w:szCs w:val="21"/>
+          <w14:ligatures w14:val="none"/>
+        </w:rPr>
+        <w:t xml:space="preserve">"RESPONSE SENT from </w:t>
+      </w:r>
+      <w:r>
+        <w:rPr>
+          <w:rFonts w:ascii="Consolas" w:eastAsia="Times New Roman" w:hAnsi="Consolas" w:cs="Times New Roman"/>
+          <w:color w:val="001080"/>
+          <w:kern w:val="0"/>
+          <w:sz w:val="21"/>
+          <w:szCs w:val="21"/>
+          <w14:ligatures w14:val="none"/>
+        </w:rPr>
+        <w:t>$id</w:t>
+      </w:r>
+      <w:r>
+        <w:rPr>
+          <w:rFonts w:ascii="Consolas" w:eastAsia="Times New Roman" w:hAnsi="Consolas" w:cs="Times New Roman"/>
+          <w:color w:val="A31515"/>
+          <w:kern w:val="0"/>
+          <w:sz w:val="21"/>
+          <w:szCs w:val="21"/>
+          <w14:ligatures w14:val="none"/>
+        </w:rPr>
+        <w:t>"</w:t>
+      </w:r>
+      <w:r>
+        <w:rPr>
+          <w:rFonts w:ascii="Consolas" w:eastAsia="Times New Roman" w:hAnsi="Consolas" w:cs="Times New Roman"/>
+          <w:color w:val="000000"/>
+          <w:kern w:val="0"/>
+          <w:sz w:val="21"/>
+          <w:szCs w:val="21"/>
+          <w14:ligatures w14:val="none"/>
+        </w:rPr>
+        <w:t>;</w:t>
+      </w:r>
+    </w:p>
+    <w:p>
+      <w:pPr>
+        <w:shd w:val="clear" w:color="auto" w:fill="FFFFFF"/>
+        <w:spacing w:after="0" w:line="285" w:lineRule="atLeast"/>
+        <w:rPr>
+          <w:rFonts w:ascii="Consolas" w:eastAsia="Times New Roman" w:hAnsi="Consolas" w:cs="Times New Roman"/>
+          <w:color w:val="3B3B3B"/>
+          <w:kern w:val="0"/>
+          <w:sz w:val="21"/>
+          <w:szCs w:val="21"/>
+          <w14:ligatures w14:val="none"/>
+        </w:rPr>
+      </w:pPr>
+      <w:r>
+        <w:rPr>
+          <w:rFonts w:ascii="Consolas" w:eastAsia="Times New Roman" w:hAnsi="Consolas" w:cs="Times New Roman"/>
+          <w:color w:val="000000"/>
+          <w:kern w:val="0"/>
+          <w:sz w:val="21"/>
+          <w:szCs w:val="21"/>
+          <w14:ligatures w14:val="none"/>
+        </w:rPr>
+        <w:t xml:space="preserve">    } </w:t>
+      </w:r>
+      <w:r>
+        <w:rPr>
+          <w:rFonts w:ascii="Consolas" w:eastAsia="Times New Roman" w:hAnsi="Consolas" w:cs="Times New Roman"/>
+          <w:color w:val="AF00DB"/>
+          <w:kern w:val="0"/>
+          <w:sz w:val="21"/>
+          <w:szCs w:val="21"/>
+          <w14:ligatures w14:val="none"/>
+        </w:rPr>
+        <w:t>catch</w:t>
+      </w:r>
+      <w:r>
+        <w:rPr>
+          <w:rFonts w:ascii="Consolas" w:eastAsia="Times New Roman" w:hAnsi="Consolas" w:cs="Times New Roman"/>
+          <w:color w:val="000000"/>
+          <w:kern w:val="0"/>
+          <w:sz w:val="21"/>
+          <w:szCs w:val="21"/>
+          <w14:ligatures w14:val="none"/>
+        </w:rPr>
+        <w:t xml:space="preserve"> (\</w:t>
+      </w:r>
+      <w:r>
+        <w:rPr>
+          <w:rFonts w:ascii="Consolas" w:eastAsia="Times New Roman" w:hAnsi="Consolas" w:cs="Times New Roman"/>
+          <w:color w:val="267F99"/>
+          <w:kern w:val="0"/>
+          <w:sz w:val="21"/>
+          <w:szCs w:val="21"/>
+          <w14:ligatures w14:val="none"/>
+        </w:rPr>
+        <w:t>Throwable</w:t>
+      </w:r>
+      <w:r>
+        <w:rPr>
+          <w:rFonts w:ascii="Consolas" w:eastAsia="Times New Roman" w:hAnsi="Consolas" w:cs="Times New Roman"/>
+          <w:color w:val="000000"/>
+          <w:kern w:val="0"/>
+          <w:sz w:val="21"/>
+          <w:szCs w:val="21"/>
+          <w14:ligatures w14:val="none"/>
+        </w:rPr>
+        <w:t xml:space="preserve"> </w:t>
+      </w:r>
+      <w:r>
+        <w:rPr>
+          <w:rFonts w:ascii="Consolas" w:eastAsia="Times New Roman" w:hAnsi="Consolas" w:cs="Times New Roman"/>
+          <w:color w:val="001080"/>
+          <w:kern w:val="0"/>
+          <w:sz w:val="21"/>
+          <w:szCs w:val="21"/>
+          <w14:ligatures w14:val="none"/>
+        </w:rPr>
+        <w:t>$e</w:t>
+      </w:r>
+      <w:r>
+        <w:rPr>
+          <w:rFonts w:ascii="Consolas" w:eastAsia="Times New Roman" w:hAnsi="Consolas" w:cs="Times New Roman"/>
+          <w:color w:val="000000"/>
+          <w:kern w:val="0"/>
+          <w:sz w:val="21"/>
+          <w:szCs w:val="21"/>
+          <w14:ligatures w14:val="none"/>
+        </w:rPr>
+        <w:t>) {</w:t>
+      </w:r>
+    </w:p>
+    <w:p>
+      <w:pPr>
+        <w:shd w:val="clear" w:color="auto" w:fill="FFFFFF"/>
+        <w:spacing w:after="0" w:line="285" w:lineRule="atLeast"/>
+        <w:rPr>
+          <w:rFonts w:ascii="Consolas" w:eastAsia="Times New Roman" w:hAnsi="Consolas" w:cs="Times New Roman"/>
+          <w:color w:val="3B3B3B"/>
+          <w:kern w:val="0"/>
+          <w:sz w:val="21"/>
+          <w:szCs w:val="21"/>
+          <w14:ligatures w14:val="none"/>
+        </w:rPr>
+      </w:pPr>
+      <w:r>
+        <w:rPr>
+          <w:rFonts w:ascii="Consolas" w:eastAsia="Times New Roman" w:hAnsi="Consolas" w:cs="Times New Roman"/>
+          <w:color w:val="000000"/>
+          <w:kern w:val="0"/>
+          <w:sz w:val="21"/>
+          <w:szCs w:val="21"/>
+          <w14:ligatures w14:val="none"/>
+        </w:rPr>
+        <w:t xml:space="preserve">        </w:t>
+      </w:r>
+      <w:r>
+        <w:rPr>
+          <w:rFonts w:ascii="Consolas" w:eastAsia="Times New Roman" w:hAnsi="Consolas" w:cs="Times New Roman"/>
+          <w:color w:val="001080"/>
+          <w:kern w:val="0"/>
+          <w:sz w:val="21"/>
+          <w:szCs w:val="21"/>
+          <w14:ligatures w14:val="none"/>
+        </w:rPr>
+        <w:t>$psr7</w:t>
+      </w:r>
+      <w:r>
+        <w:rPr>
+          <w:rFonts w:ascii="Consolas" w:eastAsia="Times New Roman" w:hAnsi="Consolas" w:cs="Times New Roman"/>
+          <w:color w:val="000000"/>
+          <w:kern w:val="0"/>
+          <w:sz w:val="21"/>
+          <w:szCs w:val="21"/>
+          <w14:ligatures w14:val="none"/>
+        </w:rPr>
+        <w:t>-&gt;</w:t>
+      </w:r>
+      <w:proofErr w:type="gramStart"/>
+      <w:r>
+        <w:rPr>
+          <w:rFonts w:ascii="Consolas" w:eastAsia="Times New Roman" w:hAnsi="Consolas" w:cs="Times New Roman"/>
+          <w:color w:val="795E26"/>
+          <w:kern w:val="0"/>
+          <w:sz w:val="21"/>
+          <w:szCs w:val="21"/>
+          <w14:ligatures w14:val="none"/>
+        </w:rPr>
+        <w:t>respond</w:t>
+      </w:r>
+      <w:r>
+        <w:rPr>
+          <w:rFonts w:ascii="Consolas" w:eastAsia="Times New Roman" w:hAnsi="Consolas" w:cs="Times New Roman"/>
+          <w:color w:val="000000"/>
+          <w:kern w:val="0"/>
+          <w:sz w:val="21"/>
+          <w:szCs w:val="21"/>
+          <w14:ligatures w14:val="none"/>
+        </w:rPr>
+        <w:t>(</w:t>
+      </w:r>
+      <w:proofErr w:type="gramEnd"/>
+      <w:r>
+        <w:rPr>
+          <w:rFonts w:ascii="Consolas" w:eastAsia="Times New Roman" w:hAnsi="Consolas" w:cs="Times New Roman"/>
+          <w:color w:val="0000FF"/>
+          <w:kern w:val="0"/>
+          <w:sz w:val="21"/>
+          <w:szCs w:val="21"/>
+          <w14:ligatures w14:val="none"/>
+        </w:rPr>
+        <w:t>new</w:t>
+      </w:r>
+      <w:r>
+        <w:rPr>
+          <w:rFonts w:ascii="Consolas" w:eastAsia="Times New Roman" w:hAnsi="Consolas" w:cs="Times New Roman"/>
+          <w:color w:val="000000"/>
+          <w:kern w:val="0"/>
+          <w:sz w:val="21"/>
+          <w:szCs w:val="21"/>
+          <w14:ligatures w14:val="none"/>
+        </w:rPr>
+        <w:t xml:space="preserve"> </w:t>
+      </w:r>
+      <w:proofErr w:type="gramStart"/>
+      <w:r>
+        <w:rPr>
+          <w:rFonts w:ascii="Consolas" w:eastAsia="Times New Roman" w:hAnsi="Consolas" w:cs="Times New Roman"/>
+          <w:color w:val="267F99"/>
+          <w:kern w:val="0"/>
+          <w:sz w:val="21"/>
+          <w:szCs w:val="21"/>
+          <w14:ligatures w14:val="none"/>
+        </w:rPr>
+        <w:t>Response</w:t>
+      </w:r>
+      <w:r>
+        <w:rPr>
+          <w:rFonts w:ascii="Consolas" w:eastAsia="Times New Roman" w:hAnsi="Consolas" w:cs="Times New Roman"/>
+          <w:color w:val="000000"/>
+          <w:kern w:val="0"/>
+          <w:sz w:val="21"/>
+          <w:szCs w:val="21"/>
+          <w14:ligatures w14:val="none"/>
+        </w:rPr>
+        <w:t>(</w:t>
+      </w:r>
+      <w:proofErr w:type="gramEnd"/>
+      <w:r>
+        <w:rPr>
+          <w:rFonts w:ascii="Consolas" w:eastAsia="Times New Roman" w:hAnsi="Consolas" w:cs="Times New Roman"/>
+          <w:color w:val="098658"/>
+          <w:kern w:val="0"/>
+          <w:sz w:val="21"/>
+          <w:szCs w:val="21"/>
+          <w14:ligatures w14:val="none"/>
+        </w:rPr>
+        <w:t>500</w:t>
+      </w:r>
+      <w:r>
+        <w:rPr>
+          <w:rFonts w:ascii="Consolas" w:eastAsia="Times New Roman" w:hAnsi="Consolas" w:cs="Times New Roman"/>
+          <w:color w:val="000000"/>
+          <w:kern w:val="0"/>
+          <w:sz w:val="21"/>
+          <w:szCs w:val="21"/>
+          <w14:ligatures w14:val="none"/>
+        </w:rPr>
+        <w:t xml:space="preserve">, [], </w:t>
+      </w:r>
+      <w:r>
+        <w:rPr>
+          <w:rFonts w:ascii="Consolas" w:eastAsia="Times New Roman" w:hAnsi="Consolas" w:cs="Times New Roman"/>
+          <w:color w:val="A31515"/>
+          <w:kern w:val="0"/>
+          <w:sz w:val="21"/>
+          <w:szCs w:val="21"/>
+          <w14:ligatures w14:val="none"/>
+        </w:rPr>
+        <w:t>'Something Went Wrong!'</w:t>
+      </w:r>
+      <w:r>
+        <w:rPr>
+          <w:rFonts w:ascii="Consolas" w:eastAsia="Times New Roman" w:hAnsi="Consolas" w:cs="Times New Roman"/>
+          <w:color w:val="000000"/>
+          <w:kern w:val="0"/>
+          <w:sz w:val="21"/>
+          <w:szCs w:val="21"/>
+          <w14:ligatures w14:val="none"/>
+        </w:rPr>
+        <w:t>));</w:t>
+      </w:r>
+    </w:p>
+    <w:p>
+      <w:pPr>
+        <w:shd w:val="clear" w:color="auto" w:fill="FFFFFF"/>
+        <w:spacing w:after="0" w:line="285" w:lineRule="atLeast"/>
+        <w:rPr>
+          <w:rFonts w:ascii="Consolas" w:eastAsia="Times New Roman" w:hAnsi="Consolas" w:cs="Times New Roman"/>
+          <w:color w:val="3B3B3B"/>
+          <w:kern w:val="0"/>
+          <w:sz w:val="21"/>
+          <w:szCs w:val="21"/>
+          <w14:ligatures w14:val="none"/>
+        </w:rPr>
+      </w:pPr>
+      <w:r>
+        <w:rPr>
+          <w:rFonts w:ascii="Consolas" w:eastAsia="Times New Roman" w:hAnsi="Consolas" w:cs="Times New Roman"/>
+          <w:color w:val="000000"/>
+          <w:kern w:val="0"/>
+          <w:sz w:val="21"/>
+          <w:szCs w:val="21"/>
+          <w14:ligatures w14:val="none"/>
+        </w:rPr>
+        <w:t>    }</w:t>
+      </w:r>
+    </w:p>
+    <w:p>
+      <w:pPr>
+        <w:shd w:val="clear" w:color="auto" w:fill="FFFFFF"/>
+        <w:spacing w:after="0" w:line="285" w:lineRule="atLeast"/>
+        <w:rPr>
+          <w:rFonts w:ascii="Consolas" w:eastAsia="Times New Roman" w:hAnsi="Consolas" w:cs="Times New Roman"/>
+          <w:color w:val="3B3B3B"/>
+          <w:kern w:val="0"/>
+          <w:sz w:val="21"/>
+          <w:szCs w:val="21"/>
+          <w14:ligatures w14:val="none"/>
+        </w:rPr>
+      </w:pPr>
+      <w:r>
+        <w:rPr>
+          <w:rFonts w:ascii="Consolas" w:eastAsia="Times New Roman" w:hAnsi="Consolas" w:cs="Times New Roman"/>
+          <w:color w:val="000000"/>
+          <w:kern w:val="0"/>
+          <w:sz w:val="21"/>
+          <w:szCs w:val="21"/>
+          <w14:ligatures w14:val="none"/>
+        </w:rPr>
+        <w:t>}</w:t>
       </w:r>
     </w:p>
     <w:p>
@@ -7091,7 +10152,7 @@
   <w:style w:type="paragraph" w:default="1" w:styleId="Normal">
     <w:name w:val="Normal"/>
     <w:qFormat/>
-    <w:rsid w:val="007B2DBA"/>
+    <w:rsid w:val="004E2DEA"/>
   </w:style>
   <w:style w:type="paragraph" w:styleId="Heading1">
     <w:name w:val="heading 1"/>
